--- a/documentation/tutorial/tutorial.docx
+++ b/documentation/tutorial/tutorial.docx
@@ -82,7 +82,7 @@
           <w:lang w:eastAsia="fr-FR"/>
         </w:rPr>
         <w:drawing>
-          <wp:anchor distT="0" distB="0" distL="114300" distR="114300" simplePos="0" relativeHeight="251733504" behindDoc="0" locked="1" layoutInCell="1" allowOverlap="1" wp14:anchorId="19E26B7D" wp14:editId="1C56FE8A">
+          <wp:anchor distT="0" distB="0" distL="114300" distR="114300" simplePos="0" relativeHeight="251668480" behindDoc="0" locked="1" layoutInCell="1" allowOverlap="1" wp14:anchorId="19E26B7D" wp14:editId="2808B7FE">
             <wp:simplePos x="0" y="0"/>
             <wp:positionH relativeFrom="column">
               <wp:posOffset>-447675</wp:posOffset>
@@ -535,85 +535,85 @@
       <w:pPr>
         <w:pStyle w:val="TM1"/>
         <w:rPr>
-          <w:noProof/>
-        </w:rPr>
-      </w:pPr>
-      <w:r>
-        <w:fldChar w:fldCharType="begin"/>
-      </w:r>
-      <w:r>
-        <w:instrText xml:space="preserve"> TOC \o "1-4" </w:instrText>
-      </w:r>
-      <w:r>
-        <w:fldChar w:fldCharType="separate"/>
-      </w:r>
-      <w:r>
-        <w:rPr>
-          <w:noProof/>
-        </w:rPr>
-        <w:t>Introduction</w:t>
-      </w:r>
-      <w:r>
-        <w:rPr>
-          <w:noProof/>
-        </w:rPr>
-        <w:tab/>
-      </w:r>
-      <w:r>
-        <w:rPr>
-          <w:noProof/>
-        </w:rPr>
-        <w:fldChar w:fldCharType="begin"/>
-      </w:r>
-      <w:r>
-        <w:rPr>
-          <w:noProof/>
-        </w:rPr>
-        <w:instrText xml:space="preserve"> PAGEREF _Toc532824611 \h </w:instrText>
-      </w:r>
-      <w:r>
-        <w:rPr>
-          <w:noProof/>
-        </w:rPr>
-      </w:r>
-      <w:r>
-        <w:rPr>
-          <w:noProof/>
-        </w:rPr>
-        <w:fldChar w:fldCharType="separate"/>
-      </w:r>
-      <w:r>
-        <w:rPr>
-          <w:noProof/>
-        </w:rPr>
-        <w:t>5</w:t>
-      </w:r>
-      <w:r>
-        <w:rPr>
-          <w:noProof/>
-        </w:rPr>
-        <w:fldChar w:fldCharType="end"/>
-      </w:r>
-    </w:p>
-    <w:p>
-      <w:pPr>
-        <w:spacing w:after="0"/>
-        <w:rPr>
-          <w:sz w:val="10"/>
-          <w:szCs w:val="10"/>
-        </w:rPr>
-      </w:pPr>
-    </w:p>
-    <w:p>
-      <w:pPr>
-        <w:pStyle w:val="TM1"/>
-        <w:rPr>
           <w:rFonts w:eastAsiaTheme="minorEastAsia"/>
           <w:b w:val="0"/>
           <w:noProof/>
+          <w:kern w:val="2"/>
           <w:sz w:val="24"/>
           <w:szCs w:val="24"/>
           <w:lang w:eastAsia="fr-FR"/>
+          <w14:ligatures w14:val="standardContextual"/>
+        </w:rPr>
+      </w:pPr>
+      <w:r>
+        <w:fldChar w:fldCharType="begin"/>
+      </w:r>
+      <w:r>
+        <w:instrText xml:space="preserve"> TOC \o "1-4" </w:instrText>
+      </w:r>
+      <w:r>
+        <w:fldChar w:fldCharType="separate"/>
+      </w:r>
+      <w:r>
+        <w:rPr>
+          <w:noProof/>
+        </w:rPr>
+        <w:t>Introduction</w:t>
+      </w:r>
+      <w:r>
+        <w:rPr>
+          <w:noProof/>
+        </w:rPr>
+        <w:tab/>
+      </w:r>
+      <w:r>
+        <w:rPr>
+          <w:noProof/>
+        </w:rPr>
+        <w:fldChar w:fldCharType="begin"/>
+      </w:r>
+      <w:r>
+        <w:rPr>
+          <w:noProof/>
+        </w:rPr>
+        <w:instrText xml:space="preserve"> PAGEREF _Toc229055554 \h </w:instrText>
+      </w:r>
+      <w:r>
+        <w:rPr>
+          <w:noProof/>
+        </w:rPr>
+      </w:r>
+      <w:r>
+        <w:rPr>
+          <w:noProof/>
+        </w:rPr>
+        <w:fldChar w:fldCharType="separate"/>
+      </w:r>
+      <w:r>
+        <w:rPr>
+          <w:noProof/>
+        </w:rPr>
+        <w:t>5</w:t>
+      </w:r>
+      <w:r>
+        <w:rPr>
+          <w:noProof/>
+        </w:rPr>
+        <w:fldChar w:fldCharType="end"/>
+      </w:r>
+    </w:p>
+    <w:p>
+      <w:pPr>
+        <w:pStyle w:val="TM1"/>
+        <w:rPr>
+          <w:rFonts w:eastAsiaTheme="minorEastAsia"/>
+          <w:b w:val="0"/>
+          <w:noProof/>
+          <w:kern w:val="2"/>
+          <w:sz w:val="24"/>
+          <w:szCs w:val="24"/>
+          <w:lang w:eastAsia="fr-FR"/>
+          <w14:ligatures w14:val="standardContextual"/>
         </w:rPr>
       </w:pPr>
       <w:r>
@@ -638,7 +638,7 @@
         <w:rPr>
           <w:noProof/>
         </w:rPr>
-        <w:instrText xml:space="preserve"> PAGEREF _Toc532824612 \h </w:instrText>
+        <w:instrText xml:space="preserve"> PAGEREF _Toc229055555 \h </w:instrText>
       </w:r>
       <w:r>
         <w:rPr>
@@ -675,9 +675,11 @@
           <w:b w:val="0"/>
           <w:noProof/>
           <w:color w:val="auto"/>
+          <w:kern w:val="2"/>
           <w:sz w:val="24"/>
           <w:szCs w:val="24"/>
           <w:lang w:eastAsia="fr-FR"/>
+          <w14:ligatures w14:val="standardContextual"/>
         </w:rPr>
       </w:pPr>
       <w:r>
@@ -702,7 +704,7 @@
         <w:rPr>
           <w:noProof/>
         </w:rPr>
-        <w:instrText xml:space="preserve"> PAGEREF _Toc532824613 \h </w:instrText>
+        <w:instrText xml:space="preserve"> PAGEREF _Toc229055556 \h </w:instrText>
       </w:r>
       <w:r>
         <w:rPr>
@@ -738,9 +740,11 @@
           <w:rFonts w:eastAsiaTheme="minorEastAsia"/>
           <w:noProof/>
           <w:color w:val="auto"/>
+          <w:kern w:val="2"/>
           <w:sz w:val="24"/>
           <w:szCs w:val="24"/>
           <w:lang w:eastAsia="fr-FR"/>
+          <w14:ligatures w14:val="standardContextual"/>
         </w:rPr>
       </w:pPr>
       <w:r>
@@ -765,7 +769,7 @@
         <w:rPr>
           <w:noProof/>
         </w:rPr>
-        <w:instrText xml:space="preserve"> PAGEREF _Toc532824614 \h </w:instrText>
+        <w:instrText xml:space="preserve"> PAGEREF _Toc229055557 \h </w:instrText>
       </w:r>
       <w:r>
         <w:rPr>
@@ -801,9 +805,11 @@
           <w:rFonts w:eastAsiaTheme="minorEastAsia"/>
           <w:noProof/>
           <w:color w:val="auto"/>
+          <w:kern w:val="2"/>
           <w:sz w:val="24"/>
           <w:szCs w:val="24"/>
           <w:lang w:eastAsia="fr-FR"/>
+          <w14:ligatures w14:val="standardContextual"/>
         </w:rPr>
       </w:pPr>
       <w:r>
@@ -828,7 +834,7 @@
         <w:rPr>
           <w:noProof/>
         </w:rPr>
-        <w:instrText xml:space="preserve"> PAGEREF _Toc532824615 \h </w:instrText>
+        <w:instrText xml:space="preserve"> PAGEREF _Toc229055558 \h </w:instrText>
       </w:r>
       <w:r>
         <w:rPr>
@@ -864,9 +870,11 @@
           <w:rFonts w:eastAsiaTheme="minorEastAsia"/>
           <w:noProof/>
           <w:color w:val="auto"/>
+          <w:kern w:val="2"/>
           <w:sz w:val="24"/>
           <w:szCs w:val="24"/>
           <w:lang w:eastAsia="fr-FR"/>
+          <w14:ligatures w14:val="standardContextual"/>
         </w:rPr>
       </w:pPr>
       <w:r>
@@ -891,7 +899,7 @@
         <w:rPr>
           <w:noProof/>
         </w:rPr>
-        <w:instrText xml:space="preserve"> PAGEREF _Toc532824616 \h </w:instrText>
+        <w:instrText xml:space="preserve"> PAGEREF _Toc229055559 \h </w:instrText>
       </w:r>
       <w:r>
         <w:rPr>
@@ -927,9 +935,11 @@
           <w:rFonts w:eastAsiaTheme="minorEastAsia"/>
           <w:noProof/>
           <w:color w:val="auto"/>
+          <w:kern w:val="2"/>
           <w:sz w:val="24"/>
           <w:szCs w:val="24"/>
           <w:lang w:eastAsia="fr-FR"/>
+          <w14:ligatures w14:val="standardContextual"/>
         </w:rPr>
       </w:pPr>
       <w:r>
@@ -954,7 +964,7 @@
         <w:rPr>
           <w:noProof/>
         </w:rPr>
-        <w:instrText xml:space="preserve"> PAGEREF _Toc532824617 \h </w:instrText>
+        <w:instrText xml:space="preserve"> PAGEREF _Toc229055560 \h </w:instrText>
       </w:r>
       <w:r>
         <w:rPr>
@@ -990,9 +1000,11 @@
           <w:rFonts w:eastAsiaTheme="minorEastAsia"/>
           <w:noProof/>
           <w:color w:val="auto"/>
+          <w:kern w:val="2"/>
           <w:sz w:val="24"/>
           <w:szCs w:val="24"/>
           <w:lang w:eastAsia="fr-FR"/>
+          <w14:ligatures w14:val="standardContextual"/>
         </w:rPr>
       </w:pPr>
       <w:r>
@@ -1017,7 +1029,7 @@
         <w:rPr>
           <w:noProof/>
         </w:rPr>
-        <w:instrText xml:space="preserve"> PAGEREF _Toc532824618 \h </w:instrText>
+        <w:instrText xml:space="preserve"> PAGEREF _Toc229055561 \h </w:instrText>
       </w:r>
       <w:r>
         <w:rPr>
@@ -1054,9 +1066,11 @@
           <w:b w:val="0"/>
           <w:noProof/>
           <w:color w:val="auto"/>
+          <w:kern w:val="2"/>
           <w:sz w:val="24"/>
           <w:szCs w:val="24"/>
           <w:lang w:eastAsia="fr-FR"/>
+          <w14:ligatures w14:val="standardContextual"/>
         </w:rPr>
       </w:pPr>
       <w:r>
@@ -1081,7 +1095,7 @@
         <w:rPr>
           <w:noProof/>
         </w:rPr>
-        <w:instrText xml:space="preserve"> PAGEREF _Toc532824619 \h </w:instrText>
+        <w:instrText xml:space="preserve"> PAGEREF _Toc229055562 \h </w:instrText>
       </w:r>
       <w:r>
         <w:rPr>
@@ -1117,9 +1131,11 @@
           <w:rFonts w:eastAsiaTheme="minorEastAsia"/>
           <w:noProof/>
           <w:color w:val="auto"/>
+          <w:kern w:val="2"/>
           <w:sz w:val="24"/>
           <w:szCs w:val="24"/>
           <w:lang w:eastAsia="fr-FR"/>
+          <w14:ligatures w14:val="standardContextual"/>
         </w:rPr>
       </w:pPr>
       <w:r>
@@ -1144,7 +1160,7 @@
         <w:rPr>
           <w:noProof/>
         </w:rPr>
-        <w:instrText xml:space="preserve"> PAGEREF _Toc532824620 \h </w:instrText>
+        <w:instrText xml:space="preserve"> PAGEREF _Toc229055563 \h </w:instrText>
       </w:r>
       <w:r>
         <w:rPr>
@@ -1180,9 +1196,11 @@
           <w:rFonts w:eastAsiaTheme="minorEastAsia"/>
           <w:noProof/>
           <w:color w:val="auto"/>
+          <w:kern w:val="2"/>
           <w:sz w:val="24"/>
           <w:szCs w:val="24"/>
           <w:lang w:eastAsia="fr-FR"/>
+          <w14:ligatures w14:val="standardContextual"/>
         </w:rPr>
       </w:pPr>
       <w:r>
@@ -1207,7 +1225,7 @@
         <w:rPr>
           <w:noProof/>
         </w:rPr>
-        <w:instrText xml:space="preserve"> PAGEREF _Toc532824621 \h </w:instrText>
+        <w:instrText xml:space="preserve"> PAGEREF _Toc229055564 \h </w:instrText>
       </w:r>
       <w:r>
         <w:rPr>
@@ -1243,9 +1261,11 @@
           <w:rFonts w:eastAsiaTheme="minorEastAsia"/>
           <w:noProof/>
           <w:color w:val="auto"/>
+          <w:kern w:val="2"/>
           <w:sz w:val="24"/>
           <w:szCs w:val="24"/>
           <w:lang w:eastAsia="fr-FR"/>
+          <w14:ligatures w14:val="standardContextual"/>
         </w:rPr>
       </w:pPr>
       <w:r>
@@ -1270,7 +1290,7 @@
         <w:rPr>
           <w:noProof/>
         </w:rPr>
-        <w:instrText xml:space="preserve"> PAGEREF _Toc532824622 \h </w:instrText>
+        <w:instrText xml:space="preserve"> PAGEREF _Toc229055565 \h </w:instrText>
       </w:r>
       <w:r>
         <w:rPr>
@@ -1306,9 +1326,11 @@
           <w:rFonts w:eastAsiaTheme="minorEastAsia"/>
           <w:noProof/>
           <w:color w:val="auto"/>
+          <w:kern w:val="2"/>
           <w:sz w:val="24"/>
           <w:szCs w:val="24"/>
           <w:lang w:eastAsia="fr-FR"/>
+          <w14:ligatures w14:val="standardContextual"/>
         </w:rPr>
       </w:pPr>
       <w:r>
@@ -1333,7 +1355,7 @@
         <w:rPr>
           <w:noProof/>
         </w:rPr>
-        <w:instrText xml:space="preserve"> PAGEREF _Toc532824623 \h </w:instrText>
+        <w:instrText xml:space="preserve"> PAGEREF _Toc229055566 \h </w:instrText>
       </w:r>
       <w:r>
         <w:rPr>
@@ -1370,9 +1392,11 @@
           <w:b w:val="0"/>
           <w:noProof/>
           <w:color w:val="auto"/>
+          <w:kern w:val="2"/>
           <w:sz w:val="24"/>
           <w:szCs w:val="24"/>
           <w:lang w:eastAsia="fr-FR"/>
+          <w14:ligatures w14:val="standardContextual"/>
         </w:rPr>
       </w:pPr>
       <w:r>
@@ -1397,7 +1421,7 @@
         <w:rPr>
           <w:noProof/>
         </w:rPr>
-        <w:instrText xml:space="preserve"> PAGEREF _Toc532824624 \h </w:instrText>
+        <w:instrText xml:space="preserve"> PAGEREF _Toc229055567 \h </w:instrText>
       </w:r>
       <w:r>
         <w:rPr>
@@ -1433,9 +1457,11 @@
           <w:rFonts w:eastAsiaTheme="minorEastAsia"/>
           <w:noProof/>
           <w:color w:val="auto"/>
+          <w:kern w:val="2"/>
           <w:sz w:val="24"/>
           <w:szCs w:val="24"/>
           <w:lang w:eastAsia="fr-FR"/>
+          <w14:ligatures w14:val="standardContextual"/>
         </w:rPr>
       </w:pPr>
       <w:r>
@@ -1460,7 +1486,7 @@
         <w:rPr>
           <w:noProof/>
         </w:rPr>
-        <w:instrText xml:space="preserve"> PAGEREF _Toc532824625 \h </w:instrText>
+        <w:instrText xml:space="preserve"> PAGEREF _Toc229055568 \h </w:instrText>
       </w:r>
       <w:r>
         <w:rPr>
@@ -1496,9 +1522,11 @@
           <w:rFonts w:eastAsiaTheme="minorEastAsia"/>
           <w:noProof/>
           <w:color w:val="auto"/>
+          <w:kern w:val="2"/>
           <w:sz w:val="24"/>
           <w:szCs w:val="24"/>
           <w:lang w:eastAsia="fr-FR"/>
+          <w14:ligatures w14:val="standardContextual"/>
         </w:rPr>
       </w:pPr>
       <w:r>
@@ -1523,7 +1551,7 @@
         <w:rPr>
           <w:noProof/>
         </w:rPr>
-        <w:instrText xml:space="preserve"> PAGEREF _Toc532824626 \h </w:instrText>
+        <w:instrText xml:space="preserve"> PAGEREF _Toc229055569 \h </w:instrText>
       </w:r>
       <w:r>
         <w:rPr>
@@ -1559,9 +1587,11 @@
           <w:rFonts w:eastAsiaTheme="minorEastAsia"/>
           <w:noProof/>
           <w:color w:val="auto"/>
+          <w:kern w:val="2"/>
           <w:sz w:val="24"/>
           <w:szCs w:val="24"/>
           <w:lang w:eastAsia="fr-FR"/>
+          <w14:ligatures w14:val="standardContextual"/>
         </w:rPr>
       </w:pPr>
       <w:r>
@@ -1586,7 +1616,7 @@
         <w:rPr>
           <w:noProof/>
         </w:rPr>
-        <w:instrText xml:space="preserve"> PAGEREF _Toc532824627 \h </w:instrText>
+        <w:instrText xml:space="preserve"> PAGEREF _Toc229055570 \h </w:instrText>
       </w:r>
       <w:r>
         <w:rPr>
@@ -1622,9 +1652,11 @@
           <w:rFonts w:eastAsiaTheme="minorEastAsia"/>
           <w:noProof/>
           <w:color w:val="auto"/>
+          <w:kern w:val="2"/>
           <w:sz w:val="24"/>
           <w:szCs w:val="24"/>
           <w:lang w:eastAsia="fr-FR"/>
+          <w14:ligatures w14:val="standardContextual"/>
         </w:rPr>
       </w:pPr>
       <w:r>
@@ -1649,7 +1681,7 @@
         <w:rPr>
           <w:noProof/>
         </w:rPr>
-        <w:instrText xml:space="preserve"> PAGEREF _Toc532824628 \h </w:instrText>
+        <w:instrText xml:space="preserve"> PAGEREF _Toc229055571 \h </w:instrText>
       </w:r>
       <w:r>
         <w:rPr>
@@ -1685,9 +1717,11 @@
           <w:rFonts w:eastAsiaTheme="minorEastAsia"/>
           <w:noProof/>
           <w:color w:val="auto"/>
+          <w:kern w:val="2"/>
           <w:sz w:val="24"/>
           <w:szCs w:val="24"/>
           <w:lang w:eastAsia="fr-FR"/>
+          <w14:ligatures w14:val="standardContextual"/>
         </w:rPr>
       </w:pPr>
       <w:r>
@@ -1712,7 +1746,7 @@
         <w:rPr>
           <w:noProof/>
         </w:rPr>
-        <w:instrText xml:space="preserve"> PAGEREF _Toc532824629 \h </w:instrText>
+        <w:instrText xml:space="preserve"> PAGEREF _Toc229055572 \h </w:instrText>
       </w:r>
       <w:r>
         <w:rPr>
@@ -1749,9 +1783,11 @@
           <w:b w:val="0"/>
           <w:noProof/>
           <w:color w:val="auto"/>
+          <w:kern w:val="2"/>
           <w:sz w:val="24"/>
           <w:szCs w:val="24"/>
           <w:lang w:eastAsia="fr-FR"/>
+          <w14:ligatures w14:val="standardContextual"/>
         </w:rPr>
       </w:pPr>
       <w:r>
@@ -1776,7 +1812,7 @@
         <w:rPr>
           <w:noProof/>
         </w:rPr>
-        <w:instrText xml:space="preserve"> PAGEREF _Toc532824630 \h </w:instrText>
+        <w:instrText xml:space="preserve"> PAGEREF _Toc229055573 \h </w:instrText>
       </w:r>
       <w:r>
         <w:rPr>
@@ -1812,9 +1848,11 @@
           <w:rFonts w:eastAsiaTheme="minorEastAsia"/>
           <w:noProof/>
           <w:color w:val="auto"/>
+          <w:kern w:val="2"/>
           <w:sz w:val="24"/>
           <w:szCs w:val="24"/>
           <w:lang w:eastAsia="fr-FR"/>
+          <w14:ligatures w14:val="standardContextual"/>
         </w:rPr>
       </w:pPr>
       <w:r>
@@ -1839,7 +1877,7 @@
         <w:rPr>
           <w:noProof/>
         </w:rPr>
-        <w:instrText xml:space="preserve"> PAGEREF _Toc532824631 \h </w:instrText>
+        <w:instrText xml:space="preserve"> PAGEREF _Toc229055574 \h </w:instrText>
       </w:r>
       <w:r>
         <w:rPr>
@@ -1875,9 +1913,11 @@
           <w:rFonts w:eastAsiaTheme="minorEastAsia"/>
           <w:noProof/>
           <w:color w:val="auto"/>
+          <w:kern w:val="2"/>
           <w:sz w:val="24"/>
           <w:szCs w:val="24"/>
           <w:lang w:eastAsia="fr-FR"/>
+          <w14:ligatures w14:val="standardContextual"/>
         </w:rPr>
       </w:pPr>
       <w:r>
@@ -1902,7 +1942,7 @@
         <w:rPr>
           <w:noProof/>
         </w:rPr>
-        <w:instrText xml:space="preserve"> PAGEREF _Toc532824632 \h </w:instrText>
+        <w:instrText xml:space="preserve"> PAGEREF _Toc229055575 \h </w:instrText>
       </w:r>
       <w:r>
         <w:rPr>
@@ -1938,9 +1978,11 @@
           <w:rFonts w:eastAsiaTheme="minorEastAsia"/>
           <w:noProof/>
           <w:color w:val="auto"/>
+          <w:kern w:val="2"/>
           <w:sz w:val="24"/>
           <w:szCs w:val="24"/>
           <w:lang w:eastAsia="fr-FR"/>
+          <w14:ligatures w14:val="standardContextual"/>
         </w:rPr>
       </w:pPr>
       <w:r>
@@ -1965,7 +2007,7 @@
         <w:rPr>
           <w:noProof/>
         </w:rPr>
-        <w:instrText xml:space="preserve"> PAGEREF _Toc532824633 \h </w:instrText>
+        <w:instrText xml:space="preserve"> PAGEREF _Toc229055576 \h </w:instrText>
       </w:r>
       <w:r>
         <w:rPr>
@@ -2001,9 +2043,11 @@
           <w:rFonts w:eastAsiaTheme="minorEastAsia"/>
           <w:noProof/>
           <w:color w:val="auto"/>
+          <w:kern w:val="2"/>
           <w:sz w:val="24"/>
           <w:szCs w:val="24"/>
           <w:lang w:eastAsia="fr-FR"/>
+          <w14:ligatures w14:val="standardContextual"/>
         </w:rPr>
       </w:pPr>
       <w:r>
@@ -2028,7 +2072,7 @@
         <w:rPr>
           <w:noProof/>
         </w:rPr>
-        <w:instrText xml:space="preserve"> PAGEREF _Toc532824634 \h </w:instrText>
+        <w:instrText xml:space="preserve"> PAGEREF _Toc229055577 \h </w:instrText>
       </w:r>
       <w:r>
         <w:rPr>
@@ -2064,9 +2108,11 @@
           <w:rFonts w:eastAsiaTheme="minorEastAsia"/>
           <w:noProof/>
           <w:color w:val="auto"/>
+          <w:kern w:val="2"/>
           <w:sz w:val="24"/>
           <w:szCs w:val="24"/>
           <w:lang w:eastAsia="fr-FR"/>
+          <w14:ligatures w14:val="standardContextual"/>
         </w:rPr>
       </w:pPr>
       <w:r>
@@ -2091,7 +2137,7 @@
         <w:rPr>
           <w:noProof/>
         </w:rPr>
-        <w:instrText xml:space="preserve"> PAGEREF _Toc532824635 \h </w:instrText>
+        <w:instrText xml:space="preserve"> PAGEREF _Toc229055578 \h </w:instrText>
       </w:r>
       <w:r>
         <w:rPr>
@@ -2128,9 +2174,11 @@
           <w:b w:val="0"/>
           <w:noProof/>
           <w:color w:val="auto"/>
+          <w:kern w:val="2"/>
           <w:sz w:val="24"/>
           <w:szCs w:val="24"/>
           <w:lang w:eastAsia="fr-FR"/>
+          <w14:ligatures w14:val="standardContextual"/>
         </w:rPr>
       </w:pPr>
       <w:r>
@@ -2155,7 +2203,7 @@
         <w:rPr>
           <w:noProof/>
         </w:rPr>
-        <w:instrText xml:space="preserve"> PAGEREF _Toc532824636 \h </w:instrText>
+        <w:instrText xml:space="preserve"> PAGEREF _Toc229055579 \h </w:instrText>
       </w:r>
       <w:r>
         <w:rPr>
@@ -2191,9 +2239,11 @@
           <w:rFonts w:eastAsiaTheme="minorEastAsia"/>
           <w:noProof/>
           <w:color w:val="auto"/>
+          <w:kern w:val="2"/>
           <w:sz w:val="24"/>
           <w:szCs w:val="24"/>
           <w:lang w:eastAsia="fr-FR"/>
+          <w14:ligatures w14:val="standardContextual"/>
         </w:rPr>
       </w:pPr>
       <w:r>
@@ -2218,7 +2268,7 @@
         <w:rPr>
           <w:noProof/>
         </w:rPr>
-        <w:instrText xml:space="preserve"> PAGEREF _Toc532824637 \h </w:instrText>
+        <w:instrText xml:space="preserve"> PAGEREF _Toc229055580 \h </w:instrText>
       </w:r>
       <w:r>
         <w:rPr>
@@ -2254,9 +2304,11 @@
           <w:rFonts w:eastAsiaTheme="minorEastAsia"/>
           <w:noProof/>
           <w:color w:val="auto"/>
+          <w:kern w:val="2"/>
           <w:sz w:val="24"/>
           <w:szCs w:val="24"/>
           <w:lang w:eastAsia="fr-FR"/>
+          <w14:ligatures w14:val="standardContextual"/>
         </w:rPr>
       </w:pPr>
       <w:r>
@@ -2281,7 +2333,7 @@
         <w:rPr>
           <w:noProof/>
         </w:rPr>
-        <w:instrText xml:space="preserve"> PAGEREF _Toc532824638 \h </w:instrText>
+        <w:instrText xml:space="preserve"> PAGEREF _Toc229055581 \h </w:instrText>
       </w:r>
       <w:r>
         <w:rPr>
@@ -2317,9 +2369,11 @@
           <w:rFonts w:eastAsiaTheme="minorEastAsia"/>
           <w:noProof/>
           <w:color w:val="auto"/>
+          <w:kern w:val="2"/>
           <w:sz w:val="24"/>
           <w:szCs w:val="24"/>
           <w:lang w:eastAsia="fr-FR"/>
+          <w14:ligatures w14:val="standardContextual"/>
         </w:rPr>
       </w:pPr>
       <w:r>
@@ -2344,7 +2398,7 @@
         <w:rPr>
           <w:noProof/>
         </w:rPr>
-        <w:instrText xml:space="preserve"> PAGEREF _Toc532824639 \h </w:instrText>
+        <w:instrText xml:space="preserve"> PAGEREF _Toc229055582 \h </w:instrText>
       </w:r>
       <w:r>
         <w:rPr>
@@ -2380,9 +2434,11 @@
           <w:rFonts w:eastAsiaTheme="minorEastAsia"/>
           <w:noProof/>
           <w:color w:val="auto"/>
+          <w:kern w:val="2"/>
           <w:sz w:val="24"/>
           <w:szCs w:val="24"/>
           <w:lang w:eastAsia="fr-FR"/>
+          <w14:ligatures w14:val="standardContextual"/>
         </w:rPr>
       </w:pPr>
       <w:r>
@@ -2407,7 +2463,7 @@
         <w:rPr>
           <w:noProof/>
         </w:rPr>
-        <w:instrText xml:space="preserve"> PAGEREF _Toc532824640 \h </w:instrText>
+        <w:instrText xml:space="preserve"> PAGEREF _Toc229055583 \h </w:instrText>
       </w:r>
       <w:r>
         <w:rPr>
@@ -2443,9 +2499,11 @@
           <w:rFonts w:eastAsiaTheme="minorEastAsia"/>
           <w:noProof/>
           <w:color w:val="auto"/>
+          <w:kern w:val="2"/>
           <w:sz w:val="24"/>
           <w:szCs w:val="24"/>
           <w:lang w:eastAsia="fr-FR"/>
+          <w14:ligatures w14:val="standardContextual"/>
         </w:rPr>
       </w:pPr>
       <w:r>
@@ -2470,7 +2528,7 @@
         <w:rPr>
           <w:noProof/>
         </w:rPr>
-        <w:instrText xml:space="preserve"> PAGEREF _Toc532824641 \h </w:instrText>
+        <w:instrText xml:space="preserve"> PAGEREF _Toc229055584 \h </w:instrText>
       </w:r>
       <w:r>
         <w:rPr>
@@ -2503,9 +2561,11 @@
           <w:rFonts w:eastAsiaTheme="minorEastAsia"/>
           <w:b w:val="0"/>
           <w:noProof/>
+          <w:kern w:val="2"/>
           <w:sz w:val="24"/>
           <w:szCs w:val="24"/>
           <w:lang w:eastAsia="fr-FR"/>
+          <w14:ligatures w14:val="standardContextual"/>
         </w:rPr>
       </w:pPr>
       <w:r>
@@ -2530,7 +2590,7 @@
         <w:rPr>
           <w:noProof/>
         </w:rPr>
-        <w:instrText xml:space="preserve"> PAGEREF _Toc532824642 \h </w:instrText>
+        <w:instrText xml:space="preserve"> PAGEREF _Toc229055585 \h </w:instrText>
       </w:r>
       <w:r>
         <w:rPr>
@@ -2567,9 +2627,11 @@
           <w:b w:val="0"/>
           <w:noProof/>
           <w:color w:val="auto"/>
+          <w:kern w:val="2"/>
           <w:sz w:val="24"/>
           <w:szCs w:val="24"/>
           <w:lang w:eastAsia="fr-FR"/>
+          <w14:ligatures w14:val="standardContextual"/>
         </w:rPr>
       </w:pPr>
       <w:r>
@@ -2594,7 +2656,7 @@
         <w:rPr>
           <w:noProof/>
         </w:rPr>
-        <w:instrText xml:space="preserve"> PAGEREF _Toc532824643 \h </w:instrText>
+        <w:instrText xml:space="preserve"> PAGEREF _Toc229055586 \h </w:instrText>
       </w:r>
       <w:r>
         <w:rPr>
@@ -2630,9 +2692,11 @@
           <w:rFonts w:eastAsiaTheme="minorEastAsia"/>
           <w:noProof/>
           <w:color w:val="auto"/>
+          <w:kern w:val="2"/>
           <w:sz w:val="24"/>
           <w:szCs w:val="24"/>
           <w:lang w:eastAsia="fr-FR"/>
+          <w14:ligatures w14:val="standardContextual"/>
         </w:rPr>
       </w:pPr>
       <w:r>
@@ -2657,7 +2721,7 @@
         <w:rPr>
           <w:noProof/>
         </w:rPr>
-        <w:instrText xml:space="preserve"> PAGEREF _Toc532824644 \h </w:instrText>
+        <w:instrText xml:space="preserve"> PAGEREF _Toc229055587 \h </w:instrText>
       </w:r>
       <w:r>
         <w:rPr>
@@ -2693,9 +2757,11 @@
           <w:rFonts w:eastAsiaTheme="minorEastAsia"/>
           <w:noProof/>
           <w:color w:val="auto"/>
+          <w:kern w:val="2"/>
           <w:sz w:val="24"/>
           <w:szCs w:val="24"/>
           <w:lang w:eastAsia="fr-FR"/>
+          <w14:ligatures w14:val="standardContextual"/>
         </w:rPr>
       </w:pPr>
       <w:r>
@@ -2720,7 +2786,7 @@
         <w:rPr>
           <w:noProof/>
         </w:rPr>
-        <w:instrText xml:space="preserve"> PAGEREF _Toc532824645 \h </w:instrText>
+        <w:instrText xml:space="preserve"> PAGEREF _Toc229055588 \h </w:instrText>
       </w:r>
       <w:r>
         <w:rPr>
@@ -2756,9 +2822,11 @@
           <w:rFonts w:eastAsiaTheme="minorEastAsia"/>
           <w:noProof/>
           <w:color w:val="auto"/>
+          <w:kern w:val="2"/>
           <w:sz w:val="24"/>
           <w:szCs w:val="24"/>
           <w:lang w:eastAsia="fr-FR"/>
+          <w14:ligatures w14:val="standardContextual"/>
         </w:rPr>
       </w:pPr>
       <w:r>
@@ -2783,7 +2851,7 @@
         <w:rPr>
           <w:noProof/>
         </w:rPr>
-        <w:instrText xml:space="preserve"> PAGEREF _Toc532824646 \h </w:instrText>
+        <w:instrText xml:space="preserve"> PAGEREF _Toc229055589 \h </w:instrText>
       </w:r>
       <w:r>
         <w:rPr>
@@ -2820,9 +2888,11 @@
           <w:b w:val="0"/>
           <w:noProof/>
           <w:color w:val="auto"/>
+          <w:kern w:val="2"/>
           <w:sz w:val="24"/>
           <w:szCs w:val="24"/>
           <w:lang w:eastAsia="fr-FR"/>
+          <w14:ligatures w14:val="standardContextual"/>
         </w:rPr>
       </w:pPr>
       <w:r>
@@ -2847,7 +2917,7 @@
         <w:rPr>
           <w:noProof/>
         </w:rPr>
-        <w:instrText xml:space="preserve"> PAGEREF _Toc532824647 \h </w:instrText>
+        <w:instrText xml:space="preserve"> PAGEREF _Toc229055590 \h </w:instrText>
       </w:r>
       <w:r>
         <w:rPr>
@@ -2883,9 +2953,11 @@
           <w:rFonts w:eastAsiaTheme="minorEastAsia"/>
           <w:noProof/>
           <w:color w:val="auto"/>
+          <w:kern w:val="2"/>
           <w:sz w:val="24"/>
           <w:szCs w:val="24"/>
           <w:lang w:eastAsia="fr-FR"/>
+          <w14:ligatures w14:val="standardContextual"/>
         </w:rPr>
       </w:pPr>
       <w:r>
@@ -2910,7 +2982,7 @@
         <w:rPr>
           <w:noProof/>
         </w:rPr>
-        <w:instrText xml:space="preserve"> PAGEREF _Toc532824648 \h </w:instrText>
+        <w:instrText xml:space="preserve"> PAGEREF _Toc229055591 \h </w:instrText>
       </w:r>
       <w:r>
         <w:rPr>
@@ -2946,9 +3018,11 @@
           <w:rFonts w:eastAsiaTheme="minorEastAsia"/>
           <w:noProof/>
           <w:color w:val="auto"/>
+          <w:kern w:val="2"/>
           <w:sz w:val="24"/>
           <w:szCs w:val="24"/>
           <w:lang w:eastAsia="fr-FR"/>
+          <w14:ligatures w14:val="standardContextual"/>
         </w:rPr>
       </w:pPr>
       <w:r>
@@ -2973,7 +3047,7 @@
         <w:rPr>
           <w:noProof/>
         </w:rPr>
-        <w:instrText xml:space="preserve"> PAGEREF _Toc532824649 \h </w:instrText>
+        <w:instrText xml:space="preserve"> PAGEREF _Toc229055592 \h </w:instrText>
       </w:r>
       <w:r>
         <w:rPr>
@@ -3009,9 +3083,11 @@
           <w:rFonts w:eastAsiaTheme="minorEastAsia"/>
           <w:noProof/>
           <w:color w:val="auto"/>
+          <w:kern w:val="2"/>
           <w:sz w:val="24"/>
           <w:szCs w:val="24"/>
           <w:lang w:eastAsia="fr-FR"/>
+          <w14:ligatures w14:val="standardContextual"/>
         </w:rPr>
       </w:pPr>
       <w:r>
@@ -3043,7 +3119,7 @@
         <w:rPr>
           <w:noProof/>
         </w:rPr>
-        <w:instrText xml:space="preserve"> PAGEREF _Toc532824650 \h </w:instrText>
+        <w:instrText xml:space="preserve"> PAGEREF _Toc229055593 \h </w:instrText>
       </w:r>
       <w:r>
         <w:rPr>
@@ -3079,9 +3155,11 @@
           <w:rFonts w:eastAsiaTheme="minorEastAsia"/>
           <w:noProof/>
           <w:color w:val="auto"/>
+          <w:kern w:val="2"/>
           <w:sz w:val="24"/>
           <w:szCs w:val="24"/>
           <w:lang w:eastAsia="fr-FR"/>
+          <w14:ligatures w14:val="standardContextual"/>
         </w:rPr>
       </w:pPr>
       <w:r>
@@ -3106,7 +3184,7 @@
         <w:rPr>
           <w:noProof/>
         </w:rPr>
-        <w:instrText xml:space="preserve"> PAGEREF _Toc532824651 \h </w:instrText>
+        <w:instrText xml:space="preserve"> PAGEREF _Toc229055594 \h </w:instrText>
       </w:r>
       <w:r>
         <w:rPr>
@@ -3143,9 +3221,11 @@
           <w:b w:val="0"/>
           <w:noProof/>
           <w:color w:val="auto"/>
+          <w:kern w:val="2"/>
           <w:sz w:val="24"/>
           <w:szCs w:val="24"/>
           <w:lang w:eastAsia="fr-FR"/>
+          <w14:ligatures w14:val="standardContextual"/>
         </w:rPr>
       </w:pPr>
       <w:r>
@@ -3170,7 +3250,7 @@
         <w:rPr>
           <w:noProof/>
         </w:rPr>
-        <w:instrText xml:space="preserve"> PAGEREF _Toc532824652 \h </w:instrText>
+        <w:instrText xml:space="preserve"> PAGEREF _Toc229055595 \h </w:instrText>
       </w:r>
       <w:r>
         <w:rPr>
@@ -3206,16 +3286,17 @@
           <w:rFonts w:eastAsiaTheme="minorEastAsia"/>
           <w:noProof/>
           <w:color w:val="auto"/>
+          <w:kern w:val="2"/>
           <w:sz w:val="24"/>
           <w:szCs w:val="24"/>
           <w:lang w:eastAsia="fr-FR"/>
-        </w:rPr>
-      </w:pPr>
-      <w:r>
-        <w:rPr>
-          <w:noProof/>
-        </w:rPr>
-        <w:lastRenderedPageBreak/>
+          <w14:ligatures w14:val="standardContextual"/>
+        </w:rPr>
+      </w:pPr>
+      <w:r>
+        <w:rPr>
+          <w:noProof/>
+        </w:rPr>
         <w:t>Règles générales</w:t>
       </w:r>
       <w:r>
@@ -3234,7 +3315,7 @@
         <w:rPr>
           <w:noProof/>
         </w:rPr>
-        <w:instrText xml:space="preserve"> PAGEREF _Toc532824653 \h </w:instrText>
+        <w:instrText xml:space="preserve"> PAGEREF _Toc229055596 \h </w:instrText>
       </w:r>
       <w:r>
         <w:rPr>
@@ -3270,15 +3351,18 @@
           <w:rFonts w:eastAsiaTheme="minorEastAsia"/>
           <w:noProof/>
           <w:color w:val="auto"/>
+          <w:kern w:val="2"/>
           <w:sz w:val="24"/>
           <w:szCs w:val="24"/>
           <w:lang w:eastAsia="fr-FR"/>
-        </w:rPr>
-      </w:pPr>
-      <w:r>
-        <w:rPr>
-          <w:noProof/>
-        </w:rPr>
+          <w14:ligatures w14:val="standardContextual"/>
+        </w:rPr>
+      </w:pPr>
+      <w:r>
+        <w:rPr>
+          <w:noProof/>
+        </w:rPr>
+        <w:lastRenderedPageBreak/>
         <w:t>Plancher bas sur terre-plein</w:t>
       </w:r>
       <w:r>
@@ -3297,7 +3381,7 @@
         <w:rPr>
           <w:noProof/>
         </w:rPr>
-        <w:instrText xml:space="preserve"> PAGEREF _Toc532824654 \h </w:instrText>
+        <w:instrText xml:space="preserve"> PAGEREF _Toc229055597 \h </w:instrText>
       </w:r>
       <w:r>
         <w:rPr>
@@ -3333,9 +3417,11 @@
           <w:rFonts w:eastAsiaTheme="minorEastAsia"/>
           <w:noProof/>
           <w:color w:val="auto"/>
+          <w:kern w:val="2"/>
           <w:sz w:val="24"/>
           <w:szCs w:val="24"/>
           <w:lang w:eastAsia="fr-FR"/>
+          <w14:ligatures w14:val="standardContextual"/>
         </w:rPr>
       </w:pPr>
       <w:r>
@@ -3360,7 +3446,7 @@
         <w:rPr>
           <w:noProof/>
         </w:rPr>
-        <w:instrText xml:space="preserve"> PAGEREF _Toc532824655 \h </w:instrText>
+        <w:instrText xml:space="preserve"> PAGEREF _Toc229055598 \h </w:instrText>
       </w:r>
       <w:r>
         <w:rPr>
@@ -3378,6 +3464,1292 @@
           <w:noProof/>
         </w:rPr>
         <w:t>41</w:t>
+      </w:r>
+      <w:r>
+        <w:rPr>
+          <w:noProof/>
+        </w:rPr>
+        <w:fldChar w:fldCharType="end"/>
+      </w:r>
+    </w:p>
+    <w:p>
+      <w:pPr>
+        <w:pStyle w:val="TM2"/>
+        <w:tabs>
+          <w:tab w:val="right" w:pos="10456"/>
+        </w:tabs>
+        <w:rPr>
+          <w:rFonts w:eastAsiaTheme="minorEastAsia"/>
+          <w:b w:val="0"/>
+          <w:noProof/>
+          <w:color w:val="auto"/>
+          <w:kern w:val="2"/>
+          <w:sz w:val="24"/>
+          <w:szCs w:val="24"/>
+          <w:lang w:eastAsia="fr-FR"/>
+          <w14:ligatures w14:val="standardContextual"/>
+        </w:rPr>
+      </w:pPr>
+      <w:r>
+        <w:rPr>
+          <w:noProof/>
+        </w:rPr>
+        <w:t>Transmission linéique d'une menuiserie</w:t>
+      </w:r>
+      <w:r>
+        <w:rPr>
+          <w:noProof/>
+        </w:rPr>
+        <w:tab/>
+      </w:r>
+      <w:r>
+        <w:rPr>
+          <w:noProof/>
+        </w:rPr>
+        <w:fldChar w:fldCharType="begin"/>
+      </w:r>
+      <w:r>
+        <w:rPr>
+          <w:noProof/>
+        </w:rPr>
+        <w:instrText xml:space="preserve"> PAGEREF _Toc229055599 \h </w:instrText>
+      </w:r>
+      <w:r>
+        <w:rPr>
+          <w:noProof/>
+        </w:rPr>
+      </w:r>
+      <w:r>
+        <w:rPr>
+          <w:noProof/>
+        </w:rPr>
+        <w:fldChar w:fldCharType="separate"/>
+      </w:r>
+      <w:r>
+        <w:rPr>
+          <w:noProof/>
+        </w:rPr>
+        <w:t>43</w:t>
+      </w:r>
+      <w:r>
+        <w:rPr>
+          <w:noProof/>
+        </w:rPr>
+        <w:fldChar w:fldCharType="end"/>
+      </w:r>
+    </w:p>
+    <w:p>
+      <w:pPr>
+        <w:pStyle w:val="TM1"/>
+        <w:rPr>
+          <w:rFonts w:eastAsiaTheme="minorEastAsia"/>
+          <w:b w:val="0"/>
+          <w:noProof/>
+          <w:kern w:val="2"/>
+          <w:sz w:val="24"/>
+          <w:szCs w:val="24"/>
+          <w:lang w:eastAsia="fr-FR"/>
+          <w14:ligatures w14:val="standardContextual"/>
+        </w:rPr>
+      </w:pPr>
+      <w:r>
+        <w:rPr>
+          <w:noProof/>
+        </w:rPr>
+        <w:t>Applications</w:t>
+      </w:r>
+      <w:r>
+        <w:rPr>
+          <w:noProof/>
+        </w:rPr>
+        <w:tab/>
+      </w:r>
+      <w:r>
+        <w:rPr>
+          <w:noProof/>
+        </w:rPr>
+        <w:fldChar w:fldCharType="begin"/>
+      </w:r>
+      <w:r>
+        <w:rPr>
+          <w:noProof/>
+        </w:rPr>
+        <w:instrText xml:space="preserve"> PAGEREF _Toc229055600 \h </w:instrText>
+      </w:r>
+      <w:r>
+        <w:rPr>
+          <w:noProof/>
+        </w:rPr>
+      </w:r>
+      <w:r>
+        <w:rPr>
+          <w:noProof/>
+        </w:rPr>
+        <w:fldChar w:fldCharType="separate"/>
+      </w:r>
+      <w:r>
+        <w:rPr>
+          <w:noProof/>
+        </w:rPr>
+        <w:t>44</w:t>
+      </w:r>
+      <w:r>
+        <w:rPr>
+          <w:noProof/>
+        </w:rPr>
+        <w:fldChar w:fldCharType="end"/>
+      </w:r>
+    </w:p>
+    <w:p>
+      <w:pPr>
+        <w:pStyle w:val="TM2"/>
+        <w:tabs>
+          <w:tab w:val="right" w:pos="10456"/>
+        </w:tabs>
+        <w:rPr>
+          <w:rFonts w:eastAsiaTheme="minorEastAsia"/>
+          <w:b w:val="0"/>
+          <w:noProof/>
+          <w:color w:val="auto"/>
+          <w:kern w:val="2"/>
+          <w:sz w:val="24"/>
+          <w:szCs w:val="24"/>
+          <w:lang w:eastAsia="fr-FR"/>
+          <w14:ligatures w14:val="standardContextual"/>
+        </w:rPr>
+      </w:pPr>
+      <w:r>
+        <w:rPr>
+          <w:noProof/>
+        </w:rPr>
+        <w:t>Bâtiment de référence</w:t>
+      </w:r>
+      <w:r>
+        <w:rPr>
+          <w:noProof/>
+        </w:rPr>
+        <w:tab/>
+      </w:r>
+      <w:r>
+        <w:rPr>
+          <w:noProof/>
+        </w:rPr>
+        <w:fldChar w:fldCharType="begin"/>
+      </w:r>
+      <w:r>
+        <w:rPr>
+          <w:noProof/>
+        </w:rPr>
+        <w:instrText xml:space="preserve"> PAGEREF _Toc229055601 \h </w:instrText>
+      </w:r>
+      <w:r>
+        <w:rPr>
+          <w:noProof/>
+        </w:rPr>
+      </w:r>
+      <w:r>
+        <w:rPr>
+          <w:noProof/>
+        </w:rPr>
+        <w:fldChar w:fldCharType="separate"/>
+      </w:r>
+      <w:r>
+        <w:rPr>
+          <w:noProof/>
+        </w:rPr>
+        <w:t>44</w:t>
+      </w:r>
+      <w:r>
+        <w:rPr>
+          <w:noProof/>
+        </w:rPr>
+        <w:fldChar w:fldCharType="end"/>
+      </w:r>
+    </w:p>
+    <w:p>
+      <w:pPr>
+        <w:pStyle w:val="TM2"/>
+        <w:tabs>
+          <w:tab w:val="right" w:pos="10456"/>
+        </w:tabs>
+        <w:rPr>
+          <w:rFonts w:eastAsiaTheme="minorEastAsia"/>
+          <w:b w:val="0"/>
+          <w:noProof/>
+          <w:color w:val="auto"/>
+          <w:kern w:val="2"/>
+          <w:sz w:val="24"/>
+          <w:szCs w:val="24"/>
+          <w:lang w:eastAsia="fr-FR"/>
+          <w14:ligatures w14:val="standardContextual"/>
+        </w:rPr>
+      </w:pPr>
+      <w:r>
+        <w:rPr>
+          <w:noProof/>
+        </w:rPr>
+        <w:t>Plancher intermédiaire</w:t>
+      </w:r>
+      <w:r>
+        <w:rPr>
+          <w:noProof/>
+        </w:rPr>
+        <w:tab/>
+      </w:r>
+      <w:r>
+        <w:rPr>
+          <w:noProof/>
+        </w:rPr>
+        <w:fldChar w:fldCharType="begin"/>
+      </w:r>
+      <w:r>
+        <w:rPr>
+          <w:noProof/>
+        </w:rPr>
+        <w:instrText xml:space="preserve"> PAGEREF _Toc229055602 \h </w:instrText>
+      </w:r>
+      <w:r>
+        <w:rPr>
+          <w:noProof/>
+        </w:rPr>
+      </w:r>
+      <w:r>
+        <w:rPr>
+          <w:noProof/>
+        </w:rPr>
+        <w:fldChar w:fldCharType="separate"/>
+      </w:r>
+      <w:r>
+        <w:rPr>
+          <w:noProof/>
+        </w:rPr>
+        <w:t>45</w:t>
+      </w:r>
+      <w:r>
+        <w:rPr>
+          <w:noProof/>
+        </w:rPr>
+        <w:fldChar w:fldCharType="end"/>
+      </w:r>
+    </w:p>
+    <w:p>
+      <w:pPr>
+        <w:pStyle w:val="TM2"/>
+        <w:tabs>
+          <w:tab w:val="right" w:pos="10456"/>
+        </w:tabs>
+        <w:rPr>
+          <w:rFonts w:eastAsiaTheme="minorEastAsia"/>
+          <w:b w:val="0"/>
+          <w:noProof/>
+          <w:color w:val="auto"/>
+          <w:kern w:val="2"/>
+          <w:sz w:val="24"/>
+          <w:szCs w:val="24"/>
+          <w:lang w:eastAsia="fr-FR"/>
+          <w14:ligatures w14:val="standardContextual"/>
+        </w:rPr>
+      </w:pPr>
+      <w:r>
+        <w:rPr>
+          <w:rFonts w:eastAsiaTheme="minorEastAsia"/>
+          <w:noProof/>
+        </w:rPr>
+        <w:t>Plancher haut</w:t>
+      </w:r>
+      <w:r>
+        <w:rPr>
+          <w:noProof/>
+        </w:rPr>
+        <w:tab/>
+      </w:r>
+      <w:r>
+        <w:rPr>
+          <w:noProof/>
+        </w:rPr>
+        <w:fldChar w:fldCharType="begin"/>
+      </w:r>
+      <w:r>
+        <w:rPr>
+          <w:noProof/>
+        </w:rPr>
+        <w:instrText xml:space="preserve"> PAGEREF _Toc229055603 \h </w:instrText>
+      </w:r>
+      <w:r>
+        <w:rPr>
+          <w:noProof/>
+        </w:rPr>
+      </w:r>
+      <w:r>
+        <w:rPr>
+          <w:noProof/>
+        </w:rPr>
+        <w:fldChar w:fldCharType="separate"/>
+      </w:r>
+      <w:r>
+        <w:rPr>
+          <w:noProof/>
+        </w:rPr>
+        <w:t>47</w:t>
+      </w:r>
+      <w:r>
+        <w:rPr>
+          <w:noProof/>
+        </w:rPr>
+        <w:fldChar w:fldCharType="end"/>
+      </w:r>
+    </w:p>
+    <w:p>
+      <w:pPr>
+        <w:pStyle w:val="TM2"/>
+        <w:tabs>
+          <w:tab w:val="right" w:pos="10456"/>
+        </w:tabs>
+        <w:rPr>
+          <w:rFonts w:eastAsiaTheme="minorEastAsia"/>
+          <w:b w:val="0"/>
+          <w:noProof/>
+          <w:color w:val="auto"/>
+          <w:kern w:val="2"/>
+          <w:sz w:val="24"/>
+          <w:szCs w:val="24"/>
+          <w:lang w:eastAsia="fr-FR"/>
+          <w14:ligatures w14:val="standardContextual"/>
+        </w:rPr>
+      </w:pPr>
+      <w:r>
+        <w:rPr>
+          <w:noProof/>
+        </w:rPr>
+        <w:t>Angle de mur</w:t>
+      </w:r>
+      <w:r>
+        <w:rPr>
+          <w:noProof/>
+        </w:rPr>
+        <w:tab/>
+      </w:r>
+      <w:r>
+        <w:rPr>
+          <w:noProof/>
+        </w:rPr>
+        <w:fldChar w:fldCharType="begin"/>
+      </w:r>
+      <w:r>
+        <w:rPr>
+          <w:noProof/>
+        </w:rPr>
+        <w:instrText xml:space="preserve"> PAGEREF _Toc229055604 \h </w:instrText>
+      </w:r>
+      <w:r>
+        <w:rPr>
+          <w:noProof/>
+        </w:rPr>
+      </w:r>
+      <w:r>
+        <w:rPr>
+          <w:noProof/>
+        </w:rPr>
+        <w:fldChar w:fldCharType="separate"/>
+      </w:r>
+      <w:r>
+        <w:rPr>
+          <w:noProof/>
+        </w:rPr>
+        <w:t>49</w:t>
+      </w:r>
+      <w:r>
+        <w:rPr>
+          <w:noProof/>
+        </w:rPr>
+        <w:fldChar w:fldCharType="end"/>
+      </w:r>
+    </w:p>
+    <w:p>
+      <w:pPr>
+        <w:pStyle w:val="TM2"/>
+        <w:tabs>
+          <w:tab w:val="right" w:pos="10456"/>
+        </w:tabs>
+        <w:rPr>
+          <w:rFonts w:eastAsiaTheme="minorEastAsia"/>
+          <w:b w:val="0"/>
+          <w:noProof/>
+          <w:color w:val="auto"/>
+          <w:kern w:val="2"/>
+          <w:sz w:val="24"/>
+          <w:szCs w:val="24"/>
+          <w:lang w:eastAsia="fr-FR"/>
+          <w14:ligatures w14:val="standardContextual"/>
+        </w:rPr>
+      </w:pPr>
+      <w:r>
+        <w:rPr>
+          <w:noProof/>
+        </w:rPr>
+        <w:t>Mur avec tasseaux</w:t>
+      </w:r>
+      <w:r>
+        <w:rPr>
+          <w:noProof/>
+        </w:rPr>
+        <w:tab/>
+      </w:r>
+      <w:r>
+        <w:rPr>
+          <w:noProof/>
+        </w:rPr>
+        <w:fldChar w:fldCharType="begin"/>
+      </w:r>
+      <w:r>
+        <w:rPr>
+          <w:noProof/>
+        </w:rPr>
+        <w:instrText xml:space="preserve"> PAGEREF _Toc229055605 \h </w:instrText>
+      </w:r>
+      <w:r>
+        <w:rPr>
+          <w:noProof/>
+        </w:rPr>
+      </w:r>
+      <w:r>
+        <w:rPr>
+          <w:noProof/>
+        </w:rPr>
+        <w:fldChar w:fldCharType="separate"/>
+      </w:r>
+      <w:r>
+        <w:rPr>
+          <w:noProof/>
+        </w:rPr>
+        <w:t>50</w:t>
+      </w:r>
+      <w:r>
+        <w:rPr>
+          <w:noProof/>
+        </w:rPr>
+        <w:fldChar w:fldCharType="end"/>
+      </w:r>
+    </w:p>
+    <w:p>
+      <w:pPr>
+        <w:pStyle w:val="TM2"/>
+        <w:tabs>
+          <w:tab w:val="right" w:pos="10456"/>
+        </w:tabs>
+        <w:rPr>
+          <w:rFonts w:eastAsiaTheme="minorEastAsia"/>
+          <w:b w:val="0"/>
+          <w:noProof/>
+          <w:color w:val="auto"/>
+          <w:kern w:val="2"/>
+          <w:sz w:val="24"/>
+          <w:szCs w:val="24"/>
+          <w:lang w:eastAsia="fr-FR"/>
+          <w14:ligatures w14:val="standardContextual"/>
+        </w:rPr>
+      </w:pPr>
+      <w:r>
+        <w:rPr>
+          <w:noProof/>
+        </w:rPr>
+        <w:t>Acrotère</w:t>
+      </w:r>
+      <w:r>
+        <w:rPr>
+          <w:noProof/>
+        </w:rPr>
+        <w:tab/>
+      </w:r>
+      <w:r>
+        <w:rPr>
+          <w:noProof/>
+        </w:rPr>
+        <w:fldChar w:fldCharType="begin"/>
+      </w:r>
+      <w:r>
+        <w:rPr>
+          <w:noProof/>
+        </w:rPr>
+        <w:instrText xml:space="preserve"> PAGEREF _Toc229055606 \h </w:instrText>
+      </w:r>
+      <w:r>
+        <w:rPr>
+          <w:noProof/>
+        </w:rPr>
+      </w:r>
+      <w:r>
+        <w:rPr>
+          <w:noProof/>
+        </w:rPr>
+        <w:fldChar w:fldCharType="separate"/>
+      </w:r>
+      <w:r>
+        <w:rPr>
+          <w:noProof/>
+        </w:rPr>
+        <w:t>51</w:t>
+      </w:r>
+      <w:r>
+        <w:rPr>
+          <w:noProof/>
+        </w:rPr>
+        <w:fldChar w:fldCharType="end"/>
+      </w:r>
+    </w:p>
+    <w:p>
+      <w:pPr>
+        <w:pStyle w:val="TM2"/>
+        <w:tabs>
+          <w:tab w:val="right" w:pos="10456"/>
+        </w:tabs>
+        <w:rPr>
+          <w:rFonts w:eastAsiaTheme="minorEastAsia"/>
+          <w:b w:val="0"/>
+          <w:noProof/>
+          <w:color w:val="auto"/>
+          <w:kern w:val="2"/>
+          <w:sz w:val="24"/>
+          <w:szCs w:val="24"/>
+          <w:lang w:eastAsia="fr-FR"/>
+          <w14:ligatures w14:val="standardContextual"/>
+        </w:rPr>
+      </w:pPr>
+      <w:r>
+        <w:rPr>
+          <w:noProof/>
+        </w:rPr>
+        <w:t xml:space="preserve">Plancher intermédiaire </w:t>
+      </w:r>
+      <w:r>
+        <w:rPr>
+          <w:noProof/>
+          <w:lang w:val="el-GR"/>
+        </w:rPr>
+        <w:t>ψ</w:t>
+      </w:r>
+      <w:r>
+        <w:rPr>
+          <w:noProof/>
+          <w:vertAlign w:val="subscript"/>
+          <w:lang w:val="el-GR"/>
+        </w:rPr>
+        <w:t>1</w:t>
+      </w:r>
+      <w:r>
+        <w:rPr>
+          <w:noProof/>
+        </w:rPr>
+        <w:t xml:space="preserve"> – </w:t>
+      </w:r>
+      <w:r>
+        <w:rPr>
+          <w:noProof/>
+          <w:lang w:val="el-GR"/>
+        </w:rPr>
+        <w:t>ψ</w:t>
+      </w:r>
+      <w:r>
+        <w:rPr>
+          <w:noProof/>
+          <w:vertAlign w:val="subscript"/>
+        </w:rPr>
+        <w:t>2</w:t>
+      </w:r>
+      <w:r>
+        <w:rPr>
+          <w:noProof/>
+        </w:rPr>
+        <w:tab/>
+      </w:r>
+      <w:r>
+        <w:rPr>
+          <w:noProof/>
+        </w:rPr>
+        <w:fldChar w:fldCharType="begin"/>
+      </w:r>
+      <w:r>
+        <w:rPr>
+          <w:noProof/>
+        </w:rPr>
+        <w:instrText xml:space="preserve"> PAGEREF _Toc229055607 \h </w:instrText>
+      </w:r>
+      <w:r>
+        <w:rPr>
+          <w:noProof/>
+        </w:rPr>
+      </w:r>
+      <w:r>
+        <w:rPr>
+          <w:noProof/>
+        </w:rPr>
+        <w:fldChar w:fldCharType="separate"/>
+      </w:r>
+      <w:r>
+        <w:rPr>
+          <w:noProof/>
+        </w:rPr>
+        <w:t>52</w:t>
+      </w:r>
+      <w:r>
+        <w:rPr>
+          <w:noProof/>
+        </w:rPr>
+        <w:fldChar w:fldCharType="end"/>
+      </w:r>
+    </w:p>
+    <w:p>
+      <w:pPr>
+        <w:pStyle w:val="TM2"/>
+        <w:tabs>
+          <w:tab w:val="right" w:pos="10456"/>
+        </w:tabs>
+        <w:rPr>
+          <w:rFonts w:eastAsiaTheme="minorEastAsia"/>
+          <w:b w:val="0"/>
+          <w:noProof/>
+          <w:color w:val="auto"/>
+          <w:kern w:val="2"/>
+          <w:sz w:val="24"/>
+          <w:szCs w:val="24"/>
+          <w:lang w:eastAsia="fr-FR"/>
+          <w14:ligatures w14:val="standardContextual"/>
+        </w:rPr>
+      </w:pPr>
+      <w:r>
+        <w:rPr>
+          <w:noProof/>
+        </w:rPr>
+        <w:t>Plancher bas sur terre-plein</w:t>
+      </w:r>
+      <w:r>
+        <w:rPr>
+          <w:noProof/>
+        </w:rPr>
+        <w:tab/>
+      </w:r>
+      <w:r>
+        <w:rPr>
+          <w:noProof/>
+        </w:rPr>
+        <w:fldChar w:fldCharType="begin"/>
+      </w:r>
+      <w:r>
+        <w:rPr>
+          <w:noProof/>
+        </w:rPr>
+        <w:instrText xml:space="preserve"> PAGEREF _Toc229055608 \h </w:instrText>
+      </w:r>
+      <w:r>
+        <w:rPr>
+          <w:noProof/>
+        </w:rPr>
+      </w:r>
+      <w:r>
+        <w:rPr>
+          <w:noProof/>
+        </w:rPr>
+        <w:fldChar w:fldCharType="separate"/>
+      </w:r>
+      <w:r>
+        <w:rPr>
+          <w:noProof/>
+        </w:rPr>
+        <w:t>53</w:t>
+      </w:r>
+      <w:r>
+        <w:rPr>
+          <w:noProof/>
+        </w:rPr>
+        <w:fldChar w:fldCharType="end"/>
+      </w:r>
+    </w:p>
+    <w:p>
+      <w:pPr>
+        <w:pStyle w:val="TM2"/>
+        <w:tabs>
+          <w:tab w:val="right" w:pos="10456"/>
+        </w:tabs>
+        <w:rPr>
+          <w:rFonts w:eastAsiaTheme="minorEastAsia"/>
+          <w:b w:val="0"/>
+          <w:noProof/>
+          <w:color w:val="auto"/>
+          <w:kern w:val="2"/>
+          <w:sz w:val="24"/>
+          <w:szCs w:val="24"/>
+          <w:lang w:eastAsia="fr-FR"/>
+          <w14:ligatures w14:val="standardContextual"/>
+        </w:rPr>
+      </w:pPr>
+      <w:r>
+        <w:rPr>
+          <w:noProof/>
+        </w:rPr>
+        <w:t>Plancher bas sur terre-plein sous le niveau du sol</w:t>
+      </w:r>
+      <w:r>
+        <w:rPr>
+          <w:noProof/>
+        </w:rPr>
+        <w:tab/>
+      </w:r>
+      <w:r>
+        <w:rPr>
+          <w:noProof/>
+        </w:rPr>
+        <w:fldChar w:fldCharType="begin"/>
+      </w:r>
+      <w:r>
+        <w:rPr>
+          <w:noProof/>
+        </w:rPr>
+        <w:instrText xml:space="preserve"> PAGEREF _Toc229055609 \h </w:instrText>
+      </w:r>
+      <w:r>
+        <w:rPr>
+          <w:noProof/>
+        </w:rPr>
+      </w:r>
+      <w:r>
+        <w:rPr>
+          <w:noProof/>
+        </w:rPr>
+        <w:fldChar w:fldCharType="separate"/>
+      </w:r>
+      <w:r>
+        <w:rPr>
+          <w:noProof/>
+        </w:rPr>
+        <w:t>54</w:t>
+      </w:r>
+      <w:r>
+        <w:rPr>
+          <w:noProof/>
+        </w:rPr>
+        <w:fldChar w:fldCharType="end"/>
+      </w:r>
+    </w:p>
+    <w:p>
+      <w:pPr>
+        <w:pStyle w:val="TM2"/>
+        <w:tabs>
+          <w:tab w:val="right" w:pos="10456"/>
+        </w:tabs>
+        <w:rPr>
+          <w:rFonts w:eastAsiaTheme="minorEastAsia"/>
+          <w:b w:val="0"/>
+          <w:noProof/>
+          <w:color w:val="auto"/>
+          <w:kern w:val="2"/>
+          <w:sz w:val="24"/>
+          <w:szCs w:val="24"/>
+          <w:lang w:eastAsia="fr-FR"/>
+          <w14:ligatures w14:val="standardContextual"/>
+        </w:rPr>
+      </w:pPr>
+      <w:r>
+        <w:rPr>
+          <w:noProof/>
+        </w:rPr>
+        <w:t>Plancher bas surélevé sur terre-plein</w:t>
+      </w:r>
+      <w:r>
+        <w:rPr>
+          <w:noProof/>
+        </w:rPr>
+        <w:tab/>
+      </w:r>
+      <w:r>
+        <w:rPr>
+          <w:noProof/>
+        </w:rPr>
+        <w:fldChar w:fldCharType="begin"/>
+      </w:r>
+      <w:r>
+        <w:rPr>
+          <w:noProof/>
+        </w:rPr>
+        <w:instrText xml:space="preserve"> PAGEREF _Toc229055610 \h </w:instrText>
+      </w:r>
+      <w:r>
+        <w:rPr>
+          <w:noProof/>
+        </w:rPr>
+      </w:r>
+      <w:r>
+        <w:rPr>
+          <w:noProof/>
+        </w:rPr>
+        <w:fldChar w:fldCharType="separate"/>
+      </w:r>
+      <w:r>
+        <w:rPr>
+          <w:noProof/>
+        </w:rPr>
+        <w:t>56</w:t>
+      </w:r>
+      <w:r>
+        <w:rPr>
+          <w:noProof/>
+        </w:rPr>
+        <w:fldChar w:fldCharType="end"/>
+      </w:r>
+    </w:p>
+    <w:p>
+      <w:pPr>
+        <w:pStyle w:val="TM2"/>
+        <w:tabs>
+          <w:tab w:val="right" w:pos="10456"/>
+        </w:tabs>
+        <w:rPr>
+          <w:rFonts w:eastAsiaTheme="minorEastAsia"/>
+          <w:b w:val="0"/>
+          <w:noProof/>
+          <w:color w:val="auto"/>
+          <w:kern w:val="2"/>
+          <w:sz w:val="24"/>
+          <w:szCs w:val="24"/>
+          <w:lang w:eastAsia="fr-FR"/>
+          <w14:ligatures w14:val="standardContextual"/>
+        </w:rPr>
+      </w:pPr>
+      <w:r>
+        <w:rPr>
+          <w:noProof/>
+        </w:rPr>
+        <w:t>Plancher bas sur vide sanitaire</w:t>
+      </w:r>
+      <w:r>
+        <w:rPr>
+          <w:noProof/>
+        </w:rPr>
+        <w:tab/>
+      </w:r>
+      <w:r>
+        <w:rPr>
+          <w:noProof/>
+        </w:rPr>
+        <w:fldChar w:fldCharType="begin"/>
+      </w:r>
+      <w:r>
+        <w:rPr>
+          <w:noProof/>
+        </w:rPr>
+        <w:instrText xml:space="preserve"> PAGEREF _Toc229055611 \h </w:instrText>
+      </w:r>
+      <w:r>
+        <w:rPr>
+          <w:noProof/>
+        </w:rPr>
+      </w:r>
+      <w:r>
+        <w:rPr>
+          <w:noProof/>
+        </w:rPr>
+        <w:fldChar w:fldCharType="separate"/>
+      </w:r>
+      <w:r>
+        <w:rPr>
+          <w:noProof/>
+        </w:rPr>
+        <w:t>57</w:t>
+      </w:r>
+      <w:r>
+        <w:rPr>
+          <w:noProof/>
+        </w:rPr>
+        <w:fldChar w:fldCharType="end"/>
+      </w:r>
+    </w:p>
+    <w:p>
+      <w:pPr>
+        <w:pStyle w:val="TM2"/>
+        <w:tabs>
+          <w:tab w:val="right" w:pos="10456"/>
+        </w:tabs>
+        <w:rPr>
+          <w:rFonts w:eastAsiaTheme="minorEastAsia"/>
+          <w:b w:val="0"/>
+          <w:noProof/>
+          <w:color w:val="auto"/>
+          <w:kern w:val="2"/>
+          <w:sz w:val="24"/>
+          <w:szCs w:val="24"/>
+          <w:lang w:eastAsia="fr-FR"/>
+          <w14:ligatures w14:val="standardContextual"/>
+        </w:rPr>
+      </w:pPr>
+      <w:r>
+        <w:rPr>
+          <w:noProof/>
+        </w:rPr>
+        <w:t>Plancher bas en sous-sol</w:t>
+      </w:r>
+      <w:r>
+        <w:rPr>
+          <w:noProof/>
+        </w:rPr>
+        <w:tab/>
+      </w:r>
+      <w:r>
+        <w:rPr>
+          <w:noProof/>
+        </w:rPr>
+        <w:fldChar w:fldCharType="begin"/>
+      </w:r>
+      <w:r>
+        <w:rPr>
+          <w:noProof/>
+        </w:rPr>
+        <w:instrText xml:space="preserve"> PAGEREF _Toc229055612 \h </w:instrText>
+      </w:r>
+      <w:r>
+        <w:rPr>
+          <w:noProof/>
+        </w:rPr>
+      </w:r>
+      <w:r>
+        <w:rPr>
+          <w:noProof/>
+        </w:rPr>
+        <w:fldChar w:fldCharType="separate"/>
+      </w:r>
+      <w:r>
+        <w:rPr>
+          <w:noProof/>
+        </w:rPr>
+        <w:t>58</w:t>
+      </w:r>
+      <w:r>
+        <w:rPr>
+          <w:noProof/>
+        </w:rPr>
+        <w:fldChar w:fldCharType="end"/>
+      </w:r>
+    </w:p>
+    <w:p>
+      <w:pPr>
+        <w:pStyle w:val="TM2"/>
+        <w:tabs>
+          <w:tab w:val="right" w:pos="10456"/>
+        </w:tabs>
+        <w:rPr>
+          <w:rFonts w:eastAsiaTheme="minorEastAsia"/>
+          <w:b w:val="0"/>
+          <w:noProof/>
+          <w:color w:val="auto"/>
+          <w:kern w:val="2"/>
+          <w:sz w:val="24"/>
+          <w:szCs w:val="24"/>
+          <w:lang w:eastAsia="fr-FR"/>
+          <w14:ligatures w14:val="standardContextual"/>
+        </w:rPr>
+      </w:pPr>
+      <w:r>
+        <w:rPr>
+          <w:noProof/>
+        </w:rPr>
+        <w:t>Mur de refend</w:t>
+      </w:r>
+      <w:r>
+        <w:rPr>
+          <w:noProof/>
+        </w:rPr>
+        <w:tab/>
+      </w:r>
+      <w:r>
+        <w:rPr>
+          <w:noProof/>
+        </w:rPr>
+        <w:fldChar w:fldCharType="begin"/>
+      </w:r>
+      <w:r>
+        <w:rPr>
+          <w:noProof/>
+        </w:rPr>
+        <w:instrText xml:space="preserve"> PAGEREF _Toc229055613 \h </w:instrText>
+      </w:r>
+      <w:r>
+        <w:rPr>
+          <w:noProof/>
+        </w:rPr>
+      </w:r>
+      <w:r>
+        <w:rPr>
+          <w:noProof/>
+        </w:rPr>
+        <w:fldChar w:fldCharType="separate"/>
+      </w:r>
+      <w:r>
+        <w:rPr>
+          <w:noProof/>
+        </w:rPr>
+        <w:t>60</w:t>
+      </w:r>
+      <w:r>
+        <w:rPr>
+          <w:noProof/>
+        </w:rPr>
+        <w:fldChar w:fldCharType="end"/>
+      </w:r>
+    </w:p>
+    <w:p>
+      <w:pPr>
+        <w:pStyle w:val="TM2"/>
+        <w:tabs>
+          <w:tab w:val="right" w:pos="10456"/>
+        </w:tabs>
+        <w:rPr>
+          <w:rFonts w:eastAsiaTheme="minorEastAsia"/>
+          <w:b w:val="0"/>
+          <w:noProof/>
+          <w:color w:val="auto"/>
+          <w:kern w:val="2"/>
+          <w:sz w:val="24"/>
+          <w:szCs w:val="24"/>
+          <w:lang w:eastAsia="fr-FR"/>
+          <w14:ligatures w14:val="standardContextual"/>
+        </w:rPr>
+      </w:pPr>
+      <w:r>
+        <w:rPr>
+          <w:noProof/>
+        </w:rPr>
+        <w:t>Cadre de menuiserie</w:t>
+      </w:r>
+      <w:r>
+        <w:rPr>
+          <w:noProof/>
+        </w:rPr>
+        <w:tab/>
+      </w:r>
+      <w:r>
+        <w:rPr>
+          <w:noProof/>
+        </w:rPr>
+        <w:fldChar w:fldCharType="begin"/>
+      </w:r>
+      <w:r>
+        <w:rPr>
+          <w:noProof/>
+        </w:rPr>
+        <w:instrText xml:space="preserve"> PAGEREF _Toc229055614 \h </w:instrText>
+      </w:r>
+      <w:r>
+        <w:rPr>
+          <w:noProof/>
+        </w:rPr>
+      </w:r>
+      <w:r>
+        <w:rPr>
+          <w:noProof/>
+        </w:rPr>
+        <w:fldChar w:fldCharType="separate"/>
+      </w:r>
+      <w:r>
+        <w:rPr>
+          <w:noProof/>
+        </w:rPr>
+        <w:t>61</w:t>
+      </w:r>
+      <w:r>
+        <w:rPr>
+          <w:noProof/>
+        </w:rPr>
+        <w:fldChar w:fldCharType="end"/>
+      </w:r>
+    </w:p>
+    <w:p>
+      <w:pPr>
+        <w:pStyle w:val="TM2"/>
+        <w:tabs>
+          <w:tab w:val="right" w:pos="10456"/>
+        </w:tabs>
+        <w:rPr>
+          <w:rFonts w:eastAsiaTheme="minorEastAsia"/>
+          <w:b w:val="0"/>
+          <w:noProof/>
+          <w:color w:val="auto"/>
+          <w:kern w:val="2"/>
+          <w:sz w:val="24"/>
+          <w:szCs w:val="24"/>
+          <w:lang w:eastAsia="fr-FR"/>
+          <w14:ligatures w14:val="standardContextual"/>
+        </w:rPr>
+      </w:pPr>
+      <w:r>
+        <w:rPr>
+          <w:noProof/>
+        </w:rPr>
+        <w:t>Jonction vitrage – menuiserie</w:t>
+      </w:r>
+      <w:r>
+        <w:rPr>
+          <w:noProof/>
+        </w:rPr>
+        <w:tab/>
+      </w:r>
+      <w:r>
+        <w:rPr>
+          <w:noProof/>
+        </w:rPr>
+        <w:fldChar w:fldCharType="begin"/>
+      </w:r>
+      <w:r>
+        <w:rPr>
+          <w:noProof/>
+        </w:rPr>
+        <w:instrText xml:space="preserve"> PAGEREF _Toc229055615 \h </w:instrText>
+      </w:r>
+      <w:r>
+        <w:rPr>
+          <w:noProof/>
+        </w:rPr>
+      </w:r>
+      <w:r>
+        <w:rPr>
+          <w:noProof/>
+        </w:rPr>
+        <w:fldChar w:fldCharType="separate"/>
+      </w:r>
+      <w:r>
+        <w:rPr>
+          <w:noProof/>
+        </w:rPr>
+        <w:t>62</w:t>
+      </w:r>
+      <w:r>
+        <w:rPr>
+          <w:noProof/>
+        </w:rPr>
+        <w:fldChar w:fldCharType="end"/>
+      </w:r>
+    </w:p>
+    <w:p>
+      <w:pPr>
+        <w:pStyle w:val="TM2"/>
+        <w:tabs>
+          <w:tab w:val="right" w:pos="10456"/>
+        </w:tabs>
+        <w:rPr>
+          <w:rFonts w:eastAsiaTheme="minorEastAsia"/>
+          <w:b w:val="0"/>
+          <w:noProof/>
+          <w:color w:val="auto"/>
+          <w:kern w:val="2"/>
+          <w:sz w:val="24"/>
+          <w:szCs w:val="24"/>
+          <w:lang w:eastAsia="fr-FR"/>
+          <w14:ligatures w14:val="standardContextual"/>
+        </w:rPr>
+      </w:pPr>
+      <w:r>
+        <w:rPr>
+          <w:noProof/>
+        </w:rPr>
+        <w:t>Mise en œuvre de menuiseries</w:t>
+      </w:r>
+      <w:r>
+        <w:rPr>
+          <w:noProof/>
+        </w:rPr>
+        <w:tab/>
+      </w:r>
+      <w:r>
+        <w:rPr>
+          <w:noProof/>
+        </w:rPr>
+        <w:fldChar w:fldCharType="begin"/>
+      </w:r>
+      <w:r>
+        <w:rPr>
+          <w:noProof/>
+        </w:rPr>
+        <w:instrText xml:space="preserve"> PAGEREF _Toc229055616 \h </w:instrText>
+      </w:r>
+      <w:r>
+        <w:rPr>
+          <w:noProof/>
+        </w:rPr>
+      </w:r>
+      <w:r>
+        <w:rPr>
+          <w:noProof/>
+        </w:rPr>
+        <w:fldChar w:fldCharType="separate"/>
+      </w:r>
+      <w:r>
+        <w:rPr>
+          <w:noProof/>
+        </w:rPr>
+        <w:t>63</w:t>
+      </w:r>
+      <w:r>
+        <w:rPr>
+          <w:noProof/>
+        </w:rPr>
+        <w:fldChar w:fldCharType="end"/>
+      </w:r>
+    </w:p>
+    <w:p>
+      <w:pPr>
+        <w:pStyle w:val="TM2"/>
+        <w:tabs>
+          <w:tab w:val="right" w:pos="10456"/>
+        </w:tabs>
+        <w:rPr>
+          <w:rFonts w:eastAsiaTheme="minorEastAsia"/>
+          <w:b w:val="0"/>
+          <w:noProof/>
+          <w:color w:val="auto"/>
+          <w:kern w:val="2"/>
+          <w:sz w:val="24"/>
+          <w:szCs w:val="24"/>
+          <w:lang w:eastAsia="fr-FR"/>
+          <w14:ligatures w14:val="standardContextual"/>
+        </w:rPr>
+      </w:pPr>
+      <w:r>
+        <w:rPr>
+          <w:noProof/>
+        </w:rPr>
+        <w:t>Seuil de portes</w:t>
+      </w:r>
+      <w:r>
+        <w:rPr>
+          <w:noProof/>
+        </w:rPr>
+        <w:tab/>
+      </w:r>
+      <w:r>
+        <w:rPr>
+          <w:noProof/>
+        </w:rPr>
+        <w:fldChar w:fldCharType="begin"/>
+      </w:r>
+      <w:r>
+        <w:rPr>
+          <w:noProof/>
+        </w:rPr>
+        <w:instrText xml:space="preserve"> PAGEREF _Toc229055617 \h </w:instrText>
+      </w:r>
+      <w:r>
+        <w:rPr>
+          <w:noProof/>
+        </w:rPr>
+      </w:r>
+      <w:r>
+        <w:rPr>
+          <w:noProof/>
+        </w:rPr>
+        <w:fldChar w:fldCharType="separate"/>
+      </w:r>
+      <w:r>
+        <w:rPr>
+          <w:noProof/>
+        </w:rPr>
+        <w:t>63</w:t>
       </w:r>
       <w:r>
         <w:rPr>
@@ -3396,16 +4768,18 @@
           <w:rFonts w:eastAsiaTheme="minorEastAsia"/>
           <w:noProof/>
           <w:color w:val="auto"/>
+          <w:kern w:val="2"/>
           <w:sz w:val="24"/>
           <w:szCs w:val="24"/>
           <w:lang w:eastAsia="fr-FR"/>
-        </w:rPr>
-      </w:pPr>
-      <w:r>
-        <w:rPr>
-          <w:noProof/>
-        </w:rPr>
-        <w:t>Transmission thermique d'un encadrement</w:t>
+          <w14:ligatures w14:val="standardContextual"/>
+        </w:rPr>
+      </w:pPr>
+      <w:r>
+        <w:rPr>
+          <w:noProof/>
+        </w:rPr>
+        <w:t>Pont thermique au droit du seuil de porte</w:t>
       </w:r>
       <w:r>
         <w:rPr>
@@ -3423,7 +4797,7 @@
         <w:rPr>
           <w:noProof/>
         </w:rPr>
-        <w:instrText xml:space="preserve"> PAGEREF _Toc532824656 \h </w:instrText>
+        <w:instrText xml:space="preserve"> PAGEREF _Toc229055618 \h </w:instrText>
       </w:r>
       <w:r>
         <w:rPr>
@@ -3440,7 +4814,199 @@
         <w:rPr>
           <w:noProof/>
         </w:rPr>
-        <w:t>42</w:t>
+        <w:t>63</w:t>
+      </w:r>
+      <w:r>
+        <w:rPr>
+          <w:noProof/>
+        </w:rPr>
+        <w:fldChar w:fldCharType="end"/>
+      </w:r>
+    </w:p>
+    <w:p>
+      <w:pPr>
+        <w:pStyle w:val="TM3"/>
+        <w:tabs>
+          <w:tab w:val="right" w:pos="10456"/>
+        </w:tabs>
+        <w:rPr>
+          <w:rFonts w:eastAsiaTheme="minorEastAsia"/>
+          <w:noProof/>
+          <w:color w:val="auto"/>
+          <w:kern w:val="2"/>
+          <w:sz w:val="24"/>
+          <w:szCs w:val="24"/>
+          <w:lang w:eastAsia="fr-FR"/>
+          <w14:ligatures w14:val="standardContextual"/>
+        </w:rPr>
+      </w:pPr>
+      <w:r>
+        <w:rPr>
+          <w:noProof/>
+        </w:rPr>
+        <w:t>Pont thermique du plancher bas seul</w:t>
+      </w:r>
+      <w:r>
+        <w:rPr>
+          <w:noProof/>
+        </w:rPr>
+        <w:tab/>
+      </w:r>
+      <w:r>
+        <w:rPr>
+          <w:noProof/>
+        </w:rPr>
+        <w:fldChar w:fldCharType="begin"/>
+      </w:r>
+      <w:r>
+        <w:rPr>
+          <w:noProof/>
+        </w:rPr>
+        <w:instrText xml:space="preserve"> PAGEREF _Toc229055619 \h </w:instrText>
+      </w:r>
+      <w:r>
+        <w:rPr>
+          <w:noProof/>
+        </w:rPr>
+      </w:r>
+      <w:r>
+        <w:rPr>
+          <w:noProof/>
+        </w:rPr>
+        <w:fldChar w:fldCharType="separate"/>
+      </w:r>
+      <w:r>
+        <w:rPr>
+          <w:noProof/>
+        </w:rPr>
+        <w:t>64</w:t>
+      </w:r>
+      <w:r>
+        <w:rPr>
+          <w:noProof/>
+        </w:rPr>
+        <w:fldChar w:fldCharType="end"/>
+      </w:r>
+    </w:p>
+    <w:p>
+      <w:pPr>
+        <w:pStyle w:val="TM3"/>
+        <w:tabs>
+          <w:tab w:val="right" w:pos="10456"/>
+        </w:tabs>
+        <w:rPr>
+          <w:rFonts w:eastAsiaTheme="minorEastAsia"/>
+          <w:noProof/>
+          <w:color w:val="auto"/>
+          <w:kern w:val="2"/>
+          <w:sz w:val="24"/>
+          <w:szCs w:val="24"/>
+          <w:lang w:eastAsia="fr-FR"/>
+          <w14:ligatures w14:val="standardContextual"/>
+        </w:rPr>
+      </w:pPr>
+      <w:r>
+        <w:rPr>
+          <w:noProof/>
+        </w:rPr>
+        <w:t>Pont thermique additionnel du seuil de porte</w:t>
+      </w:r>
+      <w:r>
+        <w:rPr>
+          <w:noProof/>
+        </w:rPr>
+        <w:tab/>
+      </w:r>
+      <w:r>
+        <w:rPr>
+          <w:noProof/>
+        </w:rPr>
+        <w:fldChar w:fldCharType="begin"/>
+      </w:r>
+      <w:r>
+        <w:rPr>
+          <w:noProof/>
+        </w:rPr>
+        <w:instrText xml:space="preserve"> PAGEREF _Toc229055620 \h </w:instrText>
+      </w:r>
+      <w:r>
+        <w:rPr>
+          <w:noProof/>
+        </w:rPr>
+      </w:r>
+      <w:r>
+        <w:rPr>
+          <w:noProof/>
+        </w:rPr>
+        <w:fldChar w:fldCharType="separate"/>
+      </w:r>
+      <w:r>
+        <w:rPr>
+          <w:noProof/>
+        </w:rPr>
+        <w:t>65</w:t>
+      </w:r>
+      <w:r>
+        <w:rPr>
+          <w:noProof/>
+        </w:rPr>
+        <w:fldChar w:fldCharType="end"/>
+      </w:r>
+    </w:p>
+    <w:p>
+      <w:pPr>
+        <w:pStyle w:val="TM1"/>
+        <w:rPr>
+          <w:rFonts w:eastAsiaTheme="minorEastAsia"/>
+          <w:b w:val="0"/>
+          <w:noProof/>
+          <w:kern w:val="2"/>
+          <w:sz w:val="24"/>
+          <w:szCs w:val="24"/>
+          <w:lang w:eastAsia="fr-FR"/>
+          <w14:ligatures w14:val="standardContextual"/>
+        </w:rPr>
+      </w:pPr>
+      <w:r>
+        <w:rPr>
+          <w:noProof/>
+        </w:rPr>
+        <w:t>Calculs connexes</w:t>
+      </w:r>
+      <w:r>
+        <w:rPr>
+          <w:noProof/>
+        </w:rPr>
+        <w:tab/>
+      </w:r>
+      <w:r>
+        <w:rPr>
+          <w:noProof/>
+        </w:rPr>
+        <w:fldChar w:fldCharType="begin"/>
+      </w:r>
+      <w:r>
+        <w:rPr>
+          <w:noProof/>
+        </w:rPr>
+        <w:instrText xml:space="preserve"> PAGEREF _Toc229055621 \h </w:instrText>
+      </w:r>
+      <w:r>
+        <w:rPr>
+          <w:noProof/>
+        </w:rPr>
+      </w:r>
+      <w:r>
+        <w:rPr>
+          <w:noProof/>
+        </w:rPr>
+        <w:fldChar w:fldCharType="separate"/>
+      </w:r>
+      <w:r>
+        <w:rPr>
+          <w:noProof/>
+        </w:rPr>
+        <w:t>66</w:t>
       </w:r>
       <w:r>
         <w:rPr>
@@ -3460,16 +5026,18 @@
           <w:b w:val="0"/>
           <w:noProof/>
           <w:color w:val="auto"/>
+          <w:kern w:val="2"/>
           <w:sz w:val="24"/>
           <w:szCs w:val="24"/>
           <w:lang w:eastAsia="fr-FR"/>
-        </w:rPr>
-      </w:pPr>
-      <w:r>
-        <w:rPr>
-          <w:noProof/>
-        </w:rPr>
-        <w:t>Transmission linéique d'une menuiserie</w:t>
+          <w14:ligatures w14:val="standardContextual"/>
+        </w:rPr>
+      </w:pPr>
+      <w:r>
+        <w:rPr>
+          <w:noProof/>
+        </w:rPr>
+        <w:t>Conductivité thermique équivalente</w:t>
       </w:r>
       <w:r>
         <w:rPr>
@@ -3487,7 +5055,7 @@
         <w:rPr>
           <w:noProof/>
         </w:rPr>
-        <w:instrText xml:space="preserve"> PAGEREF _Toc532824657 \h </w:instrText>
+        <w:instrText xml:space="preserve"> PAGEREF _Toc229055622 \h </w:instrText>
       </w:r>
       <w:r>
         <w:rPr>
@@ -3504,67 +5072,7 @@
         <w:rPr>
           <w:noProof/>
         </w:rPr>
-        <w:t>43</w:t>
-      </w:r>
-      <w:r>
-        <w:rPr>
-          <w:noProof/>
-        </w:rPr>
-        <w:fldChar w:fldCharType="end"/>
-      </w:r>
-    </w:p>
-    <w:p>
-      <w:pPr>
-        <w:pStyle w:val="TM1"/>
-        <w:rPr>
-          <w:rFonts w:eastAsiaTheme="minorEastAsia"/>
-          <w:b w:val="0"/>
-          <w:noProof/>
-          <w:sz w:val="24"/>
-          <w:szCs w:val="24"/>
-          <w:lang w:eastAsia="fr-FR"/>
-        </w:rPr>
-      </w:pPr>
-      <w:r>
-        <w:rPr>
-          <w:noProof/>
-        </w:rPr>
-        <w:t>Applications</w:t>
-      </w:r>
-      <w:r>
-        <w:rPr>
-          <w:noProof/>
-        </w:rPr>
-        <w:tab/>
-      </w:r>
-      <w:r>
-        <w:rPr>
-          <w:noProof/>
-        </w:rPr>
-        <w:fldChar w:fldCharType="begin"/>
-      </w:r>
-      <w:r>
-        <w:rPr>
-          <w:noProof/>
-        </w:rPr>
-        <w:instrText xml:space="preserve"> PAGEREF _Toc532824658 \h </w:instrText>
-      </w:r>
-      <w:r>
-        <w:rPr>
-          <w:noProof/>
-        </w:rPr>
-      </w:r>
-      <w:r>
-        <w:rPr>
-          <w:noProof/>
-        </w:rPr>
-        <w:fldChar w:fldCharType="separate"/>
-      </w:r>
-      <w:r>
-        <w:rPr>
-          <w:noProof/>
-        </w:rPr>
-        <w:t>45</w:t>
+        <w:t>66</w:t>
       </w:r>
       <w:r>
         <w:rPr>
@@ -3584,16 +5092,18 @@
           <w:b w:val="0"/>
           <w:noProof/>
           <w:color w:val="auto"/>
+          <w:kern w:val="2"/>
           <w:sz w:val="24"/>
           <w:szCs w:val="24"/>
           <w:lang w:eastAsia="fr-FR"/>
-        </w:rPr>
-      </w:pPr>
-      <w:r>
-        <w:rPr>
-          <w:noProof/>
-        </w:rPr>
-        <w:t>Bâtiment de référence</w:t>
+          <w14:ligatures w14:val="standardContextual"/>
+        </w:rPr>
+      </w:pPr>
+      <w:r>
+        <w:rPr>
+          <w:noProof/>
+        </w:rPr>
+        <w:t>Flux de chaleur</w:t>
       </w:r>
       <w:r>
         <w:rPr>
@@ -3611,7 +5121,7 @@
         <w:rPr>
           <w:noProof/>
         </w:rPr>
-        <w:instrText xml:space="preserve"> PAGEREF _Toc532824659 \h </w:instrText>
+        <w:instrText xml:space="preserve"> PAGEREF _Toc229055623 \h </w:instrText>
       </w:r>
       <w:r>
         <w:rPr>
@@ -3628,7 +5138,7 @@
         <w:rPr>
           <w:noProof/>
         </w:rPr>
-        <w:t>45</w:t>
+        <w:t>67</w:t>
       </w:r>
       <w:r>
         <w:rPr>
@@ -3648,16 +5158,19 @@
           <w:b w:val="0"/>
           <w:noProof/>
           <w:color w:val="auto"/>
+          <w:kern w:val="2"/>
           <w:sz w:val="24"/>
           <w:szCs w:val="24"/>
           <w:lang w:eastAsia="fr-FR"/>
-        </w:rPr>
-      </w:pPr>
-      <w:r>
-        <w:rPr>
-          <w:noProof/>
-        </w:rPr>
-        <w:t>Plancher intermédiaire</w:t>
+          <w14:ligatures w14:val="standardContextual"/>
+        </w:rPr>
+      </w:pPr>
+      <w:r>
+        <w:rPr>
+          <w:noProof/>
+          <w:lang w:eastAsia="fr-FR"/>
+        </w:rPr>
+        <w:t>Transmission thermique</w:t>
       </w:r>
       <w:r>
         <w:rPr>
@@ -3675,7 +5188,7 @@
         <w:rPr>
           <w:noProof/>
         </w:rPr>
-        <w:instrText xml:space="preserve"> PAGEREF _Toc532824660 \h </w:instrText>
+        <w:instrText xml:space="preserve"> PAGEREF _Toc229055624 \h </w:instrText>
       </w:r>
       <w:r>
         <w:rPr>
@@ -3692,7 +5205,7 @@
         <w:rPr>
           <w:noProof/>
         </w:rPr>
-        <w:t>46</w:t>
+        <w:t>67</w:t>
       </w:r>
       <w:r>
         <w:rPr>
@@ -3703,1452 +5216,14 @@
     </w:p>
     <w:p>
       <w:pPr>
-        <w:pStyle w:val="TM2"/>
-        <w:tabs>
-          <w:tab w:val="right" w:pos="10456"/>
-        </w:tabs>
-        <w:rPr>
-          <w:rFonts w:eastAsiaTheme="minorEastAsia"/>
-          <w:b w:val="0"/>
-          <w:noProof/>
-          <w:color w:val="auto"/>
-          <w:sz w:val="24"/>
-          <w:szCs w:val="24"/>
-          <w:lang w:eastAsia="fr-FR"/>
-        </w:rPr>
-      </w:pPr>
-      <w:r>
-        <w:rPr>
-          <w:rFonts w:eastAsiaTheme="minorEastAsia"/>
-          <w:noProof/>
-        </w:rPr>
-        <w:t>Plancher haut</w:t>
-      </w:r>
-      <w:r>
-        <w:rPr>
-          <w:noProof/>
-        </w:rPr>
-        <w:tab/>
-      </w:r>
-      <w:r>
-        <w:rPr>
-          <w:noProof/>
-        </w:rPr>
-        <w:fldChar w:fldCharType="begin"/>
-      </w:r>
-      <w:r>
-        <w:rPr>
-          <w:noProof/>
-        </w:rPr>
-        <w:instrText xml:space="preserve"> PAGEREF _Toc532824661 \h </w:instrText>
-      </w:r>
-      <w:r>
-        <w:rPr>
-          <w:noProof/>
-        </w:rPr>
-      </w:r>
-      <w:r>
-        <w:rPr>
-          <w:noProof/>
-        </w:rPr>
-        <w:fldChar w:fldCharType="separate"/>
-      </w:r>
-      <w:r>
-        <w:rPr>
-          <w:noProof/>
-        </w:rPr>
-        <w:t>48</w:t>
-      </w:r>
-      <w:r>
-        <w:rPr>
-          <w:noProof/>
-        </w:rPr>
+        <w:pStyle w:val="TM4"/>
+      </w:pPr>
+      <w:r>
         <w:fldChar w:fldCharType="end"/>
       </w:r>
     </w:p>
     <w:p>
       <w:pPr>
-        <w:pStyle w:val="TM2"/>
-        <w:tabs>
-          <w:tab w:val="right" w:pos="10456"/>
-        </w:tabs>
-        <w:rPr>
-          <w:rFonts w:eastAsiaTheme="minorEastAsia"/>
-          <w:b w:val="0"/>
-          <w:noProof/>
-          <w:color w:val="auto"/>
-          <w:sz w:val="24"/>
-          <w:szCs w:val="24"/>
-          <w:lang w:eastAsia="fr-FR"/>
-        </w:rPr>
-      </w:pPr>
-      <w:r>
-        <w:rPr>
-          <w:noProof/>
-        </w:rPr>
-        <w:t>Angle de mur</w:t>
-      </w:r>
-      <w:r>
-        <w:rPr>
-          <w:noProof/>
-        </w:rPr>
-        <w:tab/>
-      </w:r>
-      <w:r>
-        <w:rPr>
-          <w:noProof/>
-        </w:rPr>
-        <w:fldChar w:fldCharType="begin"/>
-      </w:r>
-      <w:r>
-        <w:rPr>
-          <w:noProof/>
-        </w:rPr>
-        <w:instrText xml:space="preserve"> PAGEREF _Toc532824662 \h </w:instrText>
-      </w:r>
-      <w:r>
-        <w:rPr>
-          <w:noProof/>
-        </w:rPr>
-      </w:r>
-      <w:r>
-        <w:rPr>
-          <w:noProof/>
-        </w:rPr>
-        <w:fldChar w:fldCharType="separate"/>
-      </w:r>
-      <w:r>
-        <w:rPr>
-          <w:noProof/>
-        </w:rPr>
-        <w:t>50</w:t>
-      </w:r>
-      <w:r>
-        <w:rPr>
-          <w:noProof/>
-        </w:rPr>
-        <w:fldChar w:fldCharType="end"/>
-      </w:r>
-    </w:p>
-    <w:p>
-      <w:pPr>
-        <w:pStyle w:val="TM2"/>
-        <w:tabs>
-          <w:tab w:val="right" w:pos="10456"/>
-        </w:tabs>
-        <w:rPr>
-          <w:rFonts w:eastAsiaTheme="minorEastAsia"/>
-          <w:b w:val="0"/>
-          <w:noProof/>
-          <w:color w:val="auto"/>
-          <w:sz w:val="24"/>
-          <w:szCs w:val="24"/>
-          <w:lang w:eastAsia="fr-FR"/>
-        </w:rPr>
-      </w:pPr>
-      <w:r>
-        <w:rPr>
-          <w:noProof/>
-        </w:rPr>
-        <w:t>Mur avec tasseaux</w:t>
-      </w:r>
-      <w:r>
-        <w:rPr>
-          <w:noProof/>
-        </w:rPr>
-        <w:tab/>
-      </w:r>
-      <w:r>
-        <w:rPr>
-          <w:noProof/>
-        </w:rPr>
-        <w:fldChar w:fldCharType="begin"/>
-      </w:r>
-      <w:r>
-        <w:rPr>
-          <w:noProof/>
-        </w:rPr>
-        <w:instrText xml:space="preserve"> PAGEREF _Toc532824663 \h </w:instrText>
-      </w:r>
-      <w:r>
-        <w:rPr>
-          <w:noProof/>
-        </w:rPr>
-      </w:r>
-      <w:r>
-        <w:rPr>
-          <w:noProof/>
-        </w:rPr>
-        <w:fldChar w:fldCharType="separate"/>
-      </w:r>
-      <w:r>
-        <w:rPr>
-          <w:noProof/>
-        </w:rPr>
-        <w:t>51</w:t>
-      </w:r>
-      <w:r>
-        <w:rPr>
-          <w:noProof/>
-        </w:rPr>
-        <w:fldChar w:fldCharType="end"/>
-      </w:r>
-    </w:p>
-    <w:p>
-      <w:pPr>
-        <w:pStyle w:val="TM2"/>
-        <w:tabs>
-          <w:tab w:val="right" w:pos="10456"/>
-        </w:tabs>
-        <w:rPr>
-          <w:rFonts w:eastAsiaTheme="minorEastAsia"/>
-          <w:b w:val="0"/>
-          <w:noProof/>
-          <w:color w:val="auto"/>
-          <w:sz w:val="24"/>
-          <w:szCs w:val="24"/>
-          <w:lang w:eastAsia="fr-FR"/>
-        </w:rPr>
-      </w:pPr>
-      <w:r>
-        <w:rPr>
-          <w:noProof/>
-        </w:rPr>
-        <w:t>Acrotère</w:t>
-      </w:r>
-      <w:r>
-        <w:rPr>
-          <w:noProof/>
-        </w:rPr>
-        <w:tab/>
-      </w:r>
-      <w:r>
-        <w:rPr>
-          <w:noProof/>
-        </w:rPr>
-        <w:fldChar w:fldCharType="begin"/>
-      </w:r>
-      <w:r>
-        <w:rPr>
-          <w:noProof/>
-        </w:rPr>
-        <w:instrText xml:space="preserve"> PAGEREF _Toc532824664 \h </w:instrText>
-      </w:r>
-      <w:r>
-        <w:rPr>
-          <w:noProof/>
-        </w:rPr>
-      </w:r>
-      <w:r>
-        <w:rPr>
-          <w:noProof/>
-        </w:rPr>
-        <w:fldChar w:fldCharType="separate"/>
-      </w:r>
-      <w:r>
-        <w:rPr>
-          <w:noProof/>
-        </w:rPr>
-        <w:t>52</w:t>
-      </w:r>
-      <w:r>
-        <w:rPr>
-          <w:noProof/>
-        </w:rPr>
-        <w:fldChar w:fldCharType="end"/>
-      </w:r>
-    </w:p>
-    <w:p>
-      <w:pPr>
-        <w:pStyle w:val="TM2"/>
-        <w:tabs>
-          <w:tab w:val="right" w:pos="10456"/>
-        </w:tabs>
-        <w:rPr>
-          <w:rFonts w:eastAsiaTheme="minorEastAsia"/>
-          <w:b w:val="0"/>
-          <w:noProof/>
-          <w:color w:val="auto"/>
-          <w:sz w:val="24"/>
-          <w:szCs w:val="24"/>
-          <w:lang w:eastAsia="fr-FR"/>
-        </w:rPr>
-      </w:pPr>
-      <w:r>
-        <w:rPr>
-          <w:noProof/>
-        </w:rPr>
-        <w:t xml:space="preserve">Plancher intermédiaire </w:t>
-      </w:r>
-      <w:r>
-        <w:rPr>
-          <w:noProof/>
-          <w:lang w:val="el-GR"/>
-        </w:rPr>
-        <w:t>ψ</w:t>
-      </w:r>
-      <w:r>
-        <w:rPr>
-          <w:noProof/>
-          <w:vertAlign w:val="subscript"/>
-          <w:lang w:val="el-GR"/>
-        </w:rPr>
-        <w:t>1</w:t>
-      </w:r>
-      <w:r>
-        <w:rPr>
-          <w:noProof/>
-        </w:rPr>
-        <w:t xml:space="preserve"> – </w:t>
-      </w:r>
-      <w:r>
-        <w:rPr>
-          <w:noProof/>
-          <w:lang w:val="el-GR"/>
-        </w:rPr>
-        <w:t>ψ</w:t>
-      </w:r>
-      <w:r>
-        <w:rPr>
-          <w:noProof/>
-          <w:vertAlign w:val="subscript"/>
-        </w:rPr>
-        <w:t>2</w:t>
-      </w:r>
-      <w:r>
-        <w:rPr>
-          <w:noProof/>
-        </w:rPr>
-        <w:tab/>
-      </w:r>
-      <w:r>
-        <w:rPr>
-          <w:noProof/>
-        </w:rPr>
-        <w:fldChar w:fldCharType="begin"/>
-      </w:r>
-      <w:r>
-        <w:rPr>
-          <w:noProof/>
-        </w:rPr>
-        <w:instrText xml:space="preserve"> PAGEREF _Toc532824665 \h </w:instrText>
-      </w:r>
-      <w:r>
-        <w:rPr>
-          <w:noProof/>
-        </w:rPr>
-      </w:r>
-      <w:r>
-        <w:rPr>
-          <w:noProof/>
-        </w:rPr>
-        <w:fldChar w:fldCharType="separate"/>
-      </w:r>
-      <w:r>
-        <w:rPr>
-          <w:noProof/>
-        </w:rPr>
-        <w:t>53</w:t>
-      </w:r>
-      <w:r>
-        <w:rPr>
-          <w:noProof/>
-        </w:rPr>
-        <w:fldChar w:fldCharType="end"/>
-      </w:r>
-    </w:p>
-    <w:p>
-      <w:pPr>
-        <w:pStyle w:val="TM2"/>
-        <w:tabs>
-          <w:tab w:val="right" w:pos="10456"/>
-        </w:tabs>
-        <w:rPr>
-          <w:rFonts w:eastAsiaTheme="minorEastAsia"/>
-          <w:b w:val="0"/>
-          <w:noProof/>
-          <w:color w:val="auto"/>
-          <w:sz w:val="24"/>
-          <w:szCs w:val="24"/>
-          <w:lang w:eastAsia="fr-FR"/>
-        </w:rPr>
-      </w:pPr>
-      <w:r>
-        <w:rPr>
-          <w:noProof/>
-        </w:rPr>
-        <w:t>Plancher bas sur terre-plein</w:t>
-      </w:r>
-      <w:r>
-        <w:rPr>
-          <w:noProof/>
-        </w:rPr>
-        <w:tab/>
-      </w:r>
-      <w:r>
-        <w:rPr>
-          <w:noProof/>
-        </w:rPr>
-        <w:fldChar w:fldCharType="begin"/>
-      </w:r>
-      <w:r>
-        <w:rPr>
-          <w:noProof/>
-        </w:rPr>
-        <w:instrText xml:space="preserve"> PAGEREF _Toc532824666 \h </w:instrText>
-      </w:r>
-      <w:r>
-        <w:rPr>
-          <w:noProof/>
-        </w:rPr>
-      </w:r>
-      <w:r>
-        <w:rPr>
-          <w:noProof/>
-        </w:rPr>
-        <w:fldChar w:fldCharType="separate"/>
-      </w:r>
-      <w:r>
-        <w:rPr>
-          <w:noProof/>
-        </w:rPr>
-        <w:t>54</w:t>
-      </w:r>
-      <w:r>
-        <w:rPr>
-          <w:noProof/>
-        </w:rPr>
-        <w:fldChar w:fldCharType="end"/>
-      </w:r>
-    </w:p>
-    <w:p>
-      <w:pPr>
-        <w:pStyle w:val="TM2"/>
-        <w:tabs>
-          <w:tab w:val="right" w:pos="10456"/>
-        </w:tabs>
-        <w:rPr>
-          <w:rFonts w:eastAsiaTheme="minorEastAsia"/>
-          <w:b w:val="0"/>
-          <w:noProof/>
-          <w:color w:val="auto"/>
-          <w:sz w:val="24"/>
-          <w:szCs w:val="24"/>
-          <w:lang w:eastAsia="fr-FR"/>
-        </w:rPr>
-      </w:pPr>
-      <w:r>
-        <w:rPr>
-          <w:noProof/>
-        </w:rPr>
-        <w:t>Plancher bas sur terre-plein sous le niveau du sol</w:t>
-      </w:r>
-      <w:r>
-        <w:rPr>
-          <w:noProof/>
-        </w:rPr>
-        <w:tab/>
-      </w:r>
-      <w:r>
-        <w:rPr>
-          <w:noProof/>
-        </w:rPr>
-        <w:fldChar w:fldCharType="begin"/>
-      </w:r>
-      <w:r>
-        <w:rPr>
-          <w:noProof/>
-        </w:rPr>
-        <w:instrText xml:space="preserve"> PAGEREF _Toc532824667 \h </w:instrText>
-      </w:r>
-      <w:r>
-        <w:rPr>
-          <w:noProof/>
-        </w:rPr>
-      </w:r>
-      <w:r>
-        <w:rPr>
-          <w:noProof/>
-        </w:rPr>
-        <w:fldChar w:fldCharType="separate"/>
-      </w:r>
-      <w:r>
-        <w:rPr>
-          <w:noProof/>
-        </w:rPr>
-        <w:t>55</w:t>
-      </w:r>
-      <w:r>
-        <w:rPr>
-          <w:noProof/>
-        </w:rPr>
-        <w:fldChar w:fldCharType="end"/>
-      </w:r>
-    </w:p>
-    <w:p>
-      <w:pPr>
-        <w:pStyle w:val="TM2"/>
-        <w:tabs>
-          <w:tab w:val="right" w:pos="10456"/>
-        </w:tabs>
-        <w:rPr>
-          <w:rFonts w:eastAsiaTheme="minorEastAsia"/>
-          <w:b w:val="0"/>
-          <w:noProof/>
-          <w:color w:val="auto"/>
-          <w:sz w:val="24"/>
-          <w:szCs w:val="24"/>
-          <w:lang w:eastAsia="fr-FR"/>
-        </w:rPr>
-      </w:pPr>
-      <w:r>
-        <w:rPr>
-          <w:noProof/>
-        </w:rPr>
-        <w:t>Plancher bas surélevé sur terre-plein</w:t>
-      </w:r>
-      <w:r>
-        <w:rPr>
-          <w:noProof/>
-        </w:rPr>
-        <w:tab/>
-      </w:r>
-      <w:r>
-        <w:rPr>
-          <w:noProof/>
-        </w:rPr>
-        <w:fldChar w:fldCharType="begin"/>
-      </w:r>
-      <w:r>
-        <w:rPr>
-          <w:noProof/>
-        </w:rPr>
-        <w:instrText xml:space="preserve"> PAGEREF _Toc532824668 \h </w:instrText>
-      </w:r>
-      <w:r>
-        <w:rPr>
-          <w:noProof/>
-        </w:rPr>
-      </w:r>
-      <w:r>
-        <w:rPr>
-          <w:noProof/>
-        </w:rPr>
-        <w:fldChar w:fldCharType="separate"/>
-      </w:r>
-      <w:r>
-        <w:rPr>
-          <w:noProof/>
-        </w:rPr>
-        <w:t>57</w:t>
-      </w:r>
-      <w:r>
-        <w:rPr>
-          <w:noProof/>
-        </w:rPr>
-        <w:fldChar w:fldCharType="end"/>
-      </w:r>
-    </w:p>
-    <w:p>
-      <w:pPr>
-        <w:pStyle w:val="TM2"/>
-        <w:tabs>
-          <w:tab w:val="right" w:pos="10456"/>
-        </w:tabs>
-        <w:rPr>
-          <w:rFonts w:eastAsiaTheme="minorEastAsia"/>
-          <w:b w:val="0"/>
-          <w:noProof/>
-          <w:color w:val="auto"/>
-          <w:sz w:val="24"/>
-          <w:szCs w:val="24"/>
-          <w:lang w:eastAsia="fr-FR"/>
-        </w:rPr>
-      </w:pPr>
-      <w:r>
-        <w:rPr>
-          <w:noProof/>
-        </w:rPr>
-        <w:t>Plancher bas sur vide sanitaire</w:t>
-      </w:r>
-      <w:r>
-        <w:rPr>
-          <w:noProof/>
-        </w:rPr>
-        <w:tab/>
-      </w:r>
-      <w:r>
-        <w:rPr>
-          <w:noProof/>
-        </w:rPr>
-        <w:fldChar w:fldCharType="begin"/>
-      </w:r>
-      <w:r>
-        <w:rPr>
-          <w:noProof/>
-        </w:rPr>
-        <w:instrText xml:space="preserve"> PAGEREF _Toc532824669 \h </w:instrText>
-      </w:r>
-      <w:r>
-        <w:rPr>
-          <w:noProof/>
-        </w:rPr>
-      </w:r>
-      <w:r>
-        <w:rPr>
-          <w:noProof/>
-        </w:rPr>
-        <w:fldChar w:fldCharType="separate"/>
-      </w:r>
-      <w:r>
-        <w:rPr>
-          <w:noProof/>
-        </w:rPr>
-        <w:t>58</w:t>
-      </w:r>
-      <w:r>
-        <w:rPr>
-          <w:noProof/>
-        </w:rPr>
-        <w:fldChar w:fldCharType="end"/>
-      </w:r>
-    </w:p>
-    <w:p>
-      <w:pPr>
-        <w:pStyle w:val="TM2"/>
-        <w:tabs>
-          <w:tab w:val="right" w:pos="10456"/>
-        </w:tabs>
-        <w:rPr>
-          <w:rFonts w:eastAsiaTheme="minorEastAsia"/>
-          <w:b w:val="0"/>
-          <w:noProof/>
-          <w:color w:val="auto"/>
-          <w:sz w:val="24"/>
-          <w:szCs w:val="24"/>
-          <w:lang w:eastAsia="fr-FR"/>
-        </w:rPr>
-      </w:pPr>
-      <w:r>
-        <w:rPr>
-          <w:noProof/>
-        </w:rPr>
-        <w:t>Plancher bas en sous-sol</w:t>
-      </w:r>
-      <w:r>
-        <w:rPr>
-          <w:noProof/>
-        </w:rPr>
-        <w:tab/>
-      </w:r>
-      <w:r>
-        <w:rPr>
-          <w:noProof/>
-        </w:rPr>
-        <w:fldChar w:fldCharType="begin"/>
-      </w:r>
-      <w:r>
-        <w:rPr>
-          <w:noProof/>
-        </w:rPr>
-        <w:instrText xml:space="preserve"> PAGEREF _Toc532824670 \h </w:instrText>
-      </w:r>
-      <w:r>
-        <w:rPr>
-          <w:noProof/>
-        </w:rPr>
-      </w:r>
-      <w:r>
-        <w:rPr>
-          <w:noProof/>
-        </w:rPr>
-        <w:fldChar w:fldCharType="separate"/>
-      </w:r>
-      <w:r>
-        <w:rPr>
-          <w:noProof/>
-        </w:rPr>
-        <w:t>59</w:t>
-      </w:r>
-      <w:r>
-        <w:rPr>
-          <w:noProof/>
-        </w:rPr>
-        <w:fldChar w:fldCharType="end"/>
-      </w:r>
-    </w:p>
-    <w:p>
-      <w:pPr>
-        <w:pStyle w:val="TM2"/>
-        <w:tabs>
-          <w:tab w:val="right" w:pos="10456"/>
-        </w:tabs>
-        <w:rPr>
-          <w:rFonts w:eastAsiaTheme="minorEastAsia"/>
-          <w:b w:val="0"/>
-          <w:noProof/>
-          <w:color w:val="auto"/>
-          <w:sz w:val="24"/>
-          <w:szCs w:val="24"/>
-          <w:lang w:eastAsia="fr-FR"/>
-        </w:rPr>
-      </w:pPr>
-      <w:r>
-        <w:rPr>
-          <w:noProof/>
-        </w:rPr>
-        <w:t>Mur de refend</w:t>
-      </w:r>
-      <w:r>
-        <w:rPr>
-          <w:noProof/>
-        </w:rPr>
-        <w:tab/>
-      </w:r>
-      <w:r>
-        <w:rPr>
-          <w:noProof/>
-        </w:rPr>
-        <w:fldChar w:fldCharType="begin"/>
-      </w:r>
-      <w:r>
-        <w:rPr>
-          <w:noProof/>
-        </w:rPr>
-        <w:instrText xml:space="preserve"> PAGEREF _Toc532824671 \h </w:instrText>
-      </w:r>
-      <w:r>
-        <w:rPr>
-          <w:noProof/>
-        </w:rPr>
-      </w:r>
-      <w:r>
-        <w:rPr>
-          <w:noProof/>
-        </w:rPr>
-        <w:fldChar w:fldCharType="separate"/>
-      </w:r>
-      <w:r>
-        <w:rPr>
-          <w:noProof/>
-        </w:rPr>
-        <w:t>61</w:t>
-      </w:r>
-      <w:r>
-        <w:rPr>
-          <w:noProof/>
-        </w:rPr>
-        <w:fldChar w:fldCharType="end"/>
-      </w:r>
-    </w:p>
-    <w:p>
-      <w:pPr>
-        <w:pStyle w:val="TM2"/>
-        <w:tabs>
-          <w:tab w:val="right" w:pos="10456"/>
-        </w:tabs>
-        <w:rPr>
-          <w:rFonts w:eastAsiaTheme="minorEastAsia"/>
-          <w:b w:val="0"/>
-          <w:noProof/>
-          <w:color w:val="auto"/>
-          <w:sz w:val="24"/>
-          <w:szCs w:val="24"/>
-          <w:lang w:eastAsia="fr-FR"/>
-        </w:rPr>
-      </w:pPr>
-      <w:r>
-        <w:rPr>
-          <w:noProof/>
-        </w:rPr>
-        <w:t>Cadre de menuiserie</w:t>
-      </w:r>
-      <w:r>
-        <w:rPr>
-          <w:noProof/>
-        </w:rPr>
-        <w:tab/>
-      </w:r>
-      <w:r>
-        <w:rPr>
-          <w:noProof/>
-        </w:rPr>
-        <w:fldChar w:fldCharType="begin"/>
-      </w:r>
-      <w:r>
-        <w:rPr>
-          <w:noProof/>
-        </w:rPr>
-        <w:instrText xml:space="preserve"> PAGEREF _Toc532824672 \h </w:instrText>
-      </w:r>
-      <w:r>
-        <w:rPr>
-          <w:noProof/>
-        </w:rPr>
-      </w:r>
-      <w:r>
-        <w:rPr>
-          <w:noProof/>
-        </w:rPr>
-        <w:fldChar w:fldCharType="separate"/>
-      </w:r>
-      <w:r>
-        <w:rPr>
-          <w:noProof/>
-        </w:rPr>
-        <w:t>62</w:t>
-      </w:r>
-      <w:r>
-        <w:rPr>
-          <w:noProof/>
-        </w:rPr>
-        <w:fldChar w:fldCharType="end"/>
-      </w:r>
-    </w:p>
-    <w:p>
-      <w:pPr>
-        <w:pStyle w:val="TM2"/>
-        <w:tabs>
-          <w:tab w:val="right" w:pos="10456"/>
-        </w:tabs>
-        <w:rPr>
-          <w:rFonts w:eastAsiaTheme="minorEastAsia"/>
-          <w:b w:val="0"/>
-          <w:noProof/>
-          <w:color w:val="auto"/>
-          <w:sz w:val="24"/>
-          <w:szCs w:val="24"/>
-          <w:lang w:eastAsia="fr-FR"/>
-        </w:rPr>
-      </w:pPr>
-      <w:r>
-        <w:rPr>
-          <w:noProof/>
-        </w:rPr>
-        <w:t>Jonction vitrage – menuiserie</w:t>
-      </w:r>
-      <w:r>
-        <w:rPr>
-          <w:noProof/>
-        </w:rPr>
-        <w:tab/>
-      </w:r>
-      <w:r>
-        <w:rPr>
-          <w:noProof/>
-        </w:rPr>
-        <w:fldChar w:fldCharType="begin"/>
-      </w:r>
-      <w:r>
-        <w:rPr>
-          <w:noProof/>
-        </w:rPr>
-        <w:instrText xml:space="preserve"> PAGEREF _Toc532824673 \h </w:instrText>
-      </w:r>
-      <w:r>
-        <w:rPr>
-          <w:noProof/>
-        </w:rPr>
-      </w:r>
-      <w:r>
-        <w:rPr>
-          <w:noProof/>
-        </w:rPr>
-        <w:fldChar w:fldCharType="separate"/>
-      </w:r>
-      <w:r>
-        <w:rPr>
-          <w:noProof/>
-        </w:rPr>
-        <w:t>63</w:t>
-      </w:r>
-      <w:r>
-        <w:rPr>
-          <w:noProof/>
-        </w:rPr>
-        <w:fldChar w:fldCharType="end"/>
-      </w:r>
-    </w:p>
-    <w:p>
-      <w:pPr>
-        <w:pStyle w:val="TM2"/>
-        <w:tabs>
-          <w:tab w:val="right" w:pos="10456"/>
-        </w:tabs>
-        <w:rPr>
-          <w:rFonts w:eastAsiaTheme="minorEastAsia"/>
-          <w:b w:val="0"/>
-          <w:noProof/>
-          <w:color w:val="auto"/>
-          <w:sz w:val="24"/>
-          <w:szCs w:val="24"/>
-          <w:lang w:eastAsia="fr-FR"/>
-        </w:rPr>
-      </w:pPr>
-      <w:r>
-        <w:rPr>
-          <w:noProof/>
-        </w:rPr>
-        <w:t>Mise en œuvre de menuiseries</w:t>
-      </w:r>
-      <w:r>
-        <w:rPr>
-          <w:noProof/>
-        </w:rPr>
-        <w:tab/>
-      </w:r>
-      <w:r>
-        <w:rPr>
-          <w:noProof/>
-        </w:rPr>
-        <w:fldChar w:fldCharType="begin"/>
-      </w:r>
-      <w:r>
-        <w:rPr>
-          <w:noProof/>
-        </w:rPr>
-        <w:instrText xml:space="preserve"> PAGEREF _Toc532824674 \h </w:instrText>
-      </w:r>
-      <w:r>
-        <w:rPr>
-          <w:noProof/>
-        </w:rPr>
-      </w:r>
-      <w:r>
-        <w:rPr>
-          <w:noProof/>
-        </w:rPr>
-        <w:fldChar w:fldCharType="separate"/>
-      </w:r>
-      <w:r>
-        <w:rPr>
-          <w:noProof/>
-        </w:rPr>
-        <w:t>64</w:t>
-      </w:r>
-      <w:r>
-        <w:rPr>
-          <w:noProof/>
-        </w:rPr>
-        <w:fldChar w:fldCharType="end"/>
-      </w:r>
-    </w:p>
-    <w:p>
-      <w:pPr>
-        <w:pStyle w:val="TM2"/>
-        <w:tabs>
-          <w:tab w:val="right" w:pos="10456"/>
-        </w:tabs>
-        <w:rPr>
-          <w:rFonts w:eastAsiaTheme="minorEastAsia"/>
-          <w:b w:val="0"/>
-          <w:noProof/>
-          <w:color w:val="auto"/>
-          <w:sz w:val="24"/>
-          <w:szCs w:val="24"/>
-          <w:lang w:eastAsia="fr-FR"/>
-        </w:rPr>
-      </w:pPr>
-      <w:r>
-        <w:rPr>
-          <w:noProof/>
-        </w:rPr>
-        <w:t>Seuil de portes</w:t>
-      </w:r>
-      <w:r>
-        <w:rPr>
-          <w:noProof/>
-        </w:rPr>
-        <w:tab/>
-      </w:r>
-      <w:r>
-        <w:rPr>
-          <w:noProof/>
-        </w:rPr>
-        <w:fldChar w:fldCharType="begin"/>
-      </w:r>
-      <w:r>
-        <w:rPr>
-          <w:noProof/>
-        </w:rPr>
-        <w:instrText xml:space="preserve"> PAGEREF _Toc532824675 \h </w:instrText>
-      </w:r>
-      <w:r>
-        <w:rPr>
-          <w:noProof/>
-        </w:rPr>
-      </w:r>
-      <w:r>
-        <w:rPr>
-          <w:noProof/>
-        </w:rPr>
-        <w:fldChar w:fldCharType="separate"/>
-      </w:r>
-      <w:r>
-        <w:rPr>
-          <w:noProof/>
-        </w:rPr>
-        <w:t>64</w:t>
-      </w:r>
-      <w:r>
-        <w:rPr>
-          <w:noProof/>
-        </w:rPr>
-        <w:fldChar w:fldCharType="end"/>
-      </w:r>
-    </w:p>
-    <w:p>
-      <w:pPr>
-        <w:pStyle w:val="TM3"/>
-        <w:tabs>
-          <w:tab w:val="right" w:pos="10456"/>
-        </w:tabs>
-        <w:rPr>
-          <w:rFonts w:eastAsiaTheme="minorEastAsia"/>
-          <w:noProof/>
-          <w:color w:val="auto"/>
-          <w:sz w:val="24"/>
-          <w:szCs w:val="24"/>
-          <w:lang w:eastAsia="fr-FR"/>
-        </w:rPr>
-      </w:pPr>
-      <w:r>
-        <w:rPr>
-          <w:noProof/>
-        </w:rPr>
-        <w:t>Pont thermique au droit du seuil de porte</w:t>
-      </w:r>
-      <w:r>
-        <w:rPr>
-          <w:noProof/>
-        </w:rPr>
-        <w:tab/>
-      </w:r>
-      <w:r>
-        <w:rPr>
-          <w:noProof/>
-        </w:rPr>
-        <w:fldChar w:fldCharType="begin"/>
-      </w:r>
-      <w:r>
-        <w:rPr>
-          <w:noProof/>
-        </w:rPr>
-        <w:instrText xml:space="preserve"> PAGEREF _Toc532824676 \h </w:instrText>
-      </w:r>
-      <w:r>
-        <w:rPr>
-          <w:noProof/>
-        </w:rPr>
-      </w:r>
-      <w:r>
-        <w:rPr>
-          <w:noProof/>
-        </w:rPr>
-        <w:fldChar w:fldCharType="separate"/>
-      </w:r>
-      <w:r>
-        <w:rPr>
-          <w:noProof/>
-        </w:rPr>
-        <w:t>64</w:t>
-      </w:r>
-      <w:r>
-        <w:rPr>
-          <w:noProof/>
-        </w:rPr>
-        <w:fldChar w:fldCharType="end"/>
-      </w:r>
-    </w:p>
-    <w:p>
-      <w:pPr>
-        <w:pStyle w:val="TM3"/>
-        <w:tabs>
-          <w:tab w:val="right" w:pos="10456"/>
-        </w:tabs>
-        <w:rPr>
-          <w:rFonts w:eastAsiaTheme="minorEastAsia"/>
-          <w:noProof/>
-          <w:color w:val="auto"/>
-          <w:sz w:val="24"/>
-          <w:szCs w:val="24"/>
-          <w:lang w:eastAsia="fr-FR"/>
-        </w:rPr>
-      </w:pPr>
-      <w:r>
-        <w:rPr>
-          <w:noProof/>
-        </w:rPr>
-        <w:t>Pont thermique du plancher bas seul</w:t>
-      </w:r>
-      <w:r>
-        <w:rPr>
-          <w:noProof/>
-        </w:rPr>
-        <w:tab/>
-      </w:r>
-      <w:r>
-        <w:rPr>
-          <w:noProof/>
-        </w:rPr>
-        <w:fldChar w:fldCharType="begin"/>
-      </w:r>
-      <w:r>
-        <w:rPr>
-          <w:noProof/>
-        </w:rPr>
-        <w:instrText xml:space="preserve"> PAGEREF _Toc532824677 \h </w:instrText>
-      </w:r>
-      <w:r>
-        <w:rPr>
-          <w:noProof/>
-        </w:rPr>
-      </w:r>
-      <w:r>
-        <w:rPr>
-          <w:noProof/>
-        </w:rPr>
-        <w:fldChar w:fldCharType="separate"/>
-      </w:r>
-      <w:r>
-        <w:rPr>
-          <w:noProof/>
-        </w:rPr>
-        <w:t>65</w:t>
-      </w:r>
-      <w:r>
-        <w:rPr>
-          <w:noProof/>
-        </w:rPr>
-        <w:fldChar w:fldCharType="end"/>
-      </w:r>
-    </w:p>
-    <w:p>
-      <w:pPr>
-        <w:pStyle w:val="TM3"/>
-        <w:tabs>
-          <w:tab w:val="right" w:pos="10456"/>
-        </w:tabs>
-        <w:rPr>
-          <w:rFonts w:eastAsiaTheme="minorEastAsia"/>
-          <w:noProof/>
-          <w:color w:val="auto"/>
-          <w:sz w:val="24"/>
-          <w:szCs w:val="24"/>
-          <w:lang w:eastAsia="fr-FR"/>
-        </w:rPr>
-      </w:pPr>
-      <w:r>
-        <w:rPr>
-          <w:noProof/>
-        </w:rPr>
-        <w:t>Pont thermique additionnel du seuil de porte</w:t>
-      </w:r>
-      <w:r>
-        <w:rPr>
-          <w:noProof/>
-        </w:rPr>
-        <w:tab/>
-      </w:r>
-      <w:r>
-        <w:rPr>
-          <w:noProof/>
-        </w:rPr>
-        <w:fldChar w:fldCharType="begin"/>
-      </w:r>
-      <w:r>
-        <w:rPr>
-          <w:noProof/>
-        </w:rPr>
-        <w:instrText xml:space="preserve"> PAGEREF _Toc532824678 \h </w:instrText>
-      </w:r>
-      <w:r>
-        <w:rPr>
-          <w:noProof/>
-        </w:rPr>
-      </w:r>
-      <w:r>
-        <w:rPr>
-          <w:noProof/>
-        </w:rPr>
-        <w:fldChar w:fldCharType="separate"/>
-      </w:r>
-      <w:r>
-        <w:rPr>
-          <w:noProof/>
-        </w:rPr>
-        <w:t>66</w:t>
-      </w:r>
-      <w:r>
-        <w:rPr>
-          <w:noProof/>
-        </w:rPr>
-        <w:fldChar w:fldCharType="end"/>
-      </w:r>
-    </w:p>
-    <w:p>
-      <w:pPr>
-        <w:pStyle w:val="TM1"/>
-        <w:rPr>
-          <w:rFonts w:eastAsiaTheme="minorEastAsia"/>
-          <w:b w:val="0"/>
-          <w:noProof/>
-          <w:sz w:val="24"/>
-          <w:szCs w:val="24"/>
-          <w:lang w:eastAsia="fr-FR"/>
-        </w:rPr>
-      </w:pPr>
-      <w:r>
-        <w:rPr>
-          <w:noProof/>
-        </w:rPr>
-        <w:t>Calculs connexes</w:t>
-      </w:r>
-      <w:r>
-        <w:rPr>
-          <w:noProof/>
-        </w:rPr>
-        <w:tab/>
-      </w:r>
-      <w:r>
-        <w:rPr>
-          <w:noProof/>
-        </w:rPr>
-        <w:fldChar w:fldCharType="begin"/>
-      </w:r>
-      <w:r>
-        <w:rPr>
-          <w:noProof/>
-        </w:rPr>
-        <w:instrText xml:space="preserve"> PAGEREF _Toc532824679 \h </w:instrText>
-      </w:r>
-      <w:r>
-        <w:rPr>
-          <w:noProof/>
-        </w:rPr>
-      </w:r>
-      <w:r>
-        <w:rPr>
-          <w:noProof/>
-        </w:rPr>
-        <w:fldChar w:fldCharType="separate"/>
-      </w:r>
-      <w:r>
-        <w:rPr>
-          <w:noProof/>
-        </w:rPr>
-        <w:t>67</w:t>
-      </w:r>
-      <w:r>
-        <w:rPr>
-          <w:noProof/>
-        </w:rPr>
-        <w:fldChar w:fldCharType="end"/>
-      </w:r>
-    </w:p>
-    <w:p>
-      <w:pPr>
-        <w:pStyle w:val="TM2"/>
-        <w:tabs>
-          <w:tab w:val="right" w:pos="10456"/>
-        </w:tabs>
-        <w:rPr>
-          <w:rFonts w:eastAsiaTheme="minorEastAsia"/>
-          <w:b w:val="0"/>
-          <w:noProof/>
-          <w:color w:val="auto"/>
-          <w:sz w:val="24"/>
-          <w:szCs w:val="24"/>
-          <w:lang w:eastAsia="fr-FR"/>
-        </w:rPr>
-      </w:pPr>
-      <w:r>
-        <w:rPr>
-          <w:noProof/>
-        </w:rPr>
-        <w:t>Conductivité thermique équivalente</w:t>
-      </w:r>
-      <w:r>
-        <w:rPr>
-          <w:noProof/>
-        </w:rPr>
-        <w:tab/>
-      </w:r>
-      <w:r>
-        <w:rPr>
-          <w:noProof/>
-        </w:rPr>
-        <w:fldChar w:fldCharType="begin"/>
-      </w:r>
-      <w:r>
-        <w:rPr>
-          <w:noProof/>
-        </w:rPr>
-        <w:instrText xml:space="preserve"> PAGEREF _Toc532824680 \h </w:instrText>
-      </w:r>
-      <w:r>
-        <w:rPr>
-          <w:noProof/>
-        </w:rPr>
-      </w:r>
-      <w:r>
-        <w:rPr>
-          <w:noProof/>
-        </w:rPr>
-        <w:fldChar w:fldCharType="separate"/>
-      </w:r>
-      <w:r>
-        <w:rPr>
-          <w:noProof/>
-        </w:rPr>
-        <w:t>67</w:t>
-      </w:r>
-      <w:r>
-        <w:rPr>
-          <w:noProof/>
-        </w:rPr>
-        <w:fldChar w:fldCharType="end"/>
-      </w:r>
-    </w:p>
-    <w:p>
-      <w:pPr>
-        <w:pStyle w:val="TM2"/>
-        <w:tabs>
-          <w:tab w:val="right" w:pos="10456"/>
-        </w:tabs>
-        <w:rPr>
-          <w:rFonts w:eastAsiaTheme="minorEastAsia"/>
-          <w:b w:val="0"/>
-          <w:noProof/>
-          <w:color w:val="auto"/>
-          <w:sz w:val="24"/>
-          <w:szCs w:val="24"/>
-          <w:lang w:eastAsia="fr-FR"/>
-        </w:rPr>
-      </w:pPr>
-      <w:r>
-        <w:rPr>
-          <w:noProof/>
-        </w:rPr>
-        <w:t>Flux de chaleur</w:t>
-      </w:r>
-      <w:r>
-        <w:rPr>
-          <w:noProof/>
-        </w:rPr>
-        <w:tab/>
-      </w:r>
-      <w:r>
-        <w:rPr>
-          <w:noProof/>
-        </w:rPr>
-        <w:fldChar w:fldCharType="begin"/>
-      </w:r>
-      <w:r>
-        <w:rPr>
-          <w:noProof/>
-        </w:rPr>
-        <w:instrText xml:space="preserve"> PAGEREF _Toc532824681 \h </w:instrText>
-      </w:r>
-      <w:r>
-        <w:rPr>
-          <w:noProof/>
-        </w:rPr>
-      </w:r>
-      <w:r>
-        <w:rPr>
-          <w:noProof/>
-        </w:rPr>
-        <w:fldChar w:fldCharType="separate"/>
-      </w:r>
-      <w:r>
-        <w:rPr>
-          <w:noProof/>
-        </w:rPr>
-        <w:t>68</w:t>
-      </w:r>
-      <w:r>
-        <w:rPr>
-          <w:noProof/>
-        </w:rPr>
-        <w:fldChar w:fldCharType="end"/>
-      </w:r>
-    </w:p>
-    <w:p>
-      <w:pPr>
-        <w:pStyle w:val="TM2"/>
-        <w:tabs>
-          <w:tab w:val="right" w:pos="10456"/>
-        </w:tabs>
-        <w:rPr>
-          <w:rFonts w:eastAsiaTheme="minorEastAsia"/>
-          <w:b w:val="0"/>
-          <w:noProof/>
-          <w:color w:val="auto"/>
-          <w:sz w:val="24"/>
-          <w:szCs w:val="24"/>
-          <w:lang w:eastAsia="fr-FR"/>
-        </w:rPr>
-      </w:pPr>
-      <w:r>
-        <w:rPr>
-          <w:noProof/>
-          <w:lang w:eastAsia="fr-FR"/>
-        </w:rPr>
-        <w:t>Transmission thermique</w:t>
-      </w:r>
-      <w:r>
-        <w:rPr>
-          <w:noProof/>
-        </w:rPr>
-        <w:tab/>
-      </w:r>
-      <w:r>
-        <w:rPr>
-          <w:noProof/>
-        </w:rPr>
-        <w:fldChar w:fldCharType="begin"/>
-      </w:r>
-      <w:r>
-        <w:rPr>
-          <w:noProof/>
-        </w:rPr>
-        <w:instrText xml:space="preserve"> PAGEREF _Toc532824682 \h </w:instrText>
-      </w:r>
-      <w:r>
-        <w:rPr>
-          <w:noProof/>
-        </w:rPr>
-      </w:r>
-      <w:r>
-        <w:rPr>
-          <w:noProof/>
-        </w:rPr>
-        <w:fldChar w:fldCharType="separate"/>
-      </w:r>
-      <w:r>
-        <w:rPr>
-          <w:noProof/>
-        </w:rPr>
-        <w:t>68</w:t>
-      </w:r>
-      <w:r>
-        <w:rPr>
-          <w:noProof/>
-        </w:rPr>
-        <w:fldChar w:fldCharType="end"/>
-      </w:r>
-    </w:p>
-    <w:p>
-      <w:pPr>
-        <w:pStyle w:val="TM4"/>
-      </w:pPr>
-      <w:r>
-        <w:fldChar w:fldCharType="end"/>
-      </w:r>
-    </w:p>
-    <w:p>
-      <w:pPr>
         <w:jc w:val="left"/>
       </w:pPr>
       <w:r>
@@ -5159,7 +5234,7 @@
       <w:pPr>
         <w:pStyle w:val="Titre1"/>
       </w:pPr>
-      <w:bookmarkStart w:id="1" w:name="_Toc532824611"/>
+      <w:bookmarkStart w:id="1" w:name="_Toc229055554"/>
       <w:r>
         <w:lastRenderedPageBreak/>
         <w:t>Introduction</w:t>
@@ -5210,7 +5285,7 @@
         <mc:AlternateContent>
           <mc:Choice Requires="wps">
             <w:drawing>
-              <wp:anchor distT="0" distB="0" distL="114300" distR="114300" simplePos="0" relativeHeight="251632640" behindDoc="0" locked="1" layoutInCell="1" allowOverlap="1" wp14:anchorId="280CD94C" wp14:editId="506FC667">
+              <wp:anchor distT="0" distB="0" distL="114300" distR="114300" simplePos="0" relativeHeight="251642880" behindDoc="0" locked="1" layoutInCell="1" allowOverlap="1" wp14:anchorId="280CD94C" wp14:editId="723645E0">
                 <wp:simplePos x="0" y="0"/>
                 <wp:positionH relativeFrom="page">
                   <wp:posOffset>1270</wp:posOffset>
@@ -5278,7 +5353,7 @@
           </mc:Choice>
           <mc:Fallback>
             <w:pict>
-              <v:rect w14:anchorId="42FE048E" id="Rectangle 3" o:spid="_x0000_s1026" style="position:absolute;margin-left:.1pt;margin-top:556.35pt;width:417.5pt;height:38.8pt;z-index:251632640;visibility:visible;mso-wrap-style:square;mso-width-percent:0;mso-height-percent:0;mso-wrap-distance-left:9pt;mso-wrap-distance-top:0;mso-wrap-distance-right:9pt;mso-wrap-distance-bottom:0;mso-position-horizontal:absolute;mso-position-horizontal-relative:page;mso-position-vertical:absolute;mso-position-vertical-relative:page;mso-width-percent:0;mso-height-percent:0;mso-width-relative:margin;mso-height-relative:margin;v-text-anchor:middle" o:gfxdata="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" fillcolor="white [3212]" stroked="f" strokeweight="1pt">
+              <v:rect w14:anchorId="464098C4" id="Rectangle 3" o:spid="_x0000_s1026" style="position:absolute;margin-left:.1pt;margin-top:556.35pt;width:417.5pt;height:38.8pt;z-index:251642880;visibility:visible;mso-wrap-style:square;mso-width-percent:0;mso-height-percent:0;mso-wrap-distance-left:9pt;mso-wrap-distance-top:0;mso-wrap-distance-right:9pt;mso-wrap-distance-bottom:0;mso-position-horizontal:absolute;mso-position-horizontal-relative:page;mso-position-vertical:absolute;mso-position-vertical-relative:page;mso-width-percent:0;mso-height-percent:0;mso-width-relative:margin;mso-height-relative:margin;v-text-anchor:middle" o:gfxdata="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" fillcolor="white [3212]" stroked="f" strokeweight="1pt">
                 <w10:wrap anchorx="page" anchory="page"/>
                 <w10:anchorlock/>
               </v:rect>
@@ -5294,7 +5369,7 @@
         <mc:AlternateContent>
           <mc:Choice Requires="wps">
             <w:drawing>
-              <wp:anchor distT="0" distB="0" distL="114300" distR="114300" simplePos="0" relativeHeight="251643904" behindDoc="0" locked="1" layoutInCell="1" allowOverlap="1" wp14:anchorId="5F5CED6F" wp14:editId="6B1B4830">
+              <wp:anchor distT="0" distB="0" distL="114300" distR="114300" simplePos="0" relativeHeight="251648000" behindDoc="0" locked="1" layoutInCell="1" allowOverlap="1" wp14:anchorId="5F5CED6F" wp14:editId="57EDCCCE">
                 <wp:simplePos x="0" y="0"/>
                 <wp:positionH relativeFrom="page">
                   <wp:posOffset>1270</wp:posOffset>
@@ -5362,7 +5437,7 @@
           </mc:Choice>
           <mc:Fallback>
             <w:pict>
-              <v:rect w14:anchorId="16FE79AA" id="Rectangle 450" o:spid="_x0000_s1026" style="position:absolute;margin-left:.1pt;margin-top:557.95pt;width:417.5pt;height:38.8pt;z-index:251643904;visibility:visible;mso-wrap-style:square;mso-width-percent:0;mso-height-percent:0;mso-wrap-distance-left:9pt;mso-wrap-distance-top:0;mso-wrap-distance-right:9pt;mso-wrap-distance-bottom:0;mso-position-horizontal:absolute;mso-position-horizontal-relative:page;mso-position-vertical:absolute;mso-position-vertical-relative:page;mso-width-percent:0;mso-height-percent:0;mso-width-relative:margin;mso-height-relative:margin;v-text-anchor:middle" o:gfxdata="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" fillcolor="white [3212]" stroked="f" strokeweight="1pt">
+              <v:rect w14:anchorId="7AD6D79C" id="Rectangle 450" o:spid="_x0000_s1026" style="position:absolute;margin-left:.1pt;margin-top:557.95pt;width:417.5pt;height:38.8pt;z-index:251648000;visibility:visible;mso-wrap-style:square;mso-width-percent:0;mso-height-percent:0;mso-wrap-distance-left:9pt;mso-wrap-distance-top:0;mso-wrap-distance-right:9pt;mso-wrap-distance-bottom:0;mso-position-horizontal:absolute;mso-position-horizontal-relative:page;mso-position-vertical:absolute;mso-position-vertical-relative:page;mso-width-percent:0;mso-height-percent:0;mso-width-relative:margin;mso-height-relative:margin;v-text-anchor:middle" o:gfxdata="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" fillcolor="white [3212]" stroked="f" strokeweight="1pt">
                 <w10:wrap anchorx="page" anchory="page"/>
                 <w10:anchorlock/>
               </v:rect>
@@ -5393,7 +5468,7 @@
       <w:pPr>
         <w:pStyle w:val="Titre1"/>
       </w:pPr>
-      <w:bookmarkStart w:id="3" w:name="_Toc532824612"/>
+      <w:bookmarkStart w:id="3" w:name="_Toc229055555"/>
       <w:r>
         <w:lastRenderedPageBreak/>
         <w:t>Transferts de chaleur</w:t>
@@ -5406,7 +5481,7 @@
         <w:pStyle w:val="Titre2"/>
       </w:pPr>
       <w:bookmarkStart w:id="4" w:name="_Toc441732717"/>
-      <w:bookmarkStart w:id="5" w:name="_Toc532824613"/>
+      <w:bookmarkStart w:id="5" w:name="_Toc229055556"/>
       <w:r>
         <w:t>Conduction de la chaleur</w:t>
       </w:r>
@@ -5576,7 +5651,7 @@
       <w:pPr>
         <w:pStyle w:val="Titre3"/>
       </w:pPr>
-      <w:bookmarkStart w:id="6" w:name="_Toc532824614"/>
+      <w:bookmarkStart w:id="6" w:name="_Toc229055557"/>
       <w:r>
         <w:t xml:space="preserve">Observations </w:t>
       </w:r>
@@ -6334,7 +6409,7 @@
       <w:pPr>
         <w:pStyle w:val="Titre3"/>
       </w:pPr>
-      <w:bookmarkStart w:id="7" w:name="_Toc532824615"/>
+      <w:bookmarkStart w:id="7" w:name="_Toc229055558"/>
       <w:r>
         <w:t>Flux de chaleur</w:t>
       </w:r>
@@ -7131,7 +7206,7 @@
       <w:pPr>
         <w:pStyle w:val="Titre3"/>
       </w:pPr>
-      <w:bookmarkStart w:id="8" w:name="_Toc532824616"/>
+      <w:bookmarkStart w:id="8" w:name="_Toc229055559"/>
       <w:r>
         <w:lastRenderedPageBreak/>
         <w:t>Exemples</w:t>
@@ -7318,7 +7393,7 @@
       <w:pPr>
         <w:pStyle w:val="Titre3"/>
       </w:pPr>
-      <w:bookmarkStart w:id="9" w:name="_Toc532824617"/>
+      <w:bookmarkStart w:id="9" w:name="_Toc229055560"/>
       <w:r>
         <w:t>Résis</w:t>
       </w:r>
@@ -7635,106 +7710,23 @@
     </w:p>
     <w:p>
       <w:r>
-        <w:t xml:space="preserve">Toutes ces couches de matériaux sont équivalentes du point de vue isolation, puisque possédant la même résistance thermique, le flux de chaleur les traversant sera identique. Le terme de résistance thermique reflète notamment la propriété d'une couche à isoler d'autant plus que sa résistance thermique est importante. Cette quantité est très souvent employée par les fabricants de produits isolants, </w:t>
-      </w:r>
-      <w:proofErr w:type="gramStart"/>
-      <w:r>
-        <w:t>comme par exemple</w:t>
-      </w:r>
-      <w:proofErr w:type="gramEnd"/>
-      <w:r>
-        <w:t xml:space="preserve"> dans l'extrait du catalogue </w:t>
-      </w:r>
-      <w:r>
-        <w:rPr>
-          <w:i/>
-        </w:rPr>
-        <w:t>Isover</w:t>
-      </w:r>
-      <w:r>
-        <w:t xml:space="preserve"> reproduit ci-</w:t>
-      </w:r>
-      <w:r>
-        <w:t>après.</w:t>
-      </w:r>
-    </w:p>
-    <w:p>
-      <w:pPr>
-        <w:pStyle w:val="Texte"/>
-        <w:jc w:val="center"/>
-      </w:pPr>
-      <w:r>
-        <w:rPr>
-          <w:noProof/>
-          <w:lang w:eastAsia="fr-FR"/>
-        </w:rPr>
+        <w:t>Toutes ces couches de matériaux sont équivalentes du point de vue isolation, puisque possédant la même résistance thermique, le flux de chaleur les traversant sera identique. Le terme de résistance thermique reflète notamment la propriété d'une couche à isoler d'autant plus que sa résistance thermique est importante. Cette quantité est très souvent employée par les fabricants de produits isolants</w:t>
+      </w:r>
+      <w:r>
+        <w:t>.</w:t>
+      </w:r>
+    </w:p>
+    <w:p>
+      <w:pPr>
+        <w:jc w:val="left"/>
+      </w:pPr>
+      <w:r>
+        <w:br w:type="page"/>
+      </w:r>
+    </w:p>
+    <w:p>
+      <w:r>
         <w:lastRenderedPageBreak/>
-        <w:drawing>
-          <wp:inline distT="0" distB="0" distL="0" distR="0" wp14:anchorId="4FAA664A" wp14:editId="4E980359">
-            <wp:extent cx="5673480" cy="2469414"/>
-            <wp:effectExtent l="0" t="0" r="3810" b="7620"/>
-            <wp:docPr id="518" name="Image 518"/>
-            <wp:cNvGraphicFramePr>
-              <a:graphicFrameLocks xmlns:a="http://schemas.openxmlformats.org/drawingml/2006/main" noChangeAspect="1"/>
-            </wp:cNvGraphicFramePr>
-            <a:graphic xmlns:a="http://schemas.openxmlformats.org/drawingml/2006/main">
-              <a:graphicData uri="http://schemas.openxmlformats.org/drawingml/2006/picture">
-                <pic:pic xmlns:pic="http://schemas.openxmlformats.org/drawingml/2006/picture">
-                  <pic:nvPicPr>
-                    <pic:cNvPr id="0" name="Picture 1084" descr="Exemples de résistances thermiques Isover."/>
-                    <pic:cNvPicPr>
-                      <a:picLocks noChangeAspect="1" noChangeArrowheads="1"/>
-                    </pic:cNvPicPr>
-                  </pic:nvPicPr>
-                  <pic:blipFill>
-                    <a:blip r:embed="rId19">
-                      <a:extLst>
-                        <a:ext uri="{28A0092B-C50C-407E-A947-70E740481C1C}">
-                          <a14:useLocalDpi xmlns:a14="http://schemas.microsoft.com/office/drawing/2010/main" val="0"/>
-                        </a:ext>
-                      </a:extLst>
-                    </a:blip>
-                    <a:stretch>
-                      <a:fillRect/>
-                    </a:stretch>
-                  </pic:blipFill>
-                  <pic:spPr bwMode="auto">
-                    <a:xfrm>
-                      <a:off x="0" y="0"/>
-                      <a:ext cx="5673480" cy="2469414"/>
-                    </a:xfrm>
-                    <a:prstGeom prst="rect">
-                      <a:avLst/>
-                    </a:prstGeom>
-                    <a:noFill/>
-                    <a:ln>
-                      <a:noFill/>
-                    </a:ln>
-                  </pic:spPr>
-                </pic:pic>
-              </a:graphicData>
-            </a:graphic>
-          </wp:inline>
-        </w:drawing>
-      </w:r>
-      <w:r>
-        <w:br/>
-        <w:t>Source : </w:t>
-      </w:r>
-      <w:hyperlink r:id="rId20" w:tgtFrame="_blank" w:history="1">
-        <w:r>
-          <w:rPr>
-            <w:rStyle w:val="Lienhypertexte"/>
-            <w:color w:val="44A8DF"/>
-            <w:sz w:val="18"/>
-            <w:u w:val="none"/>
-          </w:rPr>
-          <w:t>Isover</w:t>
-        </w:r>
-      </w:hyperlink>
-    </w:p>
-    <w:p>
-      <w:r>
         <w:t>Un autre avantage de la définition des résistances thermiques est que celles-ci permettent de calculer plus rapidement le flux de chaleur passant au travers d’un mur possédant plusieurs couches de matériaux différentes.</w:t>
       </w:r>
     </w:p>
@@ -7766,7 +7758,7 @@
                     </pic:cNvPicPr>
                   </pic:nvPicPr>
                   <pic:blipFill>
-                    <a:blip r:embed="rId21" cstate="print">
+                    <a:blip r:embed="rId19" cstate="print">
                       <a:extLst>
                         <a:ext uri="{28A0092B-C50C-407E-A947-70E740481C1C}">
                           <a14:useLocalDpi xmlns:a14="http://schemas.microsoft.com/office/drawing/2010/main" val="0"/>
@@ -8085,6 +8077,14 @@
       </w:r>
     </w:p>
     <w:p>
+      <w:pPr>
+        <w:jc w:val="left"/>
+      </w:pPr>
+      <w:r>
+        <w:br w:type="page"/>
+      </w:r>
+    </w:p>
+    <w:p>
       <w:r>
         <w:lastRenderedPageBreak/>
         <w:t>L’exemple présenté ici est un mur en bloc de pierres (de surface S</w:t>
@@ -8119,7 +8119,7 @@
           <w:lang w:eastAsia="fr-FR"/>
         </w:rPr>
         <w:drawing>
-          <wp:anchor distT="0" distB="0" distL="114300" distR="114300" simplePos="0" relativeHeight="251678720" behindDoc="0" locked="0" layoutInCell="1" allowOverlap="1" wp14:anchorId="5A701326" wp14:editId="019EC7CD">
+          <wp:anchor distT="0" distB="0" distL="114300" distR="114300" simplePos="0" relativeHeight="251667456" behindDoc="0" locked="0" layoutInCell="1" allowOverlap="1" wp14:anchorId="5A701326" wp14:editId="5859A6DE">
             <wp:simplePos x="0" y="0"/>
             <wp:positionH relativeFrom="column">
               <wp:posOffset>57150</wp:posOffset>
@@ -8144,7 +8144,7 @@
                     </pic:cNvPicPr>
                   </pic:nvPicPr>
                   <pic:blipFill>
-                    <a:blip r:embed="rId22" cstate="print">
+                    <a:blip r:embed="rId20" cstate="print">
                       <a:extLst>
                         <a:ext uri="{28A0092B-C50C-407E-A947-70E740481C1C}">
                           <a14:useLocalDpi xmlns:a14="http://schemas.microsoft.com/office/drawing/2010/main" val="0"/>
@@ -8521,7 +8521,7 @@
       <w:pPr>
         <w:pStyle w:val="Titre3"/>
       </w:pPr>
-      <w:bookmarkStart w:id="10" w:name="_Toc532824618"/>
+      <w:bookmarkStart w:id="10" w:name="_Toc229055561"/>
       <w:r>
         <w:t>Exemple d'application</w:t>
       </w:r>
@@ -8590,7 +8590,7 @@
                     </pic:cNvPicPr>
                   </pic:nvPicPr>
                   <pic:blipFill>
-                    <a:blip r:embed="rId23">
+                    <a:blip r:embed="rId21">
                       <a:extLst>
                         <a:ext uri="{28A0092B-C50C-407E-A947-70E740481C1C}">
                           <a14:useLocalDpi xmlns:a14="http://schemas.microsoft.com/office/drawing/2010/main" val="0"/>
@@ -8853,7 +8853,7 @@
         <w:pStyle w:val="Titre2"/>
       </w:pPr>
       <w:bookmarkStart w:id="11" w:name="_Toc441732718"/>
-      <w:bookmarkStart w:id="12" w:name="_Toc532824619"/>
+      <w:bookmarkStart w:id="12" w:name="_Toc229055562"/>
       <w:r>
         <w:t>Convection aux parois</w:t>
       </w:r>
@@ -9045,7 +9045,7 @@
                     </pic:cNvPicPr>
                   </pic:nvPicPr>
                   <pic:blipFill>
-                    <a:blip r:embed="rId24">
+                    <a:blip r:embed="rId22">
                       <a:extLst>
                         <a:ext uri="{28A0092B-C50C-407E-A947-70E740481C1C}">
                           <a14:useLocalDpi xmlns:a14="http://schemas.microsoft.com/office/drawing/2010/main" val="0"/>
@@ -9099,7 +9099,7 @@
       <w:pPr>
         <w:pStyle w:val="Titre3"/>
       </w:pPr>
-      <w:bookmarkStart w:id="13" w:name="_Toc532824620"/>
+      <w:bookmarkStart w:id="13" w:name="_Toc229055563"/>
       <w:r>
         <w:lastRenderedPageBreak/>
         <w:t>Couche d'air stable</w:t>
@@ -9139,7 +9139,7 @@
                     </pic:cNvPicPr>
                   </pic:nvPicPr>
                   <pic:blipFill>
-                    <a:blip r:embed="rId25">
+                    <a:blip r:embed="rId23">
                       <a:extLst>
                         <a:ext uri="{28A0092B-C50C-407E-A947-70E740481C1C}">
                           <a14:useLocalDpi xmlns:a14="http://schemas.microsoft.com/office/drawing/2010/main" val="0"/>
@@ -9232,7 +9232,7 @@
       <w:pPr>
         <w:pStyle w:val="Titre3"/>
       </w:pPr>
-      <w:bookmarkStart w:id="14" w:name="_Toc532824621"/>
+      <w:bookmarkStart w:id="14" w:name="_Toc229055564"/>
       <w:r>
         <w:t>Couche d'air instable</w:t>
       </w:r>
@@ -9271,7 +9271,7 @@
                     </pic:cNvPicPr>
                   </pic:nvPicPr>
                   <pic:blipFill>
-                    <a:blip r:embed="rId26">
+                    <a:blip r:embed="rId24">
                       <a:extLst>
                         <a:ext uri="{28A0092B-C50C-407E-A947-70E740481C1C}">
                           <a14:useLocalDpi xmlns:a14="http://schemas.microsoft.com/office/drawing/2010/main" val="0"/>
@@ -9423,7 +9423,7 @@
       <w:pPr>
         <w:pStyle w:val="Titre3"/>
       </w:pPr>
-      <w:bookmarkStart w:id="15" w:name="_Toc532824622"/>
+      <w:bookmarkStart w:id="15" w:name="_Toc229055565"/>
       <w:r>
         <w:t>Résistances superficielles</w:t>
       </w:r>
@@ -9627,7 +9627,7 @@
                           </pic:cNvPicPr>
                         </pic:nvPicPr>
                         <pic:blipFill>
-                          <a:blip r:embed="rId27">
+                          <a:blip r:embed="rId25">
                             <a:extLst>
                               <a:ext uri="{28A0092B-C50C-407E-A947-70E740481C1C}">
                                 <a14:useLocalDpi xmlns:a14="http://schemas.microsoft.com/office/drawing/2010/main" val="0"/>
@@ -9736,7 +9736,7 @@
                           </pic:cNvPicPr>
                         </pic:nvPicPr>
                         <pic:blipFill>
-                          <a:blip r:embed="rId28">
+                          <a:blip r:embed="rId26">
                             <a:extLst>
                               <a:ext uri="{28A0092B-C50C-407E-A947-70E740481C1C}">
                                 <a14:useLocalDpi xmlns:a14="http://schemas.microsoft.com/office/drawing/2010/main" val="0"/>
@@ -9852,7 +9852,7 @@
                           </pic:cNvPicPr>
                         </pic:nvPicPr>
                         <pic:blipFill>
-                          <a:blip r:embed="rId29">
+                          <a:blip r:embed="rId27">
                             <a:extLst>
                               <a:ext uri="{28A0092B-C50C-407E-A947-70E740481C1C}">
                                 <a14:useLocalDpi xmlns:a14="http://schemas.microsoft.com/office/drawing/2010/main" val="0"/>
@@ -9958,7 +9958,7 @@
       <w:pPr>
         <w:pStyle w:val="Titre3"/>
       </w:pPr>
-      <w:bookmarkStart w:id="16" w:name="_Toc532824623"/>
+      <w:bookmarkStart w:id="16" w:name="_Toc229055566"/>
       <w:r>
         <w:lastRenderedPageBreak/>
         <w:t>Exemple d'application</w:t>
@@ -10024,7 +10024,7 @@
                     </pic:cNvPicPr>
                   </pic:nvPicPr>
                   <pic:blipFill>
-                    <a:blip r:embed="rId23">
+                    <a:blip r:embed="rId21">
                       <a:extLst>
                         <a:ext uri="{28A0092B-C50C-407E-A947-70E740481C1C}">
                           <a14:useLocalDpi xmlns:a14="http://schemas.microsoft.com/office/drawing/2010/main" val="0"/>
@@ -10446,7 +10446,7 @@
         <w:pStyle w:val="Titre2"/>
       </w:pPr>
       <w:bookmarkStart w:id="17" w:name="_Toc441732719"/>
-      <w:bookmarkStart w:id="18" w:name="_Toc532824624"/>
+      <w:bookmarkStart w:id="18" w:name="_Toc229055567"/>
       <w:r>
         <w:t>Simulation numérique de la conduction de la chaleur</w:t>
       </w:r>
@@ -10522,7 +10522,7 @@
                     </pic:cNvPicPr>
                   </pic:nvPicPr>
                   <pic:blipFill>
-                    <a:blip r:embed="rId30">
+                    <a:blip r:embed="rId28">
                       <a:extLst>
                         <a:ext uri="{28A0092B-C50C-407E-A947-70E740481C1C}">
                           <a14:useLocalDpi xmlns:a14="http://schemas.microsoft.com/office/drawing/2010/main" val="0"/>
@@ -10834,7 +10834,7 @@
       <w:pPr>
         <w:pStyle w:val="Titre3"/>
       </w:pPr>
-      <w:bookmarkStart w:id="19" w:name="_Toc532824625"/>
+      <w:bookmarkStart w:id="19" w:name="_Toc229055568"/>
       <w:r>
         <w:t>Discrétisation à 2 éléments</w:t>
       </w:r>
@@ -10883,7 +10883,7 @@
                     </pic:cNvPicPr>
                   </pic:nvPicPr>
                   <pic:blipFill>
-                    <a:blip r:embed="rId31">
+                    <a:blip r:embed="rId29">
                       <a:extLst>
                         <a:ext uri="{28A0092B-C50C-407E-A947-70E740481C1C}">
                           <a14:useLocalDpi xmlns:a14="http://schemas.microsoft.com/office/drawing/2010/main" val="0"/>
@@ -11633,7 +11633,7 @@
       <w:pPr>
         <w:pStyle w:val="Titre3"/>
       </w:pPr>
-      <w:bookmarkStart w:id="20" w:name="_Toc532824626"/>
+      <w:bookmarkStart w:id="20" w:name="_Toc229055569"/>
       <w:r>
         <w:t>Formulation mathématique</w:t>
       </w:r>
@@ -12734,7 +12734,7 @@
       <w:pPr>
         <w:pStyle w:val="Titre3"/>
       </w:pPr>
-      <w:bookmarkStart w:id="21" w:name="_Toc532824627"/>
+      <w:bookmarkStart w:id="21" w:name="_Toc229055570"/>
       <w:r>
         <w:t>Calcul des températures</w:t>
       </w:r>
@@ -12774,7 +12774,7 @@
                     </pic:cNvPicPr>
                   </pic:nvPicPr>
                   <pic:blipFill>
-                    <a:blip r:embed="rId31">
+                    <a:blip r:embed="rId29">
                       <a:extLst>
                         <a:ext uri="{28A0092B-C50C-407E-A947-70E740481C1C}">
                           <a14:useLocalDpi xmlns:a14="http://schemas.microsoft.com/office/drawing/2010/main" val="0"/>
@@ -12836,7 +12836,7 @@
                     </pic:cNvPicPr>
                   </pic:nvPicPr>
                   <pic:blipFill>
-                    <a:blip r:embed="rId32">
+                    <a:blip r:embed="rId30">
                       <a:extLst>
                         <a:ext uri="{28A0092B-C50C-407E-A947-70E740481C1C}">
                           <a14:useLocalDpi xmlns:a14="http://schemas.microsoft.com/office/drawing/2010/main" val="0"/>
@@ -12876,7 +12876,7 @@
       <w:pPr>
         <w:pStyle w:val="Titre3"/>
       </w:pPr>
-      <w:bookmarkStart w:id="22" w:name="_Toc532824628"/>
+      <w:bookmarkStart w:id="22" w:name="_Toc229055571"/>
       <w:r>
         <w:t>Généralisation à un cas 2D</w:t>
       </w:r>
@@ -12920,7 +12920,7 @@
                     </pic:cNvPicPr>
                   </pic:nvPicPr>
                   <pic:blipFill>
-                    <a:blip r:embed="rId33">
+                    <a:blip r:embed="rId31">
                       <a:extLst>
                         <a:ext uri="{28A0092B-C50C-407E-A947-70E740481C1C}">
                           <a14:useLocalDpi xmlns:a14="http://schemas.microsoft.com/office/drawing/2010/main" val="0"/>
@@ -13529,7 +13529,7 @@
                     </pic:cNvPicPr>
                   </pic:nvPicPr>
                   <pic:blipFill>
-                    <a:blip r:embed="rId34">
+                    <a:blip r:embed="rId32">
                       <a:extLst>
                         <a:ext uri="{28A0092B-C50C-407E-A947-70E740481C1C}">
                           <a14:useLocalDpi xmlns:a14="http://schemas.microsoft.com/office/drawing/2010/main" val="0"/>
@@ -13616,7 +13616,7 @@
                     </pic:cNvPicPr>
                   </pic:nvPicPr>
                   <pic:blipFill>
-                    <a:blip r:embed="rId35">
+                    <a:blip r:embed="rId33">
                       <a:extLst>
                         <a:ext uri="{28A0092B-C50C-407E-A947-70E740481C1C}">
                           <a14:useLocalDpi xmlns:a14="http://schemas.microsoft.com/office/drawing/2010/main" val="0"/>
@@ -13681,7 +13681,7 @@
                     </pic:cNvPicPr>
                   </pic:nvPicPr>
                   <pic:blipFill>
-                    <a:blip r:embed="rId36">
+                    <a:blip r:embed="rId34">
                       <a:extLst>
                         <a:ext uri="{28A0092B-C50C-407E-A947-70E740481C1C}">
                           <a14:useLocalDpi xmlns:a14="http://schemas.microsoft.com/office/drawing/2010/main" val="0"/>
@@ -13731,7 +13731,7 @@
       <w:pPr>
         <w:pStyle w:val="Titre3"/>
       </w:pPr>
-      <w:bookmarkStart w:id="23" w:name="_Toc532824629"/>
+      <w:bookmarkStart w:id="23" w:name="_Toc229055572"/>
       <w:r>
         <w:lastRenderedPageBreak/>
         <w:t xml:space="preserve">Applications avec le logiciel </w:t>
@@ -13808,7 +13808,7 @@
         <w:pStyle w:val="Titre2"/>
       </w:pPr>
       <w:bookmarkStart w:id="24" w:name="_Toc441732720"/>
-      <w:bookmarkStart w:id="25" w:name="_Toc532824630"/>
+      <w:bookmarkStart w:id="25" w:name="_Toc229055573"/>
       <w:r>
         <w:t>Flux de chaleur aux frontières</w:t>
       </w:r>
@@ -13857,7 +13857,7 @@
                     </pic:cNvPicPr>
                   </pic:nvPicPr>
                   <pic:blipFill>
-                    <a:blip r:embed="rId31">
+                    <a:blip r:embed="rId29">
                       <a:extLst>
                         <a:ext uri="{28A0092B-C50C-407E-A947-70E740481C1C}">
                           <a14:useLocalDpi xmlns:a14="http://schemas.microsoft.com/office/drawing/2010/main" val="0"/>
@@ -14185,7 +14185,7 @@
       <w:pPr>
         <w:pStyle w:val="Titre3"/>
       </w:pPr>
-      <w:bookmarkStart w:id="26" w:name="_Toc532824631"/>
+      <w:bookmarkStart w:id="26" w:name="_Toc229055574"/>
       <w:r>
         <w:t>Flux à la frontière d'une surface</w:t>
       </w:r>
@@ -14217,9 +14217,9 @@
         </w:rPr>
         <w:lastRenderedPageBreak/>
         <w:drawing>
-          <wp:inline distT="0" distB="0" distL="0" distR="0" wp14:anchorId="070DC0BE" wp14:editId="130C1833">
-            <wp:extent cx="2950210" cy="3816350"/>
-            <wp:effectExtent l="0" t="0" r="2540" b="0"/>
+          <wp:inline distT="0" distB="0" distL="0" distR="0" wp14:anchorId="070DC0BE" wp14:editId="2E2ECF29">
+            <wp:extent cx="2935723" cy="2916000"/>
+            <wp:effectExtent l="0" t="0" r="0" b="0"/>
             <wp:docPr id="325" name="Image 325" descr="Flux de chaleur traversant une surface"/>
             <wp:cNvGraphicFramePr>
               <a:graphicFrameLocks xmlns:a="http://schemas.openxmlformats.org/drawingml/2006/main" noChangeAspect="1"/>
@@ -14233,15 +14233,15 @@
                       <a:picLocks noChangeAspect="1" noChangeArrowheads="1"/>
                     </pic:cNvPicPr>
                   </pic:nvPicPr>
-                  <pic:blipFill>
-                    <a:blip r:embed="rId37">
+                  <pic:blipFill rotWithShape="1">
+                    <a:blip r:embed="rId35">
                       <a:extLst>
                         <a:ext uri="{28A0092B-C50C-407E-A947-70E740481C1C}">
                           <a14:useLocalDpi xmlns:a14="http://schemas.microsoft.com/office/drawing/2010/main" val="0"/>
                         </a:ext>
                       </a:extLst>
                     </a:blip>
-                    <a:srcRect/>
+                    <a:srcRect t="23516" b="-307"/>
                     <a:stretch>
                       <a:fillRect/>
                     </a:stretch>
@@ -14249,7 +14249,7 @@
                   <pic:spPr bwMode="auto">
                     <a:xfrm>
                       <a:off x="0" y="0"/>
-                      <a:ext cx="2950210" cy="3816350"/>
+                      <a:ext cx="2950210" cy="2930390"/>
                     </a:xfrm>
                     <a:prstGeom prst="rect">
                       <a:avLst/>
@@ -14258,6 +14258,11 @@
                     <a:ln>
                       <a:noFill/>
                     </a:ln>
+                    <a:extLst>
+                      <a:ext uri="{53640926-AAD7-44D8-BBD7-CCE9431645EC}">
+                        <a14:shadowObscured xmlns:a14="http://schemas.microsoft.com/office/drawing/2010/main"/>
+                      </a:ext>
+                    </a:extLst>
                   </pic:spPr>
                 </pic:pic>
               </a:graphicData>
@@ -14265,12 +14270,55 @@
           </wp:inline>
         </w:drawing>
       </w:r>
+      <w:r>
+        <w:t xml:space="preserve">   </w:t>
+      </w:r>
+      <w:r>
+        <w:rPr>
+          <w:noProof/>
+        </w:rPr>
+        <w:drawing>
+          <wp:inline distT="0" distB="0" distL="0" distR="0" wp14:anchorId="42D46703" wp14:editId="6980C57D">
+            <wp:extent cx="2686283" cy="1543184"/>
+            <wp:effectExtent l="0" t="0" r="0" b="0"/>
+            <wp:docPr id="876772474" name="Image 1"/>
+            <wp:cNvGraphicFramePr>
+              <a:graphicFrameLocks xmlns:a="http://schemas.openxmlformats.org/drawingml/2006/main" noChangeAspect="1"/>
+            </wp:cNvGraphicFramePr>
+            <a:graphic xmlns:a="http://schemas.openxmlformats.org/drawingml/2006/main">
+              <a:graphicData uri="http://schemas.openxmlformats.org/drawingml/2006/picture">
+                <pic:pic xmlns:pic="http://schemas.openxmlformats.org/drawingml/2006/picture">
+                  <pic:nvPicPr>
+                    <pic:cNvPr id="876772474" name=""/>
+                    <pic:cNvPicPr/>
+                  </pic:nvPicPr>
+                  <pic:blipFill>
+                    <a:blip r:embed="rId36"/>
+                    <a:stretch>
+                      <a:fillRect/>
+                    </a:stretch>
+                  </pic:blipFill>
+                  <pic:spPr>
+                    <a:xfrm>
+                      <a:off x="0" y="0"/>
+                      <a:ext cx="2686283" cy="1543184"/>
+                    </a:xfrm>
+                    <a:prstGeom prst="rect">
+                      <a:avLst/>
+                    </a:prstGeom>
+                  </pic:spPr>
+                </pic:pic>
+              </a:graphicData>
+            </a:graphic>
+          </wp:inline>
+        </w:drawing>
+      </w:r>
     </w:p>
     <w:p>
       <w:pPr>
         <w:pStyle w:val="Titre3"/>
       </w:pPr>
-      <w:bookmarkStart w:id="27" w:name="_Toc532824632"/>
+      <w:bookmarkStart w:id="27" w:name="_Toc229055575"/>
       <w:r>
         <w:t>Conservation de l'énergie</w:t>
       </w:r>
@@ -14315,7 +14363,7 @@
                     </pic:cNvPicPr>
                   </pic:nvPicPr>
                   <pic:blipFill>
-                    <a:blip r:embed="rId38">
+                    <a:blip r:embed="rId37">
                       <a:extLst>
                         <a:ext uri="{28A0092B-C50C-407E-A947-70E740481C1C}">
                           <a14:useLocalDpi xmlns:a14="http://schemas.microsoft.com/office/drawing/2010/main" val="0"/>
@@ -14354,16 +14402,16 @@
     </w:p>
     <w:p>
       <w:r>
+        <w:t>Ce résultat permet d'établir un critère de convergence. Si un logiciel ne donne pas la valeur attendue, alors les résultats qu'il indique ne correspondent pas à ce qui est physiquement attendu. Inversement, si cette somme est nulle, cela ne garantit pas que les résultats proposés par le logiciel sont justes, mais qu'il y a de grandes chances qu'ils le soient.</w:t>
+      </w:r>
+    </w:p>
+    <w:p>
+      <w:pPr>
+        <w:pStyle w:val="Titre3"/>
+      </w:pPr>
+      <w:bookmarkStart w:id="28" w:name="_Toc229055576"/>
+      <w:r>
         <w:lastRenderedPageBreak/>
-        <w:t>Ce résultat permet d'établir un critère de convergence. Si un logiciel ne donne pas la valeur attendue, alors les résultats qu'il indique ne correspondent pas à ce qui est physiquement attendu. Inversement, si cette somme est nulle, cela ne garantit pas que les résultats proposés par le logiciel sont justes, mais qu'il y a de grandes chances qu'ils le soient.</w:t>
-      </w:r>
-    </w:p>
-    <w:p>
-      <w:pPr>
-        <w:pStyle w:val="Titre3"/>
-      </w:pPr>
-      <w:bookmarkStart w:id="28" w:name="_Toc532824633"/>
-      <w:r>
         <w:t>Critère de convergence</w:t>
       </w:r>
       <w:bookmarkEnd w:id="28"/>
@@ -14710,7 +14758,7 @@
       <w:pPr>
         <w:pStyle w:val="Titre3"/>
       </w:pPr>
-      <w:bookmarkStart w:id="29" w:name="_Toc532824634"/>
+      <w:bookmarkStart w:id="29" w:name="_Toc229055577"/>
       <w:r>
         <w:t>Températures superficielles</w:t>
       </w:r>
@@ -14946,7 +14994,7 @@
                     </pic:cNvPicPr>
                   </pic:nvPicPr>
                   <pic:blipFill>
-                    <a:blip r:embed="rId31">
+                    <a:blip r:embed="rId29">
                       <a:extLst>
                         <a:ext uri="{28A0092B-C50C-407E-A947-70E740481C1C}">
                           <a14:useLocalDpi xmlns:a14="http://schemas.microsoft.com/office/drawing/2010/main" val="0"/>
@@ -15480,7 +15528,7 @@
                     </pic:cNvPicPr>
                   </pic:nvPicPr>
                   <pic:blipFill>
-                    <a:blip r:embed="rId39">
+                    <a:blip r:embed="rId38">
                       <a:extLst>
                         <a:ext uri="{28A0092B-C50C-407E-A947-70E740481C1C}">
                           <a14:useLocalDpi xmlns:a14="http://schemas.microsoft.com/office/drawing/2010/main" val="0"/>
@@ -15767,7 +15815,7 @@
       <w:pPr>
         <w:pStyle w:val="Titre3"/>
       </w:pPr>
-      <w:bookmarkStart w:id="30" w:name="_Toc532824635"/>
+      <w:bookmarkStart w:id="30" w:name="_Toc229055578"/>
       <w:r>
         <w:t>Isothermes et adiabatiques</w:t>
       </w:r>
@@ -15806,7 +15854,7 @@
                     </pic:cNvPicPr>
                   </pic:nvPicPr>
                   <pic:blipFill>
-                    <a:blip r:embed="rId40">
+                    <a:blip r:embed="rId39">
                       <a:extLst>
                         <a:ext uri="{28A0092B-C50C-407E-A947-70E740481C1C}">
                           <a14:useLocalDpi xmlns:a14="http://schemas.microsoft.com/office/drawing/2010/main" val="0"/>
@@ -15875,7 +15923,7 @@
                     </pic:cNvPicPr>
                   </pic:nvPicPr>
                   <pic:blipFill>
-                    <a:blip r:embed="rId41">
+                    <a:blip r:embed="rId40">
                       <a:extLst>
                         <a:ext uri="{28A0092B-C50C-407E-A947-70E740481C1C}">
                           <a14:useLocalDpi xmlns:a14="http://schemas.microsoft.com/office/drawing/2010/main" val="0"/>
@@ -15932,7 +15980,7 @@
                     </pic:cNvPicPr>
                   </pic:nvPicPr>
                   <pic:blipFill>
-                    <a:blip r:embed="rId42">
+                    <a:blip r:embed="rId41">
                       <a:extLst>
                         <a:ext uri="{28A0092B-C50C-407E-A947-70E740481C1C}">
                           <a14:useLocalDpi xmlns:a14="http://schemas.microsoft.com/office/drawing/2010/main" val="0"/>
@@ -15974,7 +16022,7 @@
         <w:pStyle w:val="Titre2"/>
       </w:pPr>
       <w:bookmarkStart w:id="31" w:name="_Toc441732721"/>
-      <w:bookmarkStart w:id="32" w:name="_Toc532824636"/>
+      <w:bookmarkStart w:id="32" w:name="_Toc229055579"/>
       <w:r>
         <w:lastRenderedPageBreak/>
         <w:t>Simplification de la modélisation</w:t>
@@ -16020,7 +16068,7 @@
                     </pic:cNvPicPr>
                   </pic:nvPicPr>
                   <pic:blipFill>
-                    <a:blip r:embed="rId43">
+                    <a:blip r:embed="rId42">
                       <a:extLst>
                         <a:ext uri="{28A0092B-C50C-407E-A947-70E740481C1C}">
                           <a14:useLocalDpi xmlns:a14="http://schemas.microsoft.com/office/drawing/2010/main" val="0"/>
@@ -16104,7 +16152,7 @@
                     </pic:cNvPicPr>
                   </pic:nvPicPr>
                   <pic:blipFill>
-                    <a:blip r:embed="rId44">
+                    <a:blip r:embed="rId43">
                       <a:extLst>
                         <a:ext uri="{28A0092B-C50C-407E-A947-70E740481C1C}">
                           <a14:useLocalDpi xmlns:a14="http://schemas.microsoft.com/office/drawing/2010/main" val="0"/>
@@ -16140,7 +16188,7 @@
       <w:pPr>
         <w:pStyle w:val="Titre3"/>
       </w:pPr>
-      <w:bookmarkStart w:id="33" w:name="_Toc532824637"/>
+      <w:bookmarkStart w:id="33" w:name="_Toc229055580"/>
       <w:r>
         <w:t>Symétrie et adiabatique</w:t>
       </w:r>
@@ -16153,7 +16201,7 @@
           <w:lang w:eastAsia="fr-FR"/>
         </w:rPr>
         <w:drawing>
-          <wp:anchor distT="0" distB="0" distL="114300" distR="114300" simplePos="0" relativeHeight="251650048" behindDoc="0" locked="0" layoutInCell="1" allowOverlap="1" wp14:anchorId="3A36A0BB" wp14:editId="1F30C19D">
+          <wp:anchor distT="0" distB="0" distL="114300" distR="114300" simplePos="0" relativeHeight="251651072" behindDoc="0" locked="0" layoutInCell="1" allowOverlap="1" wp14:anchorId="3A36A0BB" wp14:editId="11A9B851">
             <wp:simplePos x="0" y="0"/>
             <wp:positionH relativeFrom="column">
               <wp:posOffset>-114300</wp:posOffset>
@@ -16178,7 +16226,7 @@
                     </pic:cNvPicPr>
                   </pic:nvPicPr>
                   <pic:blipFill>
-                    <a:blip r:embed="rId45">
+                    <a:blip r:embed="rId44">
                       <a:extLst>
                         <a:ext uri="{28A0092B-C50C-407E-A947-70E740481C1C}">
                           <a14:useLocalDpi xmlns:a14="http://schemas.microsoft.com/office/drawing/2010/main" val="0"/>
@@ -16261,7 +16309,7 @@
                     </pic:cNvPicPr>
                   </pic:nvPicPr>
                   <pic:blipFill>
-                    <a:blip r:embed="rId46">
+                    <a:blip r:embed="rId45">
                       <a:extLst>
                         <a:ext uri="{28A0092B-C50C-407E-A947-70E740481C1C}">
                           <a14:useLocalDpi xmlns:a14="http://schemas.microsoft.com/office/drawing/2010/main" val="0"/>
@@ -16296,7 +16344,7 @@
       <w:pPr>
         <w:pStyle w:val="Titre3"/>
       </w:pPr>
-      <w:bookmarkStart w:id="34" w:name="_Toc532824638"/>
+      <w:bookmarkStart w:id="34" w:name="_Toc229055581"/>
       <w:r>
         <w:t>Simplificatio</w:t>
       </w:r>
@@ -16338,7 +16386,7 @@
                     </pic:cNvPicPr>
                   </pic:nvPicPr>
                   <pic:blipFill>
-                    <a:blip r:embed="rId47">
+                    <a:blip r:embed="rId46">
                       <a:extLst>
                         <a:ext uri="{28A0092B-C50C-407E-A947-70E740481C1C}">
                           <a14:useLocalDpi xmlns:a14="http://schemas.microsoft.com/office/drawing/2010/main" val="0"/>
@@ -16395,7 +16443,7 @@
                     </pic:cNvPicPr>
                   </pic:nvPicPr>
                   <pic:blipFill>
-                    <a:blip r:embed="rId48">
+                    <a:blip r:embed="rId47">
                       <a:extLst>
                         <a:ext uri="{28A0092B-C50C-407E-A947-70E740481C1C}">
                           <a14:useLocalDpi xmlns:a14="http://schemas.microsoft.com/office/drawing/2010/main" val="0"/>
@@ -16431,7 +16479,7 @@
       <w:pPr>
         <w:pStyle w:val="Titre3"/>
       </w:pPr>
-      <w:bookmarkStart w:id="35" w:name="_Toc532824639"/>
+      <w:bookmarkStart w:id="35" w:name="_Toc229055582"/>
       <w:r>
         <w:t>Exemple de m</w:t>
       </w:r>
@@ -16484,7 +16532,7 @@
                     </pic:cNvPicPr>
                   </pic:nvPicPr>
                   <pic:blipFill>
-                    <a:blip r:embed="rId49">
+                    <a:blip r:embed="rId48">
                       <a:extLst>
                         <a:ext uri="{28A0092B-C50C-407E-A947-70E740481C1C}">
                           <a14:useLocalDpi xmlns:a14="http://schemas.microsoft.com/office/drawing/2010/main" val="0"/>
@@ -16541,7 +16589,7 @@
                     </pic:cNvPicPr>
                   </pic:nvPicPr>
                   <pic:blipFill>
-                    <a:blip r:embed="rId50">
+                    <a:blip r:embed="rId49">
                       <a:extLst>
                         <a:ext uri="{28A0092B-C50C-407E-A947-70E740481C1C}">
                           <a14:useLocalDpi xmlns:a14="http://schemas.microsoft.com/office/drawing/2010/main" val="0"/>
@@ -16618,7 +16666,7 @@
                     </pic:cNvPicPr>
                   </pic:nvPicPr>
                   <pic:blipFill>
-                    <a:blip r:embed="rId51">
+                    <a:blip r:embed="rId50">
                       <a:extLst>
                         <a:ext uri="{28A0092B-C50C-407E-A947-70E740481C1C}">
                           <a14:useLocalDpi xmlns:a14="http://schemas.microsoft.com/office/drawing/2010/main" val="0"/>
@@ -16672,7 +16720,7 @@
                     </pic:cNvPicPr>
                   </pic:nvPicPr>
                   <pic:blipFill>
-                    <a:blip r:embed="rId52">
+                    <a:blip r:embed="rId51">
                       <a:extLst>
                         <a:ext uri="{28A0092B-C50C-407E-A947-70E740481C1C}">
                           <a14:useLocalDpi xmlns:a14="http://schemas.microsoft.com/office/drawing/2010/main" val="0"/>
@@ -16723,7 +16771,7 @@
       <w:pPr>
         <w:pStyle w:val="Titre3"/>
       </w:pPr>
-      <w:bookmarkStart w:id="36" w:name="_Toc532824640"/>
+      <w:bookmarkStart w:id="36" w:name="_Toc229055583"/>
       <w:r>
         <w:t>Prése</w:t>
       </w:r>
@@ -16776,7 +16824,7 @@
                     </pic:cNvPicPr>
                   </pic:nvPicPr>
                   <pic:blipFill>
-                    <a:blip r:embed="rId53">
+                    <a:blip r:embed="rId52">
                       <a:extLst>
                         <a:ext uri="{28A0092B-C50C-407E-A947-70E740481C1C}">
                           <a14:useLocalDpi xmlns:a14="http://schemas.microsoft.com/office/drawing/2010/main" val="0"/>
@@ -16836,7 +16884,7 @@
                     </pic:cNvPicPr>
                   </pic:nvPicPr>
                   <pic:blipFill>
-                    <a:blip r:embed="rId54">
+                    <a:blip r:embed="rId53">
                       <a:extLst>
                         <a:ext uri="{28A0092B-C50C-407E-A947-70E740481C1C}">
                           <a14:useLocalDpi xmlns:a14="http://schemas.microsoft.com/office/drawing/2010/main" val="0"/>
@@ -16915,7 +16963,7 @@
                     </pic:cNvPicPr>
                   </pic:nvPicPr>
                   <pic:blipFill>
-                    <a:blip r:embed="rId55">
+                    <a:blip r:embed="rId54">
                       <a:extLst>
                         <a:ext uri="{28A0092B-C50C-407E-A947-70E740481C1C}">
                           <a14:useLocalDpi xmlns:a14="http://schemas.microsoft.com/office/drawing/2010/main" val="0"/>
@@ -16975,7 +17023,7 @@
                     </pic:cNvPicPr>
                   </pic:nvPicPr>
                   <pic:blipFill>
-                    <a:blip r:embed="rId56">
+                    <a:blip r:embed="rId55">
                       <a:extLst>
                         <a:ext uri="{28A0092B-C50C-407E-A947-70E740481C1C}">
                           <a14:useLocalDpi xmlns:a14="http://schemas.microsoft.com/office/drawing/2010/main" val="0"/>
@@ -17011,7 +17059,7 @@
       <w:pPr>
         <w:pStyle w:val="Titre3"/>
       </w:pPr>
-      <w:bookmarkStart w:id="37" w:name="_Toc532824641"/>
+      <w:bookmarkStart w:id="37" w:name="_Toc229055584"/>
       <w:r>
         <w:t>Dist</w:t>
       </w:r>
@@ -17027,7 +17075,7 @@
           <w:lang w:eastAsia="fr-FR"/>
         </w:rPr>
         <w:drawing>
-          <wp:anchor distT="0" distB="0" distL="114300" distR="114300" simplePos="0" relativeHeight="251671552" behindDoc="0" locked="0" layoutInCell="1" allowOverlap="1" wp14:anchorId="24E948FE" wp14:editId="65EFB99F">
+          <wp:anchor distT="0" distB="0" distL="114300" distR="114300" simplePos="0" relativeHeight="251663360" behindDoc="0" locked="0" layoutInCell="1" allowOverlap="1" wp14:anchorId="24E948FE" wp14:editId="2B77E7B3">
             <wp:simplePos x="0" y="0"/>
             <wp:positionH relativeFrom="column">
               <wp:posOffset>57978</wp:posOffset>
@@ -17052,7 +17100,7 @@
                     </pic:cNvPicPr>
                   </pic:nvPicPr>
                   <pic:blipFill>
-                    <a:blip r:embed="rId57">
+                    <a:blip r:embed="rId56">
                       <a:extLst>
                         <a:ext uri="{28A0092B-C50C-407E-A947-70E740481C1C}">
                           <a14:useLocalDpi xmlns:a14="http://schemas.microsoft.com/office/drawing/2010/main" val="0"/>
@@ -17123,13 +17171,12 @@
       <w:r>
         <w:rPr>
           <w:noProof/>
-          <w:lang w:eastAsia="fr-FR"/>
         </w:rPr>
         <w:drawing>
-          <wp:inline distT="0" distB="0" distL="0" distR="0" wp14:anchorId="77C61DE7" wp14:editId="38B1031F">
-            <wp:extent cx="3303917" cy="3239835"/>
+          <wp:inline distT="0" distB="0" distL="0" distR="0" wp14:anchorId="790CC879" wp14:editId="0ED6279C">
+            <wp:extent cx="2504209" cy="2295525"/>
             <wp:effectExtent l="0" t="0" r="0" b="0"/>
-            <wp:docPr id="350" name="Image 350" descr="Distance minimale de modélisation"/>
+            <wp:docPr id="1961314813" name="Image 12"/>
             <wp:cNvGraphicFramePr>
               <a:graphicFrameLocks xmlns:a="http://schemas.openxmlformats.org/drawingml/2006/main" noChangeAspect="1"/>
             </wp:cNvGraphicFramePr>
@@ -17137,13 +17184,13 @@
               <a:graphicData uri="http://schemas.openxmlformats.org/drawingml/2006/picture">
                 <pic:pic xmlns:pic="http://schemas.openxmlformats.org/drawingml/2006/picture">
                   <pic:nvPicPr>
-                    <pic:cNvPr id="0" name="Picture 649" descr="Distance minimale de modélisation"/>
+                    <pic:cNvPr id="0" name="Picture 1"/>
                     <pic:cNvPicPr>
                       <a:picLocks noChangeAspect="1" noChangeArrowheads="1"/>
                     </pic:cNvPicPr>
                   </pic:nvPicPr>
                   <pic:blipFill>
-                    <a:blip r:embed="rId58">
+                    <a:blip r:embed="rId57">
                       <a:extLst>
                         <a:ext uri="{28A0092B-C50C-407E-A947-70E740481C1C}">
                           <a14:useLocalDpi xmlns:a14="http://schemas.microsoft.com/office/drawing/2010/main" val="0"/>
@@ -17158,7 +17205,7 @@
                   <pic:spPr bwMode="auto">
                     <a:xfrm>
                       <a:off x="0" y="0"/>
-                      <a:ext cx="3315280" cy="3250977"/>
+                      <a:ext cx="2510567" cy="2301353"/>
                     </a:xfrm>
                     <a:prstGeom prst="rect">
                       <a:avLst/>
@@ -17176,33 +17223,16 @@
       </w:r>
     </w:p>
     <w:p>
+      <w:bookmarkStart w:id="38" w:name="_Toc441732722"/>
       <w:r>
         <w:br w:type="page"/>
       </w:r>
     </w:p>
     <w:p>
       <w:pPr>
-        <w:jc w:val="left"/>
-        <w:rPr>
-          <w:rFonts w:eastAsiaTheme="majorEastAsia" w:cstheme="majorBidi"/>
-          <w:b/>
-          <w:bCs/>
-          <w:color w:val="FFFFFF" w:themeColor="background1"/>
-          <w:sz w:val="28"/>
-          <w:szCs w:val="28"/>
-        </w:rPr>
-      </w:pPr>
-      <w:bookmarkStart w:id="38" w:name="_Toc441732722"/>
-      <w:r>
-        <w:lastRenderedPageBreak/>
-        <w:br w:type="page"/>
-      </w:r>
-    </w:p>
-    <w:p>
-      <w:pPr>
         <w:pStyle w:val="Titre1"/>
       </w:pPr>
-      <w:bookmarkStart w:id="39" w:name="_Toc532824642"/>
+      <w:bookmarkStart w:id="39" w:name="_Toc229055585"/>
       <w:r>
         <w:lastRenderedPageBreak/>
         <w:t>Pont thermique linéique</w:t>
@@ -17215,7 +17245,7 @@
         <w:pStyle w:val="Titre2"/>
       </w:pPr>
       <w:bookmarkStart w:id="40" w:name="_Toc441732723"/>
-      <w:bookmarkStart w:id="41" w:name="_Toc532824643"/>
+      <w:bookmarkStart w:id="41" w:name="_Toc229055586"/>
       <w:r>
         <w:t>Qu'est-ce qu'un pont thermique ?</w:t>
       </w:r>
@@ -17246,7 +17276,7 @@
       <w:pPr>
         <w:pStyle w:val="Titre3"/>
       </w:pPr>
-      <w:bookmarkStart w:id="42" w:name="_Toc532824644"/>
+      <w:bookmarkStart w:id="42" w:name="_Toc229055587"/>
       <w:r>
         <w:t>Exemple : angle de mur</w:t>
       </w:r>
@@ -17294,7 +17324,7 @@
                     </pic:cNvPicPr>
                   </pic:nvPicPr>
                   <pic:blipFill>
-                    <a:blip r:embed="rId59" cstate="print">
+                    <a:blip r:embed="rId58" cstate="print">
                       <a:extLst>
                         <a:ext uri="{28A0092B-C50C-407E-A947-70E740481C1C}">
                           <a14:useLocalDpi xmlns:a14="http://schemas.microsoft.com/office/drawing/2010/main" val="0"/>
@@ -17351,7 +17381,7 @@
                     </pic:cNvPicPr>
                   </pic:nvPicPr>
                   <pic:blipFill>
-                    <a:blip r:embed="rId60" cstate="print">
+                    <a:blip r:embed="rId59" cstate="print">
                       <a:extLst>
                         <a:ext uri="{28A0092B-C50C-407E-A947-70E740481C1C}">
                           <a14:useLocalDpi xmlns:a14="http://schemas.microsoft.com/office/drawing/2010/main" val="0"/>
@@ -17417,7 +17447,7 @@
                     </pic:cNvPicPr>
                   </pic:nvPicPr>
                   <pic:blipFill>
-                    <a:blip r:embed="rId61" cstate="print">
+                    <a:blip r:embed="rId60" cstate="print">
                       <a:extLst>
                         <a:ext uri="{28A0092B-C50C-407E-A947-70E740481C1C}">
                           <a14:useLocalDpi xmlns:a14="http://schemas.microsoft.com/office/drawing/2010/main" val="0"/>
@@ -17474,7 +17504,7 @@
                     </pic:cNvPicPr>
                   </pic:nvPicPr>
                   <pic:blipFill>
-                    <a:blip r:embed="rId62" cstate="print">
+                    <a:blip r:embed="rId61" cstate="print">
                       <a:extLst>
                         <a:ext uri="{28A0092B-C50C-407E-A947-70E740481C1C}">
                           <a14:useLocalDpi xmlns:a14="http://schemas.microsoft.com/office/drawing/2010/main" val="0"/>
@@ -17552,7 +17582,7 @@
         <w:pStyle w:val="Titre3"/>
         <w:ind w:left="0"/>
       </w:pPr>
-      <w:bookmarkStart w:id="43" w:name="_Toc532824645"/>
+      <w:bookmarkStart w:id="43" w:name="_Toc229055588"/>
       <w:r>
         <w:t>Exemple : discontinuité dans un mur</w:t>
       </w:r>
@@ -17591,7 +17621,7 @@
                     </pic:cNvPicPr>
                   </pic:nvPicPr>
                   <pic:blipFill>
-                    <a:blip r:embed="rId63" cstate="print">
+                    <a:blip r:embed="rId62" cstate="print">
                       <a:extLst>
                         <a:ext uri="{28A0092B-C50C-407E-A947-70E740481C1C}">
                           <a14:useLocalDpi xmlns:a14="http://schemas.microsoft.com/office/drawing/2010/main" val="0"/>
@@ -17651,7 +17681,7 @@
                     </pic:cNvPicPr>
                   </pic:nvPicPr>
                   <pic:blipFill>
-                    <a:blip r:embed="rId64">
+                    <a:blip r:embed="rId63">
                       <a:extLst>
                         <a:ext uri="{28A0092B-C50C-407E-A947-70E740481C1C}">
                           <a14:useLocalDpi xmlns:a14="http://schemas.microsoft.com/office/drawing/2010/main" val="0"/>
@@ -17716,7 +17746,7 @@
                     </pic:cNvPicPr>
                   </pic:nvPicPr>
                   <pic:blipFill>
-                    <a:blip r:embed="rId65">
+                    <a:blip r:embed="rId64">
                       <a:extLst>
                         <a:ext uri="{28A0092B-C50C-407E-A947-70E740481C1C}">
                           <a14:useLocalDpi xmlns:a14="http://schemas.microsoft.com/office/drawing/2010/main" val="0"/>
@@ -17793,7 +17823,7 @@
       <w:pPr>
         <w:pStyle w:val="Titre3"/>
       </w:pPr>
-      <w:bookmarkStart w:id="44" w:name="_Toc532824646"/>
+      <w:bookmarkStart w:id="44" w:name="_Toc229055589"/>
       <w:r>
         <w:lastRenderedPageBreak/>
         <w:t>Exemple : plancher bas sur terre-plein</w:t>
@@ -17833,7 +17863,7 @@
                     </pic:cNvPicPr>
                   </pic:nvPicPr>
                   <pic:blipFill>
-                    <a:blip r:embed="rId66">
+                    <a:blip r:embed="rId65">
                       <a:extLst>
                         <a:ext uri="{28A0092B-C50C-407E-A947-70E740481C1C}">
                           <a14:useLocalDpi xmlns:a14="http://schemas.microsoft.com/office/drawing/2010/main" val="0"/>
@@ -17890,7 +17920,7 @@
                     </pic:cNvPicPr>
                   </pic:nvPicPr>
                   <pic:blipFill>
-                    <a:blip r:embed="rId67">
+                    <a:blip r:embed="rId66">
                       <a:extLst>
                         <a:ext uri="{28A0092B-C50C-407E-A947-70E740481C1C}">
                           <a14:useLocalDpi xmlns:a14="http://schemas.microsoft.com/office/drawing/2010/main" val="0"/>
@@ -17956,7 +17986,7 @@
                     </pic:cNvPicPr>
                   </pic:nvPicPr>
                   <pic:blipFill>
-                    <a:blip r:embed="rId68">
+                    <a:blip r:embed="rId67">
                       <a:extLst>
                         <a:ext uri="{28A0092B-C50C-407E-A947-70E740481C1C}">
                           <a14:useLocalDpi xmlns:a14="http://schemas.microsoft.com/office/drawing/2010/main" val="0"/>
@@ -18013,7 +18043,7 @@
                     </pic:cNvPicPr>
                   </pic:nvPicPr>
                   <pic:blipFill>
-                    <a:blip r:embed="rId69">
+                    <a:blip r:embed="rId68">
                       <a:extLst>
                         <a:ext uri="{28A0092B-C50C-407E-A947-70E740481C1C}">
                           <a14:useLocalDpi xmlns:a14="http://schemas.microsoft.com/office/drawing/2010/main" val="0"/>
@@ -18096,7 +18126,7 @@
         <w:pStyle w:val="Titre2"/>
       </w:pPr>
       <w:bookmarkStart w:id="45" w:name="_Toc441732724"/>
-      <w:bookmarkStart w:id="46" w:name="_Toc532824647"/>
+      <w:bookmarkStart w:id="46" w:name="_Toc229055590"/>
       <w:r>
         <w:t>Comment calculer un pont thermique ?</w:t>
       </w:r>
@@ -18165,7 +18195,7 @@
       <w:pPr>
         <w:pStyle w:val="Titre3"/>
       </w:pPr>
-      <w:bookmarkStart w:id="47" w:name="_Toc532824648"/>
+      <w:bookmarkStart w:id="47" w:name="_Toc229055591"/>
       <w:r>
         <w:lastRenderedPageBreak/>
         <w:t>Modélisation avec pont thermique</w:t>
@@ -18214,7 +18244,7 @@
                     </pic:cNvPicPr>
                   </pic:nvPicPr>
                   <pic:blipFill>
-                    <a:blip r:embed="rId70">
+                    <a:blip r:embed="rId69">
                       <a:extLst>
                         <a:ext uri="{28A0092B-C50C-407E-A947-70E740481C1C}">
                           <a14:useLocalDpi xmlns:a14="http://schemas.microsoft.com/office/drawing/2010/main" val="0"/>
@@ -18279,7 +18309,7 @@
                     </pic:cNvPicPr>
                   </pic:nvPicPr>
                   <pic:blipFill>
-                    <a:blip r:embed="rId71">
+                    <a:blip r:embed="rId70">
                       <a:extLst>
                         <a:ext uri="{28A0092B-C50C-407E-A947-70E740481C1C}">
                           <a14:useLocalDpi xmlns:a14="http://schemas.microsoft.com/office/drawing/2010/main" val="0"/>
@@ -18318,7 +18348,7 @@
           <w:lang w:eastAsia="fr-FR"/>
         </w:rPr>
         <w:drawing>
-          <wp:anchor distT="0" distB="0" distL="114300" distR="114300" simplePos="0" relativeHeight="251666432" behindDoc="0" locked="0" layoutInCell="1" allowOverlap="1" wp14:anchorId="7BFF1A94" wp14:editId="282145AA">
+          <wp:anchor distT="0" distB="0" distL="114300" distR="114300" simplePos="0" relativeHeight="251661312" behindDoc="0" locked="0" layoutInCell="1" allowOverlap="1" wp14:anchorId="7BFF1A94" wp14:editId="394FB9DC">
             <wp:simplePos x="0" y="0"/>
             <wp:positionH relativeFrom="column">
               <wp:posOffset>575945</wp:posOffset>
@@ -18343,7 +18373,7 @@
                     </pic:cNvPicPr>
                   </pic:nvPicPr>
                   <pic:blipFill>
-                    <a:blip r:embed="rId72">
+                    <a:blip r:embed="rId71">
                       <a:extLst>
                         <a:ext uri="{28A0092B-C50C-407E-A947-70E740481C1C}">
                           <a14:useLocalDpi xmlns:a14="http://schemas.microsoft.com/office/drawing/2010/main" val="0"/>
@@ -18481,8 +18511,8 @@
             <v:path o:extrusionok="f" gradientshapeok="t" o:connecttype="rect"/>
             <o:lock v:ext="edit" aspectratio="t"/>
           </v:shapetype>
-          <v:shape id="_x0000_s1026" type="#_x0000_t75" style="position:absolute;margin-left:284.3pt;margin-top:47.65pt;width:187pt;height:67.3pt;z-index:251737600;mso-position-horizontal-relative:text;mso-position-vertical-relative:text">
-            <v:imagedata r:id="rId73" o:title="Picture"/>
+          <v:shape id="_x0000_s1026" type="#_x0000_t75" style="position:absolute;margin-left:284.3pt;margin-top:47.65pt;width:187pt;height:67.3pt;z-index:251673600;mso-position-horizontal-relative:text;mso-position-vertical-relative:text">
+            <v:imagedata r:id="rId72" o:title="Picture"/>
           </v:shape>
         </w:pict>
       </w:r>
@@ -18494,7 +18524,7 @@
       <w:pPr>
         <w:pStyle w:val="Titre3"/>
       </w:pPr>
-      <w:bookmarkStart w:id="48" w:name="_Toc532824649"/>
+      <w:bookmarkStart w:id="48" w:name="_Toc229055592"/>
       <w:r>
         <w:lastRenderedPageBreak/>
         <w:t>Modélisation sans pont thermique</w:t>
@@ -18543,7 +18573,7 @@
                     </pic:cNvPicPr>
                   </pic:nvPicPr>
                   <pic:blipFill>
-                    <a:blip r:embed="rId74">
+                    <a:blip r:embed="rId73">
                       <a:extLst>
                         <a:ext uri="{28A0092B-C50C-407E-A947-70E740481C1C}">
                           <a14:useLocalDpi xmlns:a14="http://schemas.microsoft.com/office/drawing/2010/main" val="0"/>
@@ -18621,7 +18651,7 @@
                     </pic:cNvPicPr>
                   </pic:nvPicPr>
                   <pic:blipFill>
-                    <a:blip r:embed="rId75">
+                    <a:blip r:embed="rId74">
                       <a:extLst>
                         <a:ext uri="{28A0092B-C50C-407E-A947-70E740481C1C}">
                           <a14:useLocalDpi xmlns:a14="http://schemas.microsoft.com/office/drawing/2010/main" val="0"/>
@@ -18661,7 +18691,7 @@
           <w:lang w:val="el-GR"/>
         </w:rPr>
       </w:pPr>
-      <w:bookmarkStart w:id="49" w:name="_Toc532824650"/>
+      <w:bookmarkStart w:id="49" w:name="_Toc229055593"/>
       <w:r>
         <w:t xml:space="preserve">Définition du coefficient </w:t>
       </w:r>
@@ -18761,7 +18791,7 @@
                     </pic:cNvPicPr>
                   </pic:nvPicPr>
                   <pic:blipFill>
-                    <a:blip r:embed="rId75">
+                    <a:blip r:embed="rId74">
                       <a:extLst>
                         <a:ext uri="{28A0092B-C50C-407E-A947-70E740481C1C}">
                           <a14:useLocalDpi xmlns:a14="http://schemas.microsoft.com/office/drawing/2010/main" val="0"/>
@@ -18811,7 +18841,7 @@
       <w:pPr>
         <w:pStyle w:val="Titre3"/>
       </w:pPr>
-      <w:bookmarkStart w:id="50" w:name="_Toc532824651"/>
+      <w:bookmarkStart w:id="50" w:name="_Toc229055594"/>
       <w:r>
         <w:lastRenderedPageBreak/>
         <w:t>Dimensions intérieures, dimensions extérieures</w:t>
@@ -18864,7 +18894,7 @@
                     </pic:cNvPicPr>
                   </pic:nvPicPr>
                   <pic:blipFill>
-                    <a:blip r:embed="rId76">
+                    <a:blip r:embed="rId75">
                       <a:extLst>
                         <a:ext uri="{28A0092B-C50C-407E-A947-70E740481C1C}">
                           <a14:useLocalDpi xmlns:a14="http://schemas.microsoft.com/office/drawing/2010/main" val="0"/>
@@ -18921,7 +18951,7 @@
                     </pic:cNvPicPr>
                   </pic:nvPicPr>
                   <pic:blipFill>
-                    <a:blip r:embed="rId77">
+                    <a:blip r:embed="rId76">
                       <a:extLst>
                         <a:ext uri="{28A0092B-C50C-407E-A947-70E740481C1C}">
                           <a14:useLocalDpi xmlns:a14="http://schemas.microsoft.com/office/drawing/2010/main" val="0"/>
@@ -19004,7 +19034,7 @@
                           </pic:cNvPicPr>
                         </pic:nvPicPr>
                         <pic:blipFill>
-                          <a:blip r:embed="rId76">
+                          <a:blip r:embed="rId75">
                             <a:extLst>
                               <a:ext uri="{28A0092B-C50C-407E-A947-70E740481C1C}">
                                 <a14:useLocalDpi xmlns:a14="http://schemas.microsoft.com/office/drawing/2010/main" val="0"/>
@@ -19068,7 +19098,7 @@
                           </pic:cNvPicPr>
                         </pic:nvPicPr>
                         <pic:blipFill>
-                          <a:blip r:embed="rId78">
+                          <a:blip r:embed="rId77">
                             <a:extLst>
                               <a:ext uri="{28A0092B-C50C-407E-A947-70E740481C1C}">
                                 <a14:useLocalDpi xmlns:a14="http://schemas.microsoft.com/office/drawing/2010/main" val="0"/>
@@ -19224,7 +19254,7 @@
                           </pic:cNvPicPr>
                         </pic:nvPicPr>
                         <pic:blipFill>
-                          <a:blip r:embed="rId79">
+                          <a:blip r:embed="rId78">
                             <a:extLst>
                               <a:ext uri="{28A0092B-C50C-407E-A947-70E740481C1C}">
                                 <a14:useLocalDpi xmlns:a14="http://schemas.microsoft.com/office/drawing/2010/main" val="0"/>
@@ -19311,7 +19341,7 @@
                           </pic:cNvPicPr>
                         </pic:nvPicPr>
                         <pic:blipFill>
-                          <a:blip r:embed="rId80">
+                          <a:blip r:embed="rId79">
                             <a:extLst>
                               <a:ext uri="{28A0092B-C50C-407E-A947-70E740481C1C}">
                                 <a14:useLocalDpi xmlns:a14="http://schemas.microsoft.com/office/drawing/2010/main" val="0"/>
@@ -19425,7 +19455,7 @@
         <w:pStyle w:val="Titre2"/>
         <w:ind w:left="0"/>
       </w:pPr>
-      <w:bookmarkStart w:id="52" w:name="_Toc532824652"/>
+      <w:bookmarkStart w:id="52" w:name="_Toc229055595"/>
       <w:r>
         <w:lastRenderedPageBreak/>
         <w:t>C</w:t>
@@ -19440,7 +19470,7 @@
       <w:pPr>
         <w:pStyle w:val="Titre3"/>
       </w:pPr>
-      <w:bookmarkStart w:id="53" w:name="_Toc532824653"/>
+      <w:bookmarkStart w:id="53" w:name="_Toc229055596"/>
       <w:r>
         <w:t>Règles générales</w:t>
       </w:r>
@@ -19484,7 +19514,7 @@
                     </pic:cNvPicPr>
                   </pic:nvPicPr>
                   <pic:blipFill>
-                    <a:blip r:embed="rId57">
+                    <a:blip r:embed="rId56">
                       <a:extLst>
                         <a:ext uri="{28A0092B-C50C-407E-A947-70E740481C1C}">
                           <a14:useLocalDpi xmlns:a14="http://schemas.microsoft.com/office/drawing/2010/main" val="0"/>
@@ -19620,7 +19650,7 @@
         <mc:AlternateContent>
           <mc:Choice Requires="wps">
             <w:drawing>
-              <wp:anchor distT="0" distB="0" distL="114300" distR="114300" simplePos="0" relativeHeight="251680768" behindDoc="0" locked="0" layoutInCell="1" allowOverlap="1" wp14:anchorId="1521CCD6" wp14:editId="7438B386">
+              <wp:anchor distT="0" distB="0" distL="114300" distR="114300" simplePos="0" relativeHeight="251669504" behindDoc="0" locked="0" layoutInCell="1" allowOverlap="1" wp14:anchorId="1521CCD6" wp14:editId="02636560">
                 <wp:simplePos x="0" y="0"/>
                 <wp:positionH relativeFrom="column">
                   <wp:posOffset>1410970</wp:posOffset>
@@ -19730,7 +19760,7 @@
                 <v:stroke joinstyle="miter"/>
                 <v:path gradientshapeok="t" o:connecttype="rect"/>
               </v:shapetype>
-              <v:shape id="Zone de texte 412" o:spid="_x0000_s1026" type="#_x0000_t202" style="position:absolute;left:0;text-align:left;margin-left:111.1pt;margin-top:71pt;width:90.15pt;height:43.25pt;z-index:251680768;visibility:visible;mso-wrap-style:square;mso-width-percent:0;mso-height-percent:0;mso-wrap-distance-left:9pt;mso-wrap-distance-top:0;mso-wrap-distance-right:9pt;mso-wrap-distance-bottom:0;mso-position-horizontal:absolute;mso-position-horizontal-relative:text;mso-position-vertical:absolute;mso-position-vertical-relative:text;mso-width-percent:0;mso-height-percent:0;mso-width-relative:margin;mso-height-relative:margin;v-text-anchor:top" o:gfxdata="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" fillcolor="white [3201]" stroked="f" strokeweight=".5pt">
+              <v:shape id="Zone de texte 412" o:spid="_x0000_s1026" type="#_x0000_t202" style="position:absolute;left:0;text-align:left;margin-left:111.1pt;margin-top:71pt;width:90.15pt;height:43.25pt;z-index:251669504;visibility:visible;mso-wrap-style:square;mso-width-percent:0;mso-height-percent:0;mso-wrap-distance-left:9pt;mso-wrap-distance-top:0;mso-wrap-distance-right:9pt;mso-wrap-distance-bottom:0;mso-position-horizontal:absolute;mso-position-horizontal-relative:text;mso-position-vertical:absolute;mso-position-vertical-relative:text;mso-width-percent:0;mso-height-percent:0;mso-width-relative:margin;mso-height-relative:margin;v-text-anchor:top" o:gfxdata="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" fillcolor="white [3201]" stroked="f" strokeweight=".5pt">
                 <v:textbox>
                   <w:txbxContent>
                     <w:p>
@@ -19783,7 +19813,7 @@
         <mc:AlternateContent>
           <mc:Choice Requires="wps">
             <w:drawing>
-              <wp:anchor distT="0" distB="0" distL="114300" distR="114300" simplePos="0" relativeHeight="251675648" behindDoc="0" locked="0" layoutInCell="1" allowOverlap="1" wp14:anchorId="6190526C" wp14:editId="3E4C0AB9">
+              <wp:anchor distT="0" distB="0" distL="114300" distR="114300" simplePos="0" relativeHeight="251665408" behindDoc="0" locked="0" layoutInCell="1" allowOverlap="1" wp14:anchorId="6190526C" wp14:editId="5BF16FC4">
                 <wp:simplePos x="0" y="0"/>
                 <wp:positionH relativeFrom="column">
                   <wp:posOffset>2082561</wp:posOffset>
@@ -19838,11 +19868,11 @@
           </mc:Choice>
           <mc:Fallback>
             <w:pict>
-              <v:shapetype w14:anchorId="7AD55B7C" id="_x0000_t32" coordsize="21600,21600" o:spt="32" o:oned="t" path="m,l21600,21600e" filled="f">
+              <v:shapetype w14:anchorId="2411EF3A" id="_x0000_t32" coordsize="21600,21600" o:spt="32" o:oned="t" path="m,l21600,21600e" filled="f">
                 <v:path arrowok="t" fillok="f" o:connecttype="none"/>
                 <o:lock v:ext="edit" shapetype="t"/>
               </v:shapetype>
-              <v:shape id="Connecteur droit avec flèche 410" o:spid="_x0000_s1026" type="#_x0000_t32" style="position:absolute;margin-left:164pt;margin-top:24.95pt;width:65.25pt;height:46.5pt;flip:y;z-index:251675648;visibility:visible;mso-wrap-style:square;mso-wrap-distance-left:9pt;mso-wrap-distance-top:0;mso-wrap-distance-right:9pt;mso-wrap-distance-bottom:0;mso-position-horizontal:absolute;mso-position-horizontal-relative:text;mso-position-vertical:absolute;mso-position-vertical-relative:text" o:gfxdata="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" strokecolor="#c00000" strokeweight=".5pt">
+              <v:shape id="Connecteur droit avec flèche 410" o:spid="_x0000_s1026" type="#_x0000_t32" style="position:absolute;margin-left:164pt;margin-top:24.95pt;width:65.25pt;height:46.5pt;flip:y;z-index:251665408;visibility:visible;mso-wrap-style:square;mso-wrap-distance-left:9pt;mso-wrap-distance-top:0;mso-wrap-distance-right:9pt;mso-wrap-distance-bottom:0;mso-position-horizontal:absolute;mso-position-horizontal-relative:text;mso-position-vertical:absolute;mso-position-vertical-relative:text" o:gfxdata="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" strokecolor="#c00000" strokeweight=".5pt">
                 <v:stroke endarrow="block" joinstyle="miter"/>
               </v:shape>
             </w:pict>
@@ -19872,7 +19902,7 @@
                     </pic:cNvPicPr>
                   </pic:nvPicPr>
                   <pic:blipFill>
-                    <a:blip r:embed="rId76">
+                    <a:blip r:embed="rId75">
                       <a:extLst>
                         <a:ext uri="{28A0092B-C50C-407E-A947-70E740481C1C}">
                           <a14:useLocalDpi xmlns:a14="http://schemas.microsoft.com/office/drawing/2010/main" val="0"/>
@@ -19908,7 +19938,7 @@
       <w:pPr>
         <w:pStyle w:val="Titre3"/>
       </w:pPr>
-      <w:bookmarkStart w:id="54" w:name="_Toc532824654"/>
+      <w:bookmarkStart w:id="54" w:name="_Toc229055597"/>
       <w:r>
         <w:t>Plancher bas sur terre-plein</w:t>
       </w:r>
@@ -19927,13 +19957,12 @@
       <w:r>
         <w:rPr>
           <w:noProof/>
-          <w:lang w:eastAsia="fr-FR"/>
         </w:rPr>
         <w:drawing>
-          <wp:inline distT="0" distB="0" distL="0" distR="0" wp14:anchorId="716A7245" wp14:editId="02D3521A">
-            <wp:extent cx="2608098" cy="2562045"/>
-            <wp:effectExtent l="0" t="0" r="1905" b="0"/>
-            <wp:docPr id="366" name="Image 366"/>
+          <wp:inline distT="0" distB="0" distL="0" distR="0" wp14:anchorId="00FA4C7E" wp14:editId="1D5522F1">
+            <wp:extent cx="2504209" cy="2295525"/>
+            <wp:effectExtent l="0" t="0" r="0" b="0"/>
+            <wp:docPr id="1876621832" name="Image 12"/>
             <wp:cNvGraphicFramePr>
               <a:graphicFrameLocks xmlns:a="http://schemas.openxmlformats.org/drawingml/2006/main" noChangeAspect="1"/>
             </wp:cNvGraphicFramePr>
@@ -19941,13 +19970,13 @@
               <a:graphicData uri="http://schemas.openxmlformats.org/drawingml/2006/picture">
                 <pic:pic xmlns:pic="http://schemas.openxmlformats.org/drawingml/2006/picture">
                   <pic:nvPicPr>
-                    <pic:cNvPr id="0" name="Picture 18"/>
+                    <pic:cNvPr id="0" name="Picture 1"/>
                     <pic:cNvPicPr>
                       <a:picLocks noChangeAspect="1" noChangeArrowheads="1"/>
                     </pic:cNvPicPr>
                   </pic:nvPicPr>
                   <pic:blipFill>
-                    <a:blip r:embed="rId81">
+                    <a:blip r:embed="rId57">
                       <a:extLst>
                         <a:ext uri="{28A0092B-C50C-407E-A947-70E740481C1C}">
                           <a14:useLocalDpi xmlns:a14="http://schemas.microsoft.com/office/drawing/2010/main" val="0"/>
@@ -19962,7 +19991,7 @@
                   <pic:spPr bwMode="auto">
                     <a:xfrm>
                       <a:off x="0" y="0"/>
-                      <a:ext cx="2630196" cy="2583753"/>
+                      <a:ext cx="2510567" cy="2301353"/>
                     </a:xfrm>
                     <a:prstGeom prst="rect">
                       <a:avLst/>
@@ -20000,6 +20029,14 @@
       </w:r>
     </w:p>
     <w:p>
+      <w:pPr>
+        <w:jc w:val="left"/>
+      </w:pPr>
+      <w:r>
+        <w:br w:type="page"/>
+      </w:r>
+    </w:p>
+    <w:p>
       <w:r>
         <w:lastRenderedPageBreak/>
         <w:t>La modélisation avec pont thermique doit inclure tous les détails du composant.</w:t>
@@ -20023,6 +20060,74 @@
       <w:pPr>
         <w:pStyle w:val="Texte"/>
       </w:pPr>
+      <w:r>
+        <w:rPr>
+          <w:noProof/>
+          <w:lang w:eastAsia="fr-FR"/>
+        </w:rPr>
+        <w:drawing>
+          <wp:anchor distT="0" distB="0" distL="114300" distR="114300" simplePos="0" relativeHeight="251656192" behindDoc="0" locked="0" layoutInCell="1" allowOverlap="1" wp14:anchorId="564F944A" wp14:editId="28AC77FC">
+            <wp:simplePos x="0" y="0"/>
+            <wp:positionH relativeFrom="column">
+              <wp:posOffset>2067618</wp:posOffset>
+            </wp:positionH>
+            <wp:positionV relativeFrom="paragraph">
+              <wp:posOffset>103563</wp:posOffset>
+            </wp:positionV>
+            <wp:extent cx="2009955" cy="2799905"/>
+            <wp:effectExtent l="0" t="0" r="9525" b="635"/>
+            <wp:wrapNone/>
+            <wp:docPr id="414" name="Image 414" descr="C:\Users\Vierio\Desktop\Picture 2015-03-12 15_28_22.png"/>
+            <wp:cNvGraphicFramePr>
+              <a:graphicFrameLocks xmlns:a="http://schemas.openxmlformats.org/drawingml/2006/main" noChangeAspect="1"/>
+            </wp:cNvGraphicFramePr>
+            <a:graphic xmlns:a="http://schemas.openxmlformats.org/drawingml/2006/main">
+              <a:graphicData uri="http://schemas.openxmlformats.org/drawingml/2006/picture">
+                <pic:pic xmlns:pic="http://schemas.openxmlformats.org/drawingml/2006/picture">
+                  <pic:nvPicPr>
+                    <pic:cNvPr id="0" name="Picture 2" descr="C:\Users\Vierio\Desktop\Picture 2015-03-12 15_28_22.png"/>
+                    <pic:cNvPicPr>
+                      <a:picLocks noChangeAspect="1" noChangeArrowheads="1"/>
+                    </pic:cNvPicPr>
+                  </pic:nvPicPr>
+                  <pic:blipFill>
+                    <a:blip r:embed="rId80">
+                      <a:extLst>
+                        <a:ext uri="{28A0092B-C50C-407E-A947-70E740481C1C}">
+                          <a14:useLocalDpi xmlns:a14="http://schemas.microsoft.com/office/drawing/2010/main" val="0"/>
+                        </a:ext>
+                      </a:extLst>
+                    </a:blip>
+                    <a:srcRect/>
+                    <a:stretch>
+                      <a:fillRect/>
+                    </a:stretch>
+                  </pic:blipFill>
+                  <pic:spPr bwMode="auto">
+                    <a:xfrm>
+                      <a:off x="0" y="0"/>
+                      <a:ext cx="2009955" cy="2799905"/>
+                    </a:xfrm>
+                    <a:prstGeom prst="rect">
+                      <a:avLst/>
+                    </a:prstGeom>
+                    <a:noFill/>
+                    <a:ln>
+                      <a:noFill/>
+                    </a:ln>
+                  </pic:spPr>
+                </pic:pic>
+              </a:graphicData>
+            </a:graphic>
+            <wp14:sizeRelH relativeFrom="page">
+              <wp14:pctWidth>0</wp14:pctWidth>
+            </wp14:sizeRelH>
+            <wp14:sizeRelV relativeFrom="page">
+              <wp14:pctHeight>0</wp14:pctHeight>
+            </wp14:sizeRelV>
+          </wp:anchor>
+        </w:drawing>
+      </w:r>
     </w:p>
     <w:tbl>
       <w:tblPr>
@@ -20040,7 +20145,7 @@
         <w:tblLook w:val="04A0" w:firstRow="1" w:lastRow="0" w:firstColumn="1" w:lastColumn="0" w:noHBand="0" w:noVBand="1"/>
       </w:tblPr>
       <w:tblGrid>
-        <w:gridCol w:w="5233"/>
+        <w:gridCol w:w="5076"/>
         <w:gridCol w:w="3546"/>
       </w:tblGrid>
       <w:tr>
@@ -20055,60 +20160,6 @@
               <w:spacing w:before="0"/>
               <w:jc w:val="center"/>
             </w:pPr>
-            <w:r>
-              <w:rPr>
-                <w:noProof/>
-                <w:lang w:eastAsia="fr-FR"/>
-              </w:rPr>
-              <w:drawing>
-                <wp:inline distT="0" distB="0" distL="0" distR="0" wp14:anchorId="174827B3" wp14:editId="00016C5E">
-                  <wp:extent cx="3186362" cy="1818669"/>
-                  <wp:effectExtent l="0" t="0" r="0" b="0"/>
-                  <wp:docPr id="403" name="Image 403"/>
-                  <wp:cNvGraphicFramePr>
-                    <a:graphicFrameLocks xmlns:a="http://schemas.openxmlformats.org/drawingml/2006/main" noChangeAspect="1"/>
-                  </wp:cNvGraphicFramePr>
-                  <a:graphic xmlns:a="http://schemas.openxmlformats.org/drawingml/2006/main">
-                    <a:graphicData uri="http://schemas.openxmlformats.org/drawingml/2006/picture">
-                      <pic:pic xmlns:pic="http://schemas.openxmlformats.org/drawingml/2006/picture">
-                        <pic:nvPicPr>
-                          <pic:cNvPr id="0" name="Picture 19"/>
-                          <pic:cNvPicPr>
-                            <a:picLocks noChangeAspect="1" noChangeArrowheads="1"/>
-                          </pic:cNvPicPr>
-                        </pic:nvPicPr>
-                        <pic:blipFill>
-                          <a:blip r:embed="rId82" cstate="print">
-                            <a:extLst>
-                              <a:ext uri="{28A0092B-C50C-407E-A947-70E740481C1C}">
-                                <a14:useLocalDpi xmlns:a14="http://schemas.microsoft.com/office/drawing/2010/main" val="0"/>
-                              </a:ext>
-                            </a:extLst>
-                          </a:blip>
-                          <a:srcRect/>
-                          <a:stretch>
-                            <a:fillRect/>
-                          </a:stretch>
-                        </pic:blipFill>
-                        <pic:spPr bwMode="auto">
-                          <a:xfrm>
-                            <a:off x="0" y="0"/>
-                            <a:ext cx="3231799" cy="1844603"/>
-                          </a:xfrm>
-                          <a:prstGeom prst="rect">
-                            <a:avLst/>
-                          </a:prstGeom>
-                          <a:noFill/>
-                          <a:ln>
-                            <a:noFill/>
-                          </a:ln>
-                        </pic:spPr>
-                      </pic:pic>
-                    </a:graphicData>
-                  </a:graphic>
-                </wp:inline>
-              </w:drawing>
-            </w:r>
           </w:p>
         </w:tc>
         <w:tc>
@@ -20121,64 +20172,20 @@
               <w:pStyle w:val="Texte"/>
               <w:jc w:val="center"/>
             </w:pPr>
-            <w:r>
-              <w:rPr>
-                <w:noProof/>
-                <w:lang w:eastAsia="fr-FR"/>
-              </w:rPr>
-              <w:drawing>
-                <wp:inline distT="0" distB="0" distL="0" distR="0" wp14:anchorId="7DA03EB6" wp14:editId="51A6F91D">
-                  <wp:extent cx="2009955" cy="2799905"/>
-                  <wp:effectExtent l="0" t="0" r="9525" b="635"/>
-                  <wp:docPr id="414" name="Image 414" descr="C:\Users\Vierio\Desktop\Picture 2015-03-12 15_28_22.png"/>
-                  <wp:cNvGraphicFramePr>
-                    <a:graphicFrameLocks xmlns:a="http://schemas.openxmlformats.org/drawingml/2006/main" noChangeAspect="1"/>
-                  </wp:cNvGraphicFramePr>
-                  <a:graphic xmlns:a="http://schemas.openxmlformats.org/drawingml/2006/main">
-                    <a:graphicData uri="http://schemas.openxmlformats.org/drawingml/2006/picture">
-                      <pic:pic xmlns:pic="http://schemas.openxmlformats.org/drawingml/2006/picture">
-                        <pic:nvPicPr>
-                          <pic:cNvPr id="0" name="Picture 2" descr="C:\Users\Vierio\Desktop\Picture 2015-03-12 15_28_22.png"/>
-                          <pic:cNvPicPr>
-                            <a:picLocks noChangeAspect="1" noChangeArrowheads="1"/>
-                          </pic:cNvPicPr>
-                        </pic:nvPicPr>
-                        <pic:blipFill>
-                          <a:blip r:embed="rId83">
-                            <a:extLst>
-                              <a:ext uri="{28A0092B-C50C-407E-A947-70E740481C1C}">
-                                <a14:useLocalDpi xmlns:a14="http://schemas.microsoft.com/office/drawing/2010/main" val="0"/>
-                              </a:ext>
-                            </a:extLst>
-                          </a:blip>
-                          <a:srcRect/>
-                          <a:stretch>
-                            <a:fillRect/>
-                          </a:stretch>
-                        </pic:blipFill>
-                        <pic:spPr bwMode="auto">
-                          <a:xfrm>
-                            <a:off x="0" y="0"/>
-                            <a:ext cx="2028461" cy="2825684"/>
-                          </a:xfrm>
-                          <a:prstGeom prst="rect">
-                            <a:avLst/>
-                          </a:prstGeom>
-                          <a:noFill/>
-                          <a:ln>
-                            <a:noFill/>
-                          </a:ln>
-                        </pic:spPr>
-                      </pic:pic>
-                    </a:graphicData>
-                  </a:graphic>
-                </wp:inline>
-              </w:drawing>
-            </w:r>
           </w:p>
         </w:tc>
       </w:tr>
     </w:tbl>
+    <w:p/>
+    <w:p/>
+    <w:p/>
+    <w:p/>
+    <w:p/>
+    <w:p/>
+    <w:p/>
+    <w:p/>
+    <w:p/>
+    <w:p/>
     <w:p>
       <w:r>
         <w:t>La modélisation sans pont thermique consiste à retirer la jonction entre le plancher bas et les autres éléments. Les fondations doivent être retirées et remplacées par du sol. Les surfaces nouvellement créées au niveau du sol doivent être conservées adiabatiques (en noir sur l'image).</w:t>
@@ -20221,10 +20228,18 @@
                 <w:lang w:eastAsia="fr-FR"/>
               </w:rPr>
               <w:drawing>
-                <wp:inline distT="0" distB="0" distL="0" distR="0" wp14:anchorId="23F1EBEB" wp14:editId="0DAFA965">
-                  <wp:extent cx="2769645" cy="1382314"/>
-                  <wp:effectExtent l="0" t="0" r="0" b="8890"/>
-                  <wp:docPr id="416" name="Image 416"/>
+                <wp:anchor distT="0" distB="0" distL="114300" distR="114300" simplePos="0" relativeHeight="251657216" behindDoc="0" locked="0" layoutInCell="1" allowOverlap="1" wp14:anchorId="4200ED26" wp14:editId="7B83C906">
+                  <wp:simplePos x="0" y="0"/>
+                  <wp:positionH relativeFrom="column">
+                    <wp:posOffset>1756410</wp:posOffset>
+                  </wp:positionH>
+                  <wp:positionV relativeFrom="paragraph">
+                    <wp:posOffset>-54610</wp:posOffset>
+                  </wp:positionV>
+                  <wp:extent cx="1931670" cy="2824480"/>
+                  <wp:effectExtent l="0" t="0" r="0" b="0"/>
+                  <wp:wrapNone/>
+                  <wp:docPr id="417" name="Image 417" descr="C:\Users\Vierio\Desktop\Picture 2015-03-12 15_28_36.png"/>
                   <wp:cNvGraphicFramePr>
                     <a:graphicFrameLocks xmlns:a="http://schemas.openxmlformats.org/drawingml/2006/main" noChangeAspect="1"/>
                   </wp:cNvGraphicFramePr>
@@ -20232,13 +20247,13 @@
                     <a:graphicData uri="http://schemas.openxmlformats.org/drawingml/2006/picture">
                       <pic:pic xmlns:pic="http://schemas.openxmlformats.org/drawingml/2006/picture">
                         <pic:nvPicPr>
-                          <pic:cNvPr id="0" name="Picture 20"/>
+                          <pic:cNvPr id="0" name="Picture 3" descr="C:\Users\Vierio\Desktop\Picture 2015-03-12 15_28_36.png"/>
                           <pic:cNvPicPr>
                             <a:picLocks noChangeAspect="1" noChangeArrowheads="1"/>
                           </pic:cNvPicPr>
                         </pic:nvPicPr>
                         <pic:blipFill>
-                          <a:blip r:embed="rId84" cstate="print">
+                          <a:blip r:embed="rId81">
                             <a:extLst>
                               <a:ext uri="{28A0092B-C50C-407E-A947-70E740481C1C}">
                                 <a14:useLocalDpi xmlns:a14="http://schemas.microsoft.com/office/drawing/2010/main" val="0"/>
@@ -20253,7 +20268,7 @@
                         <pic:spPr bwMode="auto">
                           <a:xfrm>
                             <a:off x="0" y="0"/>
-                            <a:ext cx="2822993" cy="1408940"/>
+                            <a:ext cx="1931670" cy="2824480"/>
                           </a:xfrm>
                           <a:prstGeom prst="rect">
                             <a:avLst/>
@@ -20266,9 +20281,85 @@
                       </pic:pic>
                     </a:graphicData>
                   </a:graphic>
-                </wp:inline>
+                  <wp14:sizeRelH relativeFrom="page">
+                    <wp14:pctWidth>0</wp14:pctWidth>
+                  </wp14:sizeRelH>
+                  <wp14:sizeRelV relativeFrom="page">
+                    <wp14:pctHeight>0</wp14:pctHeight>
+                  </wp14:sizeRelV>
+                </wp:anchor>
               </w:drawing>
             </w:r>
+          </w:p>
+          <w:p>
+            <w:pPr>
+              <w:pStyle w:val="Texte"/>
+              <w:spacing w:before="0"/>
+              <w:jc w:val="center"/>
+            </w:pPr>
+          </w:p>
+          <w:p>
+            <w:pPr>
+              <w:pStyle w:val="Texte"/>
+              <w:spacing w:before="0"/>
+              <w:jc w:val="center"/>
+            </w:pPr>
+          </w:p>
+          <w:p>
+            <w:pPr>
+              <w:pStyle w:val="Texte"/>
+              <w:spacing w:before="0"/>
+              <w:jc w:val="center"/>
+            </w:pPr>
+          </w:p>
+          <w:p>
+            <w:pPr>
+              <w:pStyle w:val="Texte"/>
+              <w:spacing w:before="0"/>
+              <w:jc w:val="center"/>
+            </w:pPr>
+          </w:p>
+          <w:p>
+            <w:pPr>
+              <w:pStyle w:val="Texte"/>
+              <w:spacing w:before="0"/>
+              <w:jc w:val="center"/>
+            </w:pPr>
+          </w:p>
+          <w:p>
+            <w:pPr>
+              <w:pStyle w:val="Texte"/>
+              <w:spacing w:before="0"/>
+              <w:jc w:val="center"/>
+            </w:pPr>
+          </w:p>
+          <w:p>
+            <w:pPr>
+              <w:pStyle w:val="Texte"/>
+              <w:spacing w:before="0"/>
+              <w:jc w:val="center"/>
+            </w:pPr>
+          </w:p>
+          <w:p>
+            <w:pPr>
+              <w:pStyle w:val="Texte"/>
+              <w:spacing w:before="0"/>
+              <w:jc w:val="center"/>
+            </w:pPr>
+          </w:p>
+          <w:p>
+            <w:pPr>
+              <w:pStyle w:val="Texte"/>
+              <w:spacing w:before="0"/>
+              <w:jc w:val="center"/>
+            </w:pPr>
+          </w:p>
+          <w:p>
+            <w:pPr>
+              <w:pStyle w:val="Texte"/>
+              <w:spacing w:before="0"/>
+              <w:jc w:val="center"/>
+            </w:pPr>
           </w:p>
         </w:tc>
         <w:tc>
@@ -20282,60 +20373,6 @@
               <w:spacing w:before="0"/>
               <w:jc w:val="center"/>
             </w:pPr>
-            <w:r>
-              <w:rPr>
-                <w:noProof/>
-                <w:lang w:eastAsia="fr-FR"/>
-              </w:rPr>
-              <w:drawing>
-                <wp:inline distT="0" distB="0" distL="0" distR="0" wp14:anchorId="4200ED26" wp14:editId="270244E9">
-                  <wp:extent cx="1932250" cy="2824884"/>
-                  <wp:effectExtent l="0" t="0" r="0" b="0"/>
-                  <wp:docPr id="417" name="Image 417" descr="C:\Users\Vierio\Desktop\Picture 2015-03-12 15_28_36.png"/>
-                  <wp:cNvGraphicFramePr>
-                    <a:graphicFrameLocks xmlns:a="http://schemas.openxmlformats.org/drawingml/2006/main" noChangeAspect="1"/>
-                  </wp:cNvGraphicFramePr>
-                  <a:graphic xmlns:a="http://schemas.openxmlformats.org/drawingml/2006/main">
-                    <a:graphicData uri="http://schemas.openxmlformats.org/drawingml/2006/picture">
-                      <pic:pic xmlns:pic="http://schemas.openxmlformats.org/drawingml/2006/picture">
-                        <pic:nvPicPr>
-                          <pic:cNvPr id="0" name="Picture 3" descr="C:\Users\Vierio\Desktop\Picture 2015-03-12 15_28_36.png"/>
-                          <pic:cNvPicPr>
-                            <a:picLocks noChangeAspect="1" noChangeArrowheads="1"/>
-                          </pic:cNvPicPr>
-                        </pic:nvPicPr>
-                        <pic:blipFill>
-                          <a:blip r:embed="rId85">
-                            <a:extLst>
-                              <a:ext uri="{28A0092B-C50C-407E-A947-70E740481C1C}">
-                                <a14:useLocalDpi xmlns:a14="http://schemas.microsoft.com/office/drawing/2010/main" val="0"/>
-                              </a:ext>
-                            </a:extLst>
-                          </a:blip>
-                          <a:srcRect/>
-                          <a:stretch>
-                            <a:fillRect/>
-                          </a:stretch>
-                        </pic:blipFill>
-                        <pic:spPr bwMode="auto">
-                          <a:xfrm>
-                            <a:off x="0" y="0"/>
-                            <a:ext cx="1939502" cy="2835486"/>
-                          </a:xfrm>
-                          <a:prstGeom prst="rect">
-                            <a:avLst/>
-                          </a:prstGeom>
-                          <a:noFill/>
-                          <a:ln>
-                            <a:noFill/>
-                          </a:ln>
-                        </pic:spPr>
-                      </pic:pic>
-                    </a:graphicData>
-                  </a:graphic>
-                </wp:inline>
-              </w:drawing>
-            </w:r>
           </w:p>
         </w:tc>
       </w:tr>
@@ -20368,7 +20405,7 @@
                     </pic:cNvPicPr>
                   </pic:nvPicPr>
                   <pic:blipFill>
-                    <a:blip r:embed="rId86">
+                    <a:blip r:embed="rId82">
                       <a:extLst>
                         <a:ext uri="{28A0092B-C50C-407E-A947-70E740481C1C}">
                           <a14:useLocalDpi xmlns:a14="http://schemas.microsoft.com/office/drawing/2010/main" val="0"/>
@@ -20442,14 +20479,13 @@
             <w:r>
               <w:rPr>
                 <w:noProof/>
-                <w:lang w:eastAsia="fr-FR"/>
               </w:rPr>
               <w:lastRenderedPageBreak/>
               <w:drawing>
-                <wp:inline distT="0" distB="0" distL="0" distR="0" wp14:anchorId="7E94B183" wp14:editId="181A866D">
-                  <wp:extent cx="1924050" cy="1666875"/>
-                  <wp:effectExtent l="0" t="0" r="0" b="9525"/>
-                  <wp:docPr id="475" name="Image 475" descr="C:\Users\Vierio\Desktop\Picture 2015-04-09 16_15_58.png"/>
+                <wp:inline distT="0" distB="0" distL="0" distR="0" wp14:anchorId="50BBDB15" wp14:editId="6D4DB032">
+                  <wp:extent cx="2063634" cy="1932709"/>
+                  <wp:effectExtent l="0" t="0" r="0" b="0"/>
+                  <wp:docPr id="1602650225" name="Image 1"/>
                   <wp:cNvGraphicFramePr>
                     <a:graphicFrameLocks xmlns:a="http://schemas.openxmlformats.org/drawingml/2006/main" noChangeAspect="1"/>
                   </wp:cNvGraphicFramePr>
@@ -20457,36 +20493,23 @@
                     <a:graphicData uri="http://schemas.openxmlformats.org/drawingml/2006/picture">
                       <pic:pic xmlns:pic="http://schemas.openxmlformats.org/drawingml/2006/picture">
                         <pic:nvPicPr>
-                          <pic:cNvPr id="0" name="Picture 1" descr="C:\Users\Vierio\Desktop\Picture 2015-04-09 16_15_58.png"/>
-                          <pic:cNvPicPr>
-                            <a:picLocks noChangeAspect="1" noChangeArrowheads="1"/>
-                          </pic:cNvPicPr>
+                          <pic:cNvPr id="1602650225" name=""/>
+                          <pic:cNvPicPr/>
                         </pic:nvPicPr>
                         <pic:blipFill>
-                          <a:blip r:embed="rId87">
-                            <a:extLst>
-                              <a:ext uri="{28A0092B-C50C-407E-A947-70E740481C1C}">
-                                <a14:useLocalDpi xmlns:a14="http://schemas.microsoft.com/office/drawing/2010/main" val="0"/>
-                              </a:ext>
-                            </a:extLst>
-                          </a:blip>
-                          <a:srcRect/>
+                          <a:blip r:embed="rId83"/>
                           <a:stretch>
                             <a:fillRect/>
                           </a:stretch>
                         </pic:blipFill>
-                        <pic:spPr bwMode="auto">
+                        <pic:spPr>
                           <a:xfrm>
                             <a:off x="0" y="0"/>
-                            <a:ext cx="1924050" cy="1666875"/>
+                            <a:ext cx="2067597" cy="1936421"/>
                           </a:xfrm>
                           <a:prstGeom prst="rect">
                             <a:avLst/>
                           </a:prstGeom>
-                          <a:noFill/>
-                          <a:ln>
-                            <a:noFill/>
-                          </a:ln>
                         </pic:spPr>
                       </pic:pic>
                     </a:graphicData>
@@ -20528,7 +20551,7 @@
                           </pic:cNvPicPr>
                         </pic:nvPicPr>
                         <pic:blipFill>
-                          <a:blip r:embed="rId88">
+                          <a:blip r:embed="rId84">
                             <a:extLst>
                               <a:ext uri="{28A0092B-C50C-407E-A947-70E740481C1C}">
                                 <a14:useLocalDpi xmlns:a14="http://schemas.microsoft.com/office/drawing/2010/main" val="0"/>
@@ -20568,7 +20591,7 @@
         <w:pStyle w:val="Titre3"/>
         <w:ind w:left="0"/>
       </w:pPr>
-      <w:bookmarkStart w:id="55" w:name="_Toc532824655"/>
+      <w:bookmarkStart w:id="55" w:name="_Toc229055598"/>
       <w:r>
         <w:t>Performances des menuiseries</w:t>
       </w:r>
@@ -20702,66 +20725,6 @@
       <w:pPr>
         <w:pStyle w:val="Texte"/>
       </w:pPr>
-    </w:p>
-    <w:p>
-      <w:pPr>
-        <w:pStyle w:val="Texte"/>
-        <w:jc w:val="center"/>
-      </w:pPr>
-      <w:r>
-        <w:rPr>
-          <w:noProof/>
-          <w:lang w:eastAsia="fr-FR"/>
-        </w:rPr>
-        <w:drawing>
-          <wp:inline distT="0" distB="0" distL="0" distR="0" wp14:anchorId="679FE467" wp14:editId="3F8247C6">
-            <wp:extent cx="3363401" cy="1992440"/>
-            <wp:effectExtent l="0" t="0" r="8890" b="8255"/>
-            <wp:docPr id="419" name="Image 419" descr="C:\Users\Vierio\Desktop\Picture 2015-03-12 15_51_32.png"/>
-            <wp:cNvGraphicFramePr>
-              <a:graphicFrameLocks xmlns:a="http://schemas.openxmlformats.org/drawingml/2006/main" noChangeAspect="1"/>
-            </wp:cNvGraphicFramePr>
-            <a:graphic xmlns:a="http://schemas.openxmlformats.org/drawingml/2006/main">
-              <a:graphicData uri="http://schemas.openxmlformats.org/drawingml/2006/picture">
-                <pic:pic xmlns:pic="http://schemas.openxmlformats.org/drawingml/2006/picture">
-                  <pic:nvPicPr>
-                    <pic:cNvPr id="0" name="Picture 5" descr="C:\Users\Vierio\Desktop\Picture 2015-03-12 15_51_32.png"/>
-                    <pic:cNvPicPr>
-                      <a:picLocks noChangeAspect="1" noChangeArrowheads="1"/>
-                    </pic:cNvPicPr>
-                  </pic:nvPicPr>
-                  <pic:blipFill>
-                    <a:blip r:embed="rId89">
-                      <a:extLst>
-                        <a:ext uri="{28A0092B-C50C-407E-A947-70E740481C1C}">
-                          <a14:useLocalDpi xmlns:a14="http://schemas.microsoft.com/office/drawing/2010/main" val="0"/>
-                        </a:ext>
-                      </a:extLst>
-                    </a:blip>
-                    <a:srcRect/>
-                    <a:stretch>
-                      <a:fillRect/>
-                    </a:stretch>
-                  </pic:blipFill>
-                  <pic:spPr bwMode="auto">
-                    <a:xfrm>
-                      <a:off x="0" y="0"/>
-                      <a:ext cx="3372475" cy="1997815"/>
-                    </a:xfrm>
-                    <a:prstGeom prst="rect">
-                      <a:avLst/>
-                    </a:prstGeom>
-                    <a:noFill/>
-                    <a:ln>
-                      <a:noFill/>
-                    </a:ln>
-                  </pic:spPr>
-                </pic:pic>
-              </a:graphicData>
-            </a:graphic>
-          </wp:inline>
-        </w:drawing>
-      </w:r>
     </w:p>
     <w:p>
       <w:pPr>
@@ -20777,7 +20740,7 @@
         <mc:AlternateContent>
           <mc:Choice Requires="wps">
             <w:drawing>
-              <wp:anchor distT="0" distB="0" distL="114300" distR="114300" simplePos="0" relativeHeight="251684864" behindDoc="0" locked="0" layoutInCell="1" allowOverlap="1" wp14:anchorId="2C9DECCE" wp14:editId="040849A8">
+              <wp:anchor distT="0" distB="0" distL="114300" distR="114300" simplePos="0" relativeHeight="251672576" behindDoc="0" locked="0" layoutInCell="1" allowOverlap="1" wp14:anchorId="2C9DECCE" wp14:editId="131EB869">
                 <wp:simplePos x="0" y="0"/>
                 <wp:positionH relativeFrom="column">
                   <wp:posOffset>3504936</wp:posOffset>
@@ -20834,7 +20797,6 @@
                                 <w:szCs w:val="18"/>
                               </w:rPr>
                             </w:pPr>
-                            <w:proofErr w:type="gramStart"/>
                             <w:r>
                               <w:rPr>
                                 <w:i/>
@@ -20842,17 +20804,7 @@
                                 <w:sz w:val="18"/>
                                 <w:szCs w:val="18"/>
                               </w:rPr>
-                              <w:t>longueur</w:t>
-                            </w:r>
-                            <w:proofErr w:type="gramEnd"/>
-                            <w:r>
-                              <w:rPr>
-                                <w:i/>
-                                <w:color w:val="C00000"/>
-                                <w:sz w:val="18"/>
-                                <w:szCs w:val="18"/>
-                              </w:rPr>
-                              <w:t xml:space="preserve"> minimale de modélisation</w:t>
+                              <w:t>longueur minimale de modélisation</w:t>
                             </w:r>
                           </w:p>
                         </w:txbxContent>
@@ -20877,7 +20829,7 @@
           </mc:Choice>
           <mc:Fallback>
             <w:pict>
-              <v:shape w14:anchorId="2C9DECCE" id="Zone de texte 424" o:spid="_x0000_s1027" type="#_x0000_t202" style="position:absolute;left:0;text-align:left;margin-left:276pt;margin-top:12.7pt;width:92.1pt;height:32.4pt;z-index:251684864;visibility:visible;mso-wrap-style:square;mso-width-percent:0;mso-height-percent:0;mso-wrap-distance-left:9pt;mso-wrap-distance-top:0;mso-wrap-distance-right:9pt;mso-wrap-distance-bottom:0;mso-position-horizontal:absolute;mso-position-horizontal-relative:text;mso-position-vertical:absolute;mso-position-vertical-relative:text;mso-width-percent:0;mso-height-percent:0;mso-width-relative:margin;mso-height-relative:margin;v-text-anchor:top" o:gfxdata="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" filled="f" stroked="f" strokeweight=".5pt">
+              <v:shape w14:anchorId="2C9DECCE" id="Zone de texte 424" o:spid="_x0000_s1027" type="#_x0000_t202" style="position:absolute;left:0;text-align:left;margin-left:276pt;margin-top:12.7pt;width:92.1pt;height:32.4pt;z-index:251672576;visibility:visible;mso-wrap-style:square;mso-width-percent:0;mso-height-percent:0;mso-wrap-distance-left:9pt;mso-wrap-distance-top:0;mso-wrap-distance-right:9pt;mso-wrap-distance-bottom:0;mso-position-horizontal:absolute;mso-position-horizontal-relative:text;mso-position-vertical:absolute;mso-position-vertical-relative:text;mso-width-percent:0;mso-height-percent:0;mso-width-relative:margin;mso-height-relative:margin;v-text-anchor:top" o:gfxdata="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" filled="f" stroked="f" strokeweight=".5pt">
                 <v:textbox>
                   <w:txbxContent>
                     <w:p>
@@ -20890,7 +20842,6 @@
                           <w:szCs w:val="18"/>
                         </w:rPr>
                       </w:pPr>
-                      <w:proofErr w:type="gramStart"/>
                       <w:r>
                         <w:rPr>
                           <w:i/>
@@ -20898,17 +20849,7 @@
                           <w:sz w:val="18"/>
                           <w:szCs w:val="18"/>
                         </w:rPr>
-                        <w:t>longueur</w:t>
-                      </w:r>
-                      <w:proofErr w:type="gramEnd"/>
-                      <w:r>
-                        <w:rPr>
-                          <w:i/>
-                          <w:color w:val="C00000"/>
-                          <w:sz w:val="18"/>
-                          <w:szCs w:val="18"/>
-                        </w:rPr>
-                        <w:t xml:space="preserve"> minimale de modélisation</w:t>
+                        <w:t>longueur minimale de modélisation</w:t>
                       </w:r>
                     </w:p>
                   </w:txbxContent>
@@ -20918,12 +20859,6 @@
           </mc:Fallback>
         </mc:AlternateContent>
       </w:r>
-    </w:p>
-    <w:p>
-      <w:pPr>
-        <w:pStyle w:val="Texte"/>
-        <w:jc w:val="center"/>
-      </w:pPr>
       <w:r>
         <w:rPr>
           <w:noProof/>
@@ -20932,7 +20867,7 @@
         <mc:AlternateContent>
           <mc:Choice Requires="wps">
             <w:drawing>
-              <wp:anchor distT="0" distB="0" distL="114300" distR="114300" simplePos="0" relativeHeight="251682816" behindDoc="0" locked="0" layoutInCell="1" allowOverlap="1" wp14:anchorId="25C499DF" wp14:editId="4CFE5386">
+              <wp:anchor distT="0" distB="0" distL="114300" distR="114300" simplePos="0" relativeHeight="251671552" behindDoc="0" locked="0" layoutInCell="1" allowOverlap="1" wp14:anchorId="25C499DF" wp14:editId="3A34B55E">
                 <wp:simplePos x="0" y="0"/>
                 <wp:positionH relativeFrom="column">
                   <wp:posOffset>2779131</wp:posOffset>
@@ -20988,7 +20923,7 @@
           </mc:Choice>
           <mc:Fallback>
             <w:pict>
-              <v:shape w14:anchorId="745A8C39" id="Connecteur droit avec flèche 422" o:spid="_x0000_s1026" type="#_x0000_t32" style="position:absolute;margin-left:218.85pt;margin-top:26.6pt;width:210.05pt;height:.8pt;flip:y;z-index:251682816;visibility:visible;mso-wrap-style:square;mso-wrap-distance-left:9pt;mso-wrap-distance-top:0;mso-wrap-distance-right:9pt;mso-wrap-distance-bottom:0;mso-position-horizontal:absolute;mso-position-horizontal-relative:text;mso-position-vertical:absolute;mso-position-vertical-relative:text" o:gfxdata="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" strokecolor="#c00000" strokeweight=".5pt">
+              <v:shape w14:anchorId="3452A27D" id="Connecteur droit avec flèche 422" o:spid="_x0000_s1026" type="#_x0000_t32" style="position:absolute;margin-left:218.85pt;margin-top:26.6pt;width:210.05pt;height:.8pt;flip:y;z-index:251671552;visibility:visible;mso-wrap-style:square;mso-wrap-distance-left:9pt;mso-wrap-distance-top:0;mso-wrap-distance-right:9pt;mso-wrap-distance-bottom:0;mso-position-horizontal:absolute;mso-position-horizontal-relative:text;mso-position-vertical:absolute;mso-position-vertical-relative:text" o:gfxdata="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" strokecolor="#c00000" strokeweight=".5pt">
                 <v:stroke startarrow="block" endarrow="block" joinstyle="miter"/>
               </v:shape>
             </w:pict>
@@ -21018,7 +20953,7 @@
                     </pic:cNvPicPr>
                   </pic:nvPicPr>
                   <pic:blipFill>
-                    <a:blip r:embed="rId90">
+                    <a:blip r:embed="rId85">
                       <a:extLst>
                         <a:ext uri="{28A0092B-C50C-407E-A947-70E740481C1C}">
                           <a14:useLocalDpi xmlns:a14="http://schemas.microsoft.com/office/drawing/2010/main" val="0"/>
@@ -21109,67 +21044,6 @@
         <w:pStyle w:val="Texte"/>
         <w:jc w:val="center"/>
       </w:pPr>
-      <w:r>
-        <w:rPr>
-          <w:noProof/>
-          <w:lang w:eastAsia="fr-FR"/>
-        </w:rPr>
-        <w:lastRenderedPageBreak/>
-        <w:drawing>
-          <wp:inline distT="0" distB="0" distL="0" distR="0" wp14:anchorId="4F3F4036" wp14:editId="7E7DF42E">
-            <wp:extent cx="3538330" cy="1909293"/>
-            <wp:effectExtent l="0" t="0" r="5080" b="0"/>
-            <wp:docPr id="493" name="Image 493" descr="C:\Users\Vierio\Desktop\Picture 2015-03-12 16_28_28.png"/>
-            <wp:cNvGraphicFramePr>
-              <a:graphicFrameLocks xmlns:a="http://schemas.openxmlformats.org/drawingml/2006/main" noChangeAspect="1"/>
-            </wp:cNvGraphicFramePr>
-            <a:graphic xmlns:a="http://schemas.openxmlformats.org/drawingml/2006/main">
-              <a:graphicData uri="http://schemas.openxmlformats.org/drawingml/2006/picture">
-                <pic:pic xmlns:pic="http://schemas.openxmlformats.org/drawingml/2006/picture">
-                  <pic:nvPicPr>
-                    <pic:cNvPr id="0" name="Picture 13" descr="C:\Users\Vierio\Desktop\Picture 2015-03-12 16_28_28.png"/>
-                    <pic:cNvPicPr>
-                      <a:picLocks noChangeAspect="1" noChangeArrowheads="1"/>
-                    </pic:cNvPicPr>
-                  </pic:nvPicPr>
-                  <pic:blipFill>
-                    <a:blip r:embed="rId91">
-                      <a:extLst>
-                        <a:ext uri="{28A0092B-C50C-407E-A947-70E740481C1C}">
-                          <a14:useLocalDpi xmlns:a14="http://schemas.microsoft.com/office/drawing/2010/main" val="0"/>
-                        </a:ext>
-                      </a:extLst>
-                    </a:blip>
-                    <a:srcRect/>
-                    <a:stretch>
-                      <a:fillRect/>
-                    </a:stretch>
-                  </pic:blipFill>
-                  <pic:spPr bwMode="auto">
-                    <a:xfrm>
-                      <a:off x="0" y="0"/>
-                      <a:ext cx="3547971" cy="1914495"/>
-                    </a:xfrm>
-                    <a:prstGeom prst="rect">
-                      <a:avLst/>
-                    </a:prstGeom>
-                    <a:noFill/>
-                    <a:ln>
-                      <a:noFill/>
-                    </a:ln>
-                  </pic:spPr>
-                </pic:pic>
-              </a:graphicData>
-            </a:graphic>
-          </wp:inline>
-        </w:drawing>
-      </w:r>
-    </w:p>
-    <w:p>
-      <w:pPr>
-        <w:pStyle w:val="Texte"/>
-        <w:jc w:val="center"/>
-      </w:pPr>
     </w:p>
     <w:p>
       <w:pPr>
@@ -21185,7 +21059,7 @@
         <mc:AlternateContent>
           <mc:Choice Requires="wps">
             <w:drawing>
-              <wp:anchor distT="0" distB="0" distL="114300" distR="114300" simplePos="0" relativeHeight="251660288" behindDoc="0" locked="0" layoutInCell="1" allowOverlap="1" wp14:anchorId="38B103F2" wp14:editId="410D967A">
+              <wp:anchor distT="0" distB="0" distL="114300" distR="114300" simplePos="0" relativeHeight="251659264" behindDoc="0" locked="0" layoutInCell="1" allowOverlap="1" wp14:anchorId="38B103F2" wp14:editId="2F1D0FBD">
                 <wp:simplePos x="0" y="0"/>
                 <wp:positionH relativeFrom="column">
                   <wp:posOffset>5029200</wp:posOffset>
@@ -21241,7 +21115,6 @@
                                 <w:szCs w:val="18"/>
                               </w:rPr>
                             </w:pPr>
-                            <w:proofErr w:type="gramStart"/>
                             <w:r>
                               <w:rPr>
                                 <w:i/>
@@ -21249,17 +21122,7 @@
                                 <w:sz w:val="18"/>
                                 <w:szCs w:val="18"/>
                               </w:rPr>
-                              <w:t>profondeur</w:t>
-                            </w:r>
-                            <w:proofErr w:type="gramEnd"/>
-                            <w:r>
-                              <w:rPr>
-                                <w:i/>
-                                <w:color w:val="C00000"/>
-                                <w:sz w:val="18"/>
-                                <w:szCs w:val="18"/>
-                              </w:rPr>
-                              <w:t xml:space="preserve"> de 37 mm largeur de 30 mm</w:t>
+                              <w:t>profondeur de 37 mm largeur de 30 mm</w:t>
                             </w:r>
                           </w:p>
                         </w:txbxContent>
@@ -21284,7 +21147,7 @@
           </mc:Choice>
           <mc:Fallback>
             <w:pict>
-              <v:shape w14:anchorId="38B103F2" id="Zone de texte 498" o:spid="_x0000_s1028" type="#_x0000_t202" style="position:absolute;left:0;text-align:left;margin-left:396pt;margin-top:0;width:102.7pt;height:32.4pt;z-index:251660288;visibility:visible;mso-wrap-style:square;mso-width-percent:0;mso-height-percent:0;mso-wrap-distance-left:9pt;mso-wrap-distance-top:0;mso-wrap-distance-right:9pt;mso-wrap-distance-bottom:0;mso-position-horizontal:absolute;mso-position-horizontal-relative:text;mso-position-vertical:absolute;mso-position-vertical-relative:text;mso-width-percent:0;mso-height-percent:0;mso-width-relative:margin;mso-height-relative:margin;v-text-anchor:top" o:gfxdata="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" filled="f" stroked="f" strokeweight=".5pt">
+              <v:shape w14:anchorId="38B103F2" id="Zone de texte 498" o:spid="_x0000_s1028" type="#_x0000_t202" style="position:absolute;left:0;text-align:left;margin-left:396pt;margin-top:0;width:102.7pt;height:32.4pt;z-index:251659264;visibility:visible;mso-wrap-style:square;mso-width-percent:0;mso-height-percent:0;mso-wrap-distance-left:9pt;mso-wrap-distance-top:0;mso-wrap-distance-right:9pt;mso-wrap-distance-bottom:0;mso-position-horizontal:absolute;mso-position-horizontal-relative:text;mso-position-vertical:absolute;mso-position-vertical-relative:text;mso-width-percent:0;mso-height-percent:0;mso-width-relative:margin;mso-height-relative:margin;v-text-anchor:top" o:gfxdata="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" filled="f" stroked="f" strokeweight=".5pt">
                 <v:textbox>
                   <w:txbxContent>
                     <w:p>
@@ -21296,7 +21159,6 @@
                           <w:szCs w:val="18"/>
                         </w:rPr>
                       </w:pPr>
-                      <w:proofErr w:type="gramStart"/>
                       <w:r>
                         <w:rPr>
                           <w:i/>
@@ -21304,17 +21166,7 @@
                           <w:sz w:val="18"/>
                           <w:szCs w:val="18"/>
                         </w:rPr>
-                        <w:t>profondeur</w:t>
-                      </w:r>
-                      <w:proofErr w:type="gramEnd"/>
-                      <w:r>
-                        <w:rPr>
-                          <w:i/>
-                          <w:color w:val="C00000"/>
-                          <w:sz w:val="18"/>
-                          <w:szCs w:val="18"/>
-                        </w:rPr>
-                        <w:t xml:space="preserve"> de 37 mm largeur de 30 mm</w:t>
+                        <w:t>profondeur de 37 mm largeur de 30 mm</w:t>
                       </w:r>
                     </w:p>
                   </w:txbxContent>
@@ -21333,7 +21185,7 @@
         <mc:AlternateContent>
           <mc:Choice Requires="wps">
             <w:drawing>
-              <wp:anchor distT="0" distB="0" distL="114300" distR="114300" simplePos="0" relativeHeight="251658240" behindDoc="0" locked="0" layoutInCell="1" allowOverlap="1" wp14:anchorId="317F6FF5" wp14:editId="41529346">
+              <wp:anchor distT="0" distB="0" distL="114300" distR="114300" simplePos="0" relativeHeight="251655168" behindDoc="0" locked="0" layoutInCell="1" allowOverlap="1" wp14:anchorId="317F6FF5" wp14:editId="6B570696">
                 <wp:simplePos x="0" y="0"/>
                 <wp:positionH relativeFrom="column">
                   <wp:posOffset>685800</wp:posOffset>
@@ -21390,7 +21242,6 @@
                                 <w:szCs w:val="18"/>
                               </w:rPr>
                             </w:pPr>
-                            <w:proofErr w:type="gramStart"/>
                             <w:r>
                               <w:rPr>
                                 <w:i/>
@@ -21398,17 +21249,7 @@
                                 <w:sz w:val="18"/>
                                 <w:szCs w:val="18"/>
                               </w:rPr>
-                              <w:t>profondeur</w:t>
-                            </w:r>
-                            <w:proofErr w:type="gramEnd"/>
-                            <w:r>
-                              <w:rPr>
-                                <w:i/>
-                                <w:color w:val="C00000"/>
-                                <w:sz w:val="18"/>
-                                <w:szCs w:val="18"/>
-                              </w:rPr>
-                              <w:t xml:space="preserve"> et largeur de 17 mm</w:t>
+                              <w:t>profondeur et largeur de 17 mm</w:t>
                             </w:r>
                           </w:p>
                         </w:txbxContent>
@@ -21433,7 +21274,7 @@
           </mc:Choice>
           <mc:Fallback>
             <w:pict>
-              <v:shape w14:anchorId="317F6FF5" id="Zone de texte 496" o:spid="_x0000_s1029" type="#_x0000_t202" style="position:absolute;left:0;text-align:left;margin-left:54pt;margin-top:-9pt;width:92.1pt;height:32.4pt;z-index:251658240;visibility:visible;mso-wrap-style:square;mso-width-percent:0;mso-height-percent:0;mso-wrap-distance-left:9pt;mso-wrap-distance-top:0;mso-wrap-distance-right:9pt;mso-wrap-distance-bottom:0;mso-position-horizontal:absolute;mso-position-horizontal-relative:text;mso-position-vertical:absolute;mso-position-vertical-relative:text;mso-width-percent:0;mso-height-percent:0;mso-width-relative:margin;mso-height-relative:margin;v-text-anchor:top" o:gfxdata="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" filled="f" stroked="f" strokeweight=".5pt">
+              <v:shape w14:anchorId="317F6FF5" id="Zone de texte 496" o:spid="_x0000_s1029" type="#_x0000_t202" style="position:absolute;left:0;text-align:left;margin-left:54pt;margin-top:-9pt;width:92.1pt;height:32.4pt;z-index:251655168;visibility:visible;mso-wrap-style:square;mso-width-percent:0;mso-height-percent:0;mso-wrap-distance-left:9pt;mso-wrap-distance-top:0;mso-wrap-distance-right:9pt;mso-wrap-distance-bottom:0;mso-position-horizontal:absolute;mso-position-horizontal-relative:text;mso-position-vertical:absolute;mso-position-vertical-relative:text;mso-width-percent:0;mso-height-percent:0;mso-width-relative:margin;mso-height-relative:margin;v-text-anchor:top" o:gfxdata="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" filled="f" stroked="f" strokeweight=".5pt">
                 <v:textbox>
                   <w:txbxContent>
                     <w:p>
@@ -21446,7 +21287,6 @@
                           <w:szCs w:val="18"/>
                         </w:rPr>
                       </w:pPr>
-                      <w:proofErr w:type="gramStart"/>
                       <w:r>
                         <w:rPr>
                           <w:i/>
@@ -21454,17 +21294,7 @@
                           <w:sz w:val="18"/>
                           <w:szCs w:val="18"/>
                         </w:rPr>
-                        <w:t>profondeur</w:t>
-                      </w:r>
-                      <w:proofErr w:type="gramEnd"/>
-                      <w:r>
-                        <w:rPr>
-                          <w:i/>
-                          <w:color w:val="C00000"/>
-                          <w:sz w:val="18"/>
-                          <w:szCs w:val="18"/>
-                        </w:rPr>
-                        <w:t xml:space="preserve"> et largeur de 17 mm</w:t>
+                        <w:t>profondeur et largeur de 17 mm</w:t>
                       </w:r>
                     </w:p>
                   </w:txbxContent>
@@ -21482,7 +21312,7 @@
         <mc:AlternateContent>
           <mc:Choice Requires="wps">
             <w:drawing>
-              <wp:anchor distT="0" distB="0" distL="114300" distR="114300" simplePos="0" relativeHeight="251673600" behindDoc="0" locked="0" layoutInCell="1" allowOverlap="1" wp14:anchorId="16C412DB" wp14:editId="17E8ACD0">
+              <wp:anchor distT="0" distB="0" distL="114300" distR="114300" simplePos="0" relativeHeight="251664384" behindDoc="0" locked="0" layoutInCell="1" allowOverlap="1" wp14:anchorId="16C412DB" wp14:editId="320098C4">
                 <wp:simplePos x="0" y="0"/>
                 <wp:positionH relativeFrom="column">
                   <wp:posOffset>4530954</wp:posOffset>
@@ -21537,7 +21367,7 @@
           </mc:Choice>
           <mc:Fallback>
             <w:pict>
-              <v:shape w14:anchorId="4E1D4AC8" id="Connecteur droit avec flèche 497" o:spid="_x0000_s1026" type="#_x0000_t32" style="position:absolute;margin-left:356.75pt;margin-top:12.6pt;width:41.3pt;height:46.75pt;flip:x;z-index:251673600;visibility:visible;mso-wrap-style:square;mso-wrap-distance-left:9pt;mso-wrap-distance-top:0;mso-wrap-distance-right:9pt;mso-wrap-distance-bottom:0;mso-position-horizontal:absolute;mso-position-horizontal-relative:text;mso-position-vertical:absolute;mso-position-vertical-relative:text" o:gfxdata="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" strokecolor="#c00000" strokeweight=".5pt">
+              <v:shape w14:anchorId="68F33002" id="Connecteur droit avec flèche 497" o:spid="_x0000_s1026" type="#_x0000_t32" style="position:absolute;margin-left:356.75pt;margin-top:12.6pt;width:41.3pt;height:46.75pt;flip:x;z-index:251664384;visibility:visible;mso-wrap-style:square;mso-wrap-distance-left:9pt;mso-wrap-distance-top:0;mso-wrap-distance-right:9pt;mso-wrap-distance-bottom:0;mso-position-horizontal:absolute;mso-position-horizontal-relative:text;mso-position-vertical:absolute;mso-position-vertical-relative:text" o:gfxdata="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" strokecolor="#c00000" strokeweight=".5pt">
                 <v:stroke endarrow="block" joinstyle="miter"/>
               </v:shape>
             </w:pict>
@@ -21552,7 +21382,7 @@
         <mc:AlternateContent>
           <mc:Choice Requires="wps">
             <w:drawing>
-              <wp:anchor distT="0" distB="0" distL="114300" distR="114300" simplePos="0" relativeHeight="251656192" behindDoc="0" locked="0" layoutInCell="1" allowOverlap="1" wp14:anchorId="4D4695C9" wp14:editId="543A6CDF">
+              <wp:anchor distT="0" distB="0" distL="114300" distR="114300" simplePos="0" relativeHeight="251654144" behindDoc="0" locked="0" layoutInCell="1" allowOverlap="1" wp14:anchorId="4D4695C9" wp14:editId="16494323">
                 <wp:simplePos x="0" y="0"/>
                 <wp:positionH relativeFrom="column">
                   <wp:posOffset>1918843</wp:posOffset>
@@ -21607,7 +21437,7 @@
           </mc:Choice>
           <mc:Fallback>
             <w:pict>
-              <v:shape w14:anchorId="365983B8" id="Connecteur droit avec flèche 495" o:spid="_x0000_s1026" type="#_x0000_t32" style="position:absolute;margin-left:151.1pt;margin-top:9.15pt;width:52.9pt;height:38.9pt;z-index:251656192;visibility:visible;mso-wrap-style:square;mso-wrap-distance-left:9pt;mso-wrap-distance-top:0;mso-wrap-distance-right:9pt;mso-wrap-distance-bottom:0;mso-position-horizontal:absolute;mso-position-horizontal-relative:text;mso-position-vertical:absolute;mso-position-vertical-relative:text" o:gfxdata="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" strokecolor="#c00000" strokeweight=".5pt">
+              <v:shape w14:anchorId="5282D640" id="Connecteur droit avec flèche 495" o:spid="_x0000_s1026" type="#_x0000_t32" style="position:absolute;margin-left:151.1pt;margin-top:9.15pt;width:52.9pt;height:38.9pt;z-index:251654144;visibility:visible;mso-wrap-style:square;mso-wrap-distance-left:9pt;mso-wrap-distance-top:0;mso-wrap-distance-right:9pt;mso-wrap-distance-bottom:0;mso-position-horizontal:absolute;mso-position-horizontal-relative:text;mso-position-vertical:absolute;mso-position-vertical-relative:text" o:gfxdata="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" strokecolor="#c00000" strokeweight=".5pt">
                 <v:stroke endarrow="block" joinstyle="miter"/>
               </v:shape>
             </w:pict>
@@ -21637,7 +21467,7 @@
                     </pic:cNvPicPr>
                   </pic:nvPicPr>
                   <pic:blipFill>
-                    <a:blip r:embed="rId92" cstate="print">
+                    <a:blip r:embed="rId86" cstate="print">
                       <a:extLst>
                         <a:ext uri="{28A0092B-C50C-407E-A947-70E740481C1C}">
                           <a14:useLocalDpi xmlns:a14="http://schemas.microsoft.com/office/drawing/2010/main" val="0"/>
@@ -21671,18 +21501,27 @@
     </w:p>
     <w:p>
       <w:pPr>
-        <w:pStyle w:val="Titre3"/>
-      </w:pPr>
-      <w:bookmarkStart w:id="56" w:name="_Toc416885750"/>
-      <w:bookmarkStart w:id="57" w:name="_Toc532824656"/>
-      <w:r>
-        <w:t>Transmission thermique d'un encadrement</w:t>
-      </w:r>
-      <w:bookmarkEnd w:id="56"/>
-      <w:bookmarkEnd w:id="57"/>
-    </w:p>
-    <w:p>
-      <w:r>
+        <w:jc w:val="left"/>
+        <w:rPr>
+          <w:rFonts w:eastAsiaTheme="majorEastAsia" w:cstheme="majorBidi"/>
+          <w:bCs/>
+          <w:color w:val="44A8DF"/>
+          <w:sz w:val="24"/>
+        </w:rPr>
+      </w:pPr>
+      <w:r>
+        <w:rPr>
+          <w:rFonts w:eastAsiaTheme="majorEastAsia" w:cstheme="majorBidi"/>
+          <w:bCs/>
+          <w:color w:val="44A8DF"/>
+          <w:sz w:val="24"/>
+        </w:rPr>
+        <w:br w:type="page"/>
+      </w:r>
+    </w:p>
+    <w:p>
+      <w:r>
+        <w:lastRenderedPageBreak/>
         <w:fldChar w:fldCharType="begin"/>
       </w:r>
       <w:r>
@@ -21767,7 +21606,7 @@
                     </pic:cNvPicPr>
                   </pic:nvPicPr>
                   <pic:blipFill>
-                    <a:blip r:embed="rId93">
+                    <a:blip r:embed="rId87">
                       <a:extLst>
                         <a:ext uri="{28A0092B-C50C-407E-A947-70E740481C1C}">
                           <a14:useLocalDpi xmlns:a14="http://schemas.microsoft.com/office/drawing/2010/main" val="0"/>
@@ -21832,7 +21671,7 @@
                     </pic:cNvPicPr>
                   </pic:nvPicPr>
                   <pic:blipFill>
-                    <a:blip r:embed="rId94">
+                    <a:blip r:embed="rId88">
                       <a:extLst>
                         <a:ext uri="{28A0092B-C50C-407E-A947-70E740481C1C}">
                           <a14:useLocalDpi xmlns:a14="http://schemas.microsoft.com/office/drawing/2010/main" val="0"/>
@@ -21878,21 +21717,12 @@
         <w:jc w:val="left"/>
       </w:pPr>
       <w:r>
-        <w:br w:type="page"/>
-      </w:r>
-    </w:p>
-    <w:p>
-      <w:pPr>
-        <w:jc w:val="left"/>
-      </w:pPr>
-      <w:r>
         <w:rPr>
           <w:noProof/>
           <w:lang w:eastAsia="fr-FR"/>
         </w:rPr>
-        <w:lastRenderedPageBreak/>
         <w:drawing>
-          <wp:anchor distT="0" distB="0" distL="114300" distR="114300" simplePos="0" relativeHeight="251668480" behindDoc="0" locked="0" layoutInCell="1" allowOverlap="1" wp14:anchorId="2B6F2A0A" wp14:editId="6BC6D2EC">
+          <wp:anchor distT="0" distB="0" distL="114300" distR="114300" simplePos="0" relativeHeight="251662336" behindDoc="0" locked="0" layoutInCell="1" allowOverlap="1" wp14:anchorId="2B6F2A0A" wp14:editId="429A1080">
             <wp:simplePos x="0" y="0"/>
             <wp:positionH relativeFrom="column">
               <wp:posOffset>2143273</wp:posOffset>
@@ -21917,7 +21747,7 @@
                     </pic:cNvPicPr>
                   </pic:nvPicPr>
                   <pic:blipFill>
-                    <a:blip r:embed="rId95">
+                    <a:blip r:embed="rId89">
                       <a:extLst>
                         <a:ext uri="{28A0092B-C50C-407E-A947-70E740481C1C}">
                           <a14:useLocalDpi xmlns:a14="http://schemas.microsoft.com/office/drawing/2010/main" val="0"/>
@@ -22027,15 +21857,15 @@
       </w:r>
     </w:p>
     <w:p>
-      <w:bookmarkStart w:id="58" w:name="_Toc416885751"/>
-      <w:bookmarkStart w:id="59" w:name="_Toc441732726"/>
+      <w:bookmarkStart w:id="56" w:name="_Toc416885751"/>
+      <w:bookmarkStart w:id="57" w:name="_Toc441732726"/>
       <w:r>
         <w:rPr>
           <w:noProof/>
           <w:lang w:eastAsia="fr-FR"/>
         </w:rPr>
         <w:drawing>
-          <wp:anchor distT="0" distB="0" distL="114300" distR="114300" simplePos="0" relativeHeight="251686912" behindDoc="0" locked="0" layoutInCell="1" allowOverlap="1" wp14:anchorId="402E838A" wp14:editId="6C1BC8FE">
+          <wp:anchor distT="0" distB="0" distL="114300" distR="114300" simplePos="0" relativeHeight="251658240" behindDoc="0" locked="0" layoutInCell="1" allowOverlap="1" wp14:anchorId="402E838A" wp14:editId="09C3DA27">
             <wp:simplePos x="0" y="0"/>
             <wp:positionH relativeFrom="column">
               <wp:posOffset>1028700</wp:posOffset>
@@ -22058,7 +21888,7 @@
                     <pic:cNvPicPr/>
                   </pic:nvPicPr>
                   <pic:blipFill>
-                    <a:blip r:embed="rId96">
+                    <a:blip r:embed="rId90">
                       <a:extLst>
                         <a:ext uri="{28A0092B-C50C-407E-A947-70E740481C1C}">
                           <a14:useLocalDpi xmlns:a14="http://schemas.microsoft.com/office/drawing/2010/main" val="0"/>
@@ -22138,20 +21968,32 @@
     </w:p>
     <w:p>
       <w:pPr>
+        <w:jc w:val="left"/>
+        <w:rPr>
+          <w:rFonts w:eastAsiaTheme="majorEastAsia" w:cstheme="majorBidi"/>
+          <w:b/>
+          <w:bCs/>
+          <w:color w:val="1F2D56"/>
+          <w:sz w:val="24"/>
+          <w:szCs w:val="26"/>
+        </w:rPr>
+      </w:pPr>
+      <w:r>
+        <w:br w:type="page"/>
+      </w:r>
+    </w:p>
+    <w:p>
+      <w:pPr>
         <w:pStyle w:val="Titre2"/>
       </w:pPr>
-    </w:p>
-    <w:p>
-      <w:pPr>
-        <w:pStyle w:val="Titre2"/>
-      </w:pPr>
-      <w:bookmarkStart w:id="60" w:name="_Toc532824657"/>
-      <w:r>
+      <w:bookmarkStart w:id="58" w:name="_Toc229055599"/>
+      <w:r>
+        <w:lastRenderedPageBreak/>
         <w:t>Transmission linéique d'une menuiserie</w:t>
       </w:r>
+      <w:bookmarkEnd w:id="56"/>
+      <w:bookmarkEnd w:id="57"/>
       <w:bookmarkEnd w:id="58"/>
-      <w:bookmarkEnd w:id="59"/>
-      <w:bookmarkEnd w:id="60"/>
     </w:p>
     <w:p>
       <w:r>
@@ -22187,7 +22029,7 @@
                     </pic:cNvPicPr>
                   </pic:nvPicPr>
                   <pic:blipFill>
-                    <a:blip r:embed="rId97">
+                    <a:blip r:embed="rId91">
                       <a:extLst>
                         <a:ext uri="{28A0092B-C50C-407E-A947-70E740481C1C}">
                           <a14:useLocalDpi xmlns:a14="http://schemas.microsoft.com/office/drawing/2010/main" val="0"/>
@@ -22230,7 +22072,6 @@
           <w:noProof/>
           <w:lang w:eastAsia="fr-FR"/>
         </w:rPr>
-        <w:lastRenderedPageBreak/>
         <w:drawing>
           <wp:inline distT="0" distB="0" distL="0" distR="0" wp14:anchorId="182ACB91" wp14:editId="2C647F00">
             <wp:extent cx="5967358" cy="1616660"/>
@@ -22249,7 +22090,7 @@
                     </pic:cNvPicPr>
                   </pic:nvPicPr>
                   <pic:blipFill>
-                    <a:blip r:embed="rId98">
+                    <a:blip r:embed="rId92">
                       <a:extLst>
                         <a:ext uri="{28A0092B-C50C-407E-A947-70E740481C1C}">
                           <a14:useLocalDpi xmlns:a14="http://schemas.microsoft.com/office/drawing/2010/main" val="0"/>
@@ -22313,7 +22154,7 @@
                     </pic:cNvPicPr>
                   </pic:nvPicPr>
                   <pic:blipFill>
-                    <a:blip r:embed="rId99">
+                    <a:blip r:embed="rId93">
                       <a:extLst>
                         <a:ext uri="{28A0092B-C50C-407E-A947-70E740481C1C}">
                           <a14:useLocalDpi xmlns:a14="http://schemas.microsoft.com/office/drawing/2010/main" val="0"/>
@@ -22350,26 +22191,26 @@
       <w:pPr>
         <w:pStyle w:val="Titre1"/>
       </w:pPr>
-      <w:bookmarkStart w:id="61" w:name="_Toc441732727"/>
-      <w:bookmarkStart w:id="62" w:name="_Toc532824658"/>
+      <w:bookmarkStart w:id="59" w:name="_Toc441732727"/>
+      <w:bookmarkStart w:id="60" w:name="_Toc229055600"/>
       <w:r>
         <w:lastRenderedPageBreak/>
         <w:t>Applications</w:t>
       </w:r>
+      <w:bookmarkEnd w:id="59"/>
+      <w:bookmarkEnd w:id="60"/>
+    </w:p>
+    <w:p>
+      <w:pPr>
+        <w:pStyle w:val="Titre2"/>
+      </w:pPr>
+      <w:bookmarkStart w:id="61" w:name="_Toc441732728"/>
+      <w:bookmarkStart w:id="62" w:name="_Toc229055601"/>
+      <w:r>
+        <w:t>Bâtiment de référence</w:t>
+      </w:r>
       <w:bookmarkEnd w:id="61"/>
       <w:bookmarkEnd w:id="62"/>
-    </w:p>
-    <w:p>
-      <w:pPr>
-        <w:pStyle w:val="Titre2"/>
-      </w:pPr>
-      <w:bookmarkStart w:id="63" w:name="_Toc441732728"/>
-      <w:bookmarkStart w:id="64" w:name="_Toc532824659"/>
-      <w:r>
-        <w:t>Bâtiment de référence</w:t>
-      </w:r>
-      <w:bookmarkEnd w:id="63"/>
-      <w:bookmarkEnd w:id="64"/>
     </w:p>
     <w:p>
       <w:r>
@@ -22414,7 +22255,7 @@
                     </pic:cNvPicPr>
                   </pic:nvPicPr>
                   <pic:blipFill>
-                    <a:blip r:embed="rId100">
+                    <a:blip r:embed="rId94">
                       <a:extLst>
                         <a:ext uri="{28A0092B-C50C-407E-A947-70E740481C1C}">
                           <a14:useLocalDpi xmlns:a14="http://schemas.microsoft.com/office/drawing/2010/main" val="0"/>
@@ -22453,7 +22294,7 @@
           <w:lang w:eastAsia="fr-FR"/>
         </w:rPr>
         <w:drawing>
-          <wp:anchor distT="0" distB="0" distL="114300" distR="114300" simplePos="0" relativeHeight="251629568" behindDoc="0" locked="0" layoutInCell="1" allowOverlap="1" wp14:anchorId="0CD137FE" wp14:editId="77AF6BBF">
+          <wp:anchor distT="0" distB="0" distL="114300" distR="114300" simplePos="0" relativeHeight="251641856" behindDoc="0" locked="0" layoutInCell="1" allowOverlap="1" wp14:anchorId="0CD137FE" wp14:editId="63F2BC7F">
             <wp:simplePos x="0" y="0"/>
             <wp:positionH relativeFrom="column">
               <wp:posOffset>0</wp:posOffset>
@@ -22478,7 +22319,7 @@
                     </pic:cNvPicPr>
                   </pic:nvPicPr>
                   <pic:blipFill>
-                    <a:blip r:embed="rId101">
+                    <a:blip r:embed="rId95">
                       <a:extLst>
                         <a:ext uri="{28A0092B-C50C-407E-A947-70E740481C1C}">
                           <a14:useLocalDpi xmlns:a14="http://schemas.microsoft.com/office/drawing/2010/main" val="0"/>
@@ -22541,14 +22382,14 @@
       <w:pPr>
         <w:pStyle w:val="Titre2"/>
       </w:pPr>
-      <w:bookmarkStart w:id="65" w:name="_Toc441732729"/>
-      <w:bookmarkStart w:id="66" w:name="_Toc532824660"/>
+      <w:bookmarkStart w:id="63" w:name="_Toc441732729"/>
+      <w:bookmarkStart w:id="64" w:name="_Toc229055602"/>
       <w:r>
         <w:lastRenderedPageBreak/>
         <w:t>Plancher intermédiaire</w:t>
       </w:r>
-      <w:bookmarkEnd w:id="65"/>
-      <w:bookmarkEnd w:id="66"/>
+      <w:bookmarkEnd w:id="63"/>
+      <w:bookmarkEnd w:id="64"/>
     </w:p>
     <w:p>
       <w:r>
@@ -22583,7 +22424,7 @@
                     </pic:cNvPicPr>
                   </pic:nvPicPr>
                   <pic:blipFill>
-                    <a:blip r:embed="rId102">
+                    <a:blip r:embed="rId96">
                       <a:extLst>
                         <a:ext uri="{28A0092B-C50C-407E-A947-70E740481C1C}">
                           <a14:useLocalDpi xmlns:a14="http://schemas.microsoft.com/office/drawing/2010/main" val="0"/>
@@ -22640,7 +22481,7 @@
                     </pic:cNvPicPr>
                   </pic:nvPicPr>
                   <pic:blipFill>
-                    <a:blip r:embed="rId103">
+                    <a:blip r:embed="rId97">
                       <a:extLst>
                         <a:ext uri="{28A0092B-C50C-407E-A947-70E740481C1C}">
                           <a14:useLocalDpi xmlns:a14="http://schemas.microsoft.com/office/drawing/2010/main" val="0"/>
@@ -22706,7 +22547,7 @@
           <w:lang w:eastAsia="fr-FR"/>
         </w:rPr>
         <w:drawing>
-          <wp:anchor distT="0" distB="0" distL="114300" distR="114300" simplePos="0" relativeHeight="251634688" behindDoc="0" locked="0" layoutInCell="1" allowOverlap="1" wp14:anchorId="1D65D28B" wp14:editId="36D99C35">
+          <wp:anchor distT="0" distB="0" distL="114300" distR="114300" simplePos="0" relativeHeight="251643904" behindDoc="0" locked="0" layoutInCell="1" allowOverlap="1" wp14:anchorId="1D65D28B" wp14:editId="2723983D">
             <wp:simplePos x="0" y="0"/>
             <wp:positionH relativeFrom="column">
               <wp:posOffset>29248</wp:posOffset>
@@ -22731,7 +22572,7 @@
                     </pic:cNvPicPr>
                   </pic:nvPicPr>
                   <pic:blipFill rotWithShape="1">
-                    <a:blip r:embed="rId104">
+                    <a:blip r:embed="rId98">
                       <a:extLst>
                         <a:ext uri="{28A0092B-C50C-407E-A947-70E740481C1C}">
                           <a14:useLocalDpi xmlns:a14="http://schemas.microsoft.com/office/drawing/2010/main" val="0"/>
@@ -22803,7 +22644,7 @@
         </w:rPr>
         <w:lastRenderedPageBreak/>
         <w:drawing>
-          <wp:anchor distT="0" distB="0" distL="114300" distR="114300" simplePos="0" relativeHeight="251648000" behindDoc="0" locked="0" layoutInCell="1" allowOverlap="1" wp14:anchorId="63D29C2C" wp14:editId="554A5F6A">
+          <wp:anchor distT="0" distB="0" distL="114300" distR="114300" simplePos="0" relativeHeight="251650048" behindDoc="0" locked="0" layoutInCell="1" allowOverlap="1" wp14:anchorId="63D29C2C" wp14:editId="4880D64A">
             <wp:simplePos x="0" y="0"/>
             <wp:positionH relativeFrom="column">
               <wp:posOffset>4496380</wp:posOffset>
@@ -22828,7 +22669,7 @@
                     </pic:cNvPicPr>
                   </pic:nvPicPr>
                   <pic:blipFill rotWithShape="1">
-                    <a:blip r:embed="rId105">
+                    <a:blip r:embed="rId99">
                       <a:extLst>
                         <a:ext uri="{28A0092B-C50C-407E-A947-70E740481C1C}">
                           <a14:useLocalDpi xmlns:a14="http://schemas.microsoft.com/office/drawing/2010/main" val="0"/>
@@ -22916,7 +22757,7 @@
           <w:lang w:eastAsia="fr-FR"/>
         </w:rPr>
         <w:drawing>
-          <wp:anchor distT="0" distB="0" distL="114300" distR="114300" simplePos="0" relativeHeight="251654144" behindDoc="0" locked="0" layoutInCell="1" allowOverlap="1" wp14:anchorId="195C4D5B" wp14:editId="213B4E43">
+          <wp:anchor distT="0" distB="0" distL="114300" distR="114300" simplePos="0" relativeHeight="251653120" behindDoc="0" locked="0" layoutInCell="1" allowOverlap="1" wp14:anchorId="195C4D5B" wp14:editId="3710B053">
             <wp:simplePos x="0" y="0"/>
             <wp:positionH relativeFrom="column">
               <wp:posOffset>138043</wp:posOffset>
@@ -22941,7 +22782,7 @@
                     </pic:cNvPicPr>
                   </pic:nvPicPr>
                   <pic:blipFill rotWithShape="1">
-                    <a:blip r:embed="rId106">
+                    <a:blip r:embed="rId100">
                       <a:extLst>
                         <a:ext uri="{28A0092B-C50C-407E-A947-70E740481C1C}">
                           <a14:useLocalDpi xmlns:a14="http://schemas.microsoft.com/office/drawing/2010/main" val="0"/>
@@ -23030,7 +22871,7 @@
           <w:lang w:eastAsia="fr-FR"/>
         </w:rPr>
         <w:drawing>
-          <wp:anchor distT="0" distB="0" distL="114300" distR="114300" simplePos="0" relativeHeight="251636736" behindDoc="0" locked="0" layoutInCell="1" allowOverlap="1" wp14:anchorId="60742DA9" wp14:editId="7B361144">
+          <wp:anchor distT="0" distB="0" distL="114300" distR="114300" simplePos="0" relativeHeight="251644928" behindDoc="0" locked="0" layoutInCell="1" allowOverlap="1" wp14:anchorId="60742DA9" wp14:editId="1B942B5D">
             <wp:simplePos x="0" y="0"/>
             <wp:positionH relativeFrom="column">
               <wp:posOffset>1772920</wp:posOffset>
@@ -23055,7 +22896,7 @@
                     </pic:cNvPicPr>
                   </pic:nvPicPr>
                   <pic:blipFill>
-                    <a:blip r:embed="rId107">
+                    <a:blip r:embed="rId101">
                       <a:extLst>
                         <a:ext uri="{28A0092B-C50C-407E-A947-70E740481C1C}">
                           <a14:useLocalDpi xmlns:a14="http://schemas.microsoft.com/office/drawing/2010/main" val="0"/>
@@ -23173,7 +23014,7 @@
           <w:szCs w:val="26"/>
         </w:rPr>
       </w:pPr>
-      <w:bookmarkStart w:id="67" w:name="_Toc441732730"/>
+      <w:bookmarkStart w:id="65" w:name="_Toc441732730"/>
       <w:r>
         <w:rPr>
           <w:rFonts w:eastAsiaTheme="minorEastAsia"/>
@@ -23188,7 +23029,7 @@
           <w:rFonts w:eastAsiaTheme="minorEastAsia"/>
         </w:rPr>
       </w:pPr>
-      <w:bookmarkStart w:id="68" w:name="_Toc532824661"/>
+      <w:bookmarkStart w:id="66" w:name="_Toc229055603"/>
       <w:r>
         <w:rPr>
           <w:rFonts w:eastAsiaTheme="minorEastAsia"/>
@@ -23196,8 +23037,8 @@
         <w:lastRenderedPageBreak/>
         <w:t>Plancher haut</w:t>
       </w:r>
-      <w:bookmarkEnd w:id="67"/>
-      <w:bookmarkEnd w:id="68"/>
+      <w:bookmarkEnd w:id="65"/>
+      <w:bookmarkEnd w:id="66"/>
     </w:p>
     <w:p>
       <w:pPr>
@@ -23211,7 +23052,7 @@
           <w:lang w:eastAsia="fr-FR"/>
         </w:rPr>
         <w:drawing>
-          <wp:anchor distT="0" distB="0" distL="114300" distR="114300" simplePos="0" relativeHeight="251638784" behindDoc="0" locked="0" layoutInCell="1" allowOverlap="1" wp14:anchorId="387F6189" wp14:editId="64414EFE">
+          <wp:anchor distT="0" distB="0" distL="114300" distR="114300" simplePos="0" relativeHeight="251645952" behindDoc="0" locked="0" layoutInCell="1" allowOverlap="1" wp14:anchorId="387F6189" wp14:editId="1E50420A">
             <wp:simplePos x="0" y="0"/>
             <wp:positionH relativeFrom="column">
               <wp:posOffset>-635</wp:posOffset>
@@ -23236,7 +23077,7 @@
                     </pic:cNvPicPr>
                   </pic:nvPicPr>
                   <pic:blipFill>
-                    <a:blip r:embed="rId108">
+                    <a:blip r:embed="rId102">
                       <a:extLst>
                         <a:ext uri="{28A0092B-C50C-407E-A947-70E740481C1C}">
                           <a14:useLocalDpi xmlns:a14="http://schemas.microsoft.com/office/drawing/2010/main" val="0"/>
@@ -23302,7 +23143,7 @@
           <w:lang w:eastAsia="fr-FR"/>
         </w:rPr>
         <w:drawing>
-          <wp:anchor distT="0" distB="0" distL="114300" distR="114300" simplePos="0" relativeHeight="251640832" behindDoc="0" locked="0" layoutInCell="1" allowOverlap="1" wp14:anchorId="2F0E6692" wp14:editId="388058B1">
+          <wp:anchor distT="0" distB="0" distL="114300" distR="114300" simplePos="0" relativeHeight="251646976" behindDoc="0" locked="0" layoutInCell="1" allowOverlap="1" wp14:anchorId="2F0E6692" wp14:editId="08023667">
             <wp:simplePos x="0" y="0"/>
             <wp:positionH relativeFrom="column">
               <wp:posOffset>1643380</wp:posOffset>
@@ -23327,7 +23168,7 @@
                     </pic:cNvPicPr>
                   </pic:nvPicPr>
                   <pic:blipFill>
-                    <a:blip r:embed="rId109">
+                    <a:blip r:embed="rId103">
                       <a:extLst>
                         <a:ext uri="{28A0092B-C50C-407E-A947-70E740481C1C}">
                           <a14:useLocalDpi xmlns:a14="http://schemas.microsoft.com/office/drawing/2010/main" val="0"/>
@@ -23489,7 +23330,7 @@
                     </pic:cNvPicPr>
                   </pic:nvPicPr>
                   <pic:blipFill>
-                    <a:blip r:embed="rId110">
+                    <a:blip r:embed="rId104">
                       <a:extLst>
                         <a:ext uri="{28A0092B-C50C-407E-A947-70E740481C1C}">
                           <a14:useLocalDpi xmlns:a14="http://schemas.microsoft.com/office/drawing/2010/main" val="0"/>
@@ -23543,7 +23384,7 @@
           <w:lang w:eastAsia="fr-FR"/>
         </w:rPr>
         <w:drawing>
-          <wp:anchor distT="0" distB="0" distL="114300" distR="114300" simplePos="0" relativeHeight="251645952" behindDoc="0" locked="0" layoutInCell="1" allowOverlap="1" wp14:anchorId="3F499BB8" wp14:editId="12B6F8C9">
+          <wp:anchor distT="0" distB="0" distL="114300" distR="114300" simplePos="0" relativeHeight="251649024" behindDoc="0" locked="0" layoutInCell="1" allowOverlap="1" wp14:anchorId="3F499BB8" wp14:editId="58D6EE4D">
             <wp:simplePos x="0" y="0"/>
             <wp:positionH relativeFrom="column">
               <wp:posOffset>369214</wp:posOffset>
@@ -23568,7 +23409,7 @@
                     </pic:cNvPicPr>
                   </pic:nvPicPr>
                   <pic:blipFill>
-                    <a:blip r:embed="rId111" cstate="print">
+                    <a:blip r:embed="rId105" cstate="print">
                       <a:extLst>
                         <a:ext uri="{28A0092B-C50C-407E-A947-70E740481C1C}">
                           <a14:useLocalDpi xmlns:a14="http://schemas.microsoft.com/office/drawing/2010/main" val="0"/>
@@ -23673,14 +23514,14 @@
       <w:pPr>
         <w:pStyle w:val="Titre2"/>
       </w:pPr>
-      <w:bookmarkStart w:id="69" w:name="_Toc441732731"/>
-      <w:bookmarkStart w:id="70" w:name="_Toc532824662"/>
+      <w:bookmarkStart w:id="67" w:name="_Toc441732731"/>
+      <w:bookmarkStart w:id="68" w:name="_Toc229055604"/>
       <w:r>
         <w:lastRenderedPageBreak/>
         <w:t>Angle de mur</w:t>
       </w:r>
-      <w:bookmarkEnd w:id="69"/>
-      <w:bookmarkEnd w:id="70"/>
+      <w:bookmarkEnd w:id="67"/>
+      <w:bookmarkEnd w:id="68"/>
     </w:p>
     <w:p>
       <w:r>
@@ -23738,7 +23579,7 @@
                           </pic:cNvPicPr>
                         </pic:nvPicPr>
                         <pic:blipFill>
-                          <a:blip r:embed="rId112">
+                          <a:blip r:embed="rId106">
                             <a:extLst>
                               <a:ext uri="{28A0092B-C50C-407E-A947-70E740481C1C}">
                                 <a14:useLocalDpi xmlns:a14="http://schemas.microsoft.com/office/drawing/2010/main" val="0"/>
@@ -23803,7 +23644,7 @@
                           </pic:cNvPicPr>
                         </pic:nvPicPr>
                         <pic:blipFill>
-                          <a:blip r:embed="rId113">
+                          <a:blip r:embed="rId107">
                             <a:extLst>
                               <a:ext uri="{28A0092B-C50C-407E-A947-70E740481C1C}">
                                 <a14:useLocalDpi xmlns:a14="http://schemas.microsoft.com/office/drawing/2010/main" val="0"/>
@@ -23930,7 +23771,7 @@
                           </pic:cNvPicPr>
                         </pic:nvPicPr>
                         <pic:blipFill>
-                          <a:blip r:embed="rId114">
+                          <a:blip r:embed="rId108">
                             <a:extLst>
                               <a:ext uri="{28A0092B-C50C-407E-A947-70E740481C1C}">
                                 <a14:useLocalDpi xmlns:a14="http://schemas.microsoft.com/office/drawing/2010/main" val="0"/>
@@ -23995,7 +23836,7 @@
                           </pic:cNvPicPr>
                         </pic:nvPicPr>
                         <pic:blipFill>
-                          <a:blip r:embed="rId115">
+                          <a:blip r:embed="rId109">
                             <a:extLst>
                               <a:ext uri="{28A0092B-C50C-407E-A947-70E740481C1C}">
                                 <a14:useLocalDpi xmlns:a14="http://schemas.microsoft.com/office/drawing/2010/main" val="0"/>
@@ -24067,7 +23908,7 @@
           <w:szCs w:val="26"/>
         </w:rPr>
       </w:pPr>
-      <w:bookmarkStart w:id="71" w:name="_Toc441732732"/>
+      <w:bookmarkStart w:id="69" w:name="_Toc441732732"/>
       <w:r>
         <w:br w:type="page"/>
       </w:r>
@@ -24076,13 +23917,13 @@
       <w:pPr>
         <w:pStyle w:val="Titre2"/>
       </w:pPr>
-      <w:bookmarkStart w:id="72" w:name="_Toc532824663"/>
+      <w:bookmarkStart w:id="70" w:name="_Toc229055605"/>
       <w:r>
         <w:lastRenderedPageBreak/>
         <w:t>Mur avec tasseaux</w:t>
       </w:r>
-      <w:bookmarkEnd w:id="71"/>
-      <w:bookmarkEnd w:id="72"/>
+      <w:bookmarkEnd w:id="69"/>
+      <w:bookmarkEnd w:id="70"/>
     </w:p>
     <w:p>
       <w:r>
@@ -24125,7 +23966,7 @@
                     </pic:cNvPicPr>
                   </pic:nvPicPr>
                   <pic:blipFill>
-                    <a:blip r:embed="rId116">
+                    <a:blip r:embed="rId110">
                       <a:extLst>
                         <a:ext uri="{28A0092B-C50C-407E-A947-70E740481C1C}">
                           <a14:useLocalDpi xmlns:a14="http://schemas.microsoft.com/office/drawing/2010/main" val="0"/>
@@ -24293,7 +24134,7 @@
                           </pic:cNvPicPr>
                         </pic:nvPicPr>
                         <pic:blipFill>
-                          <a:blip r:embed="rId117">
+                          <a:blip r:embed="rId111">
                             <a:extLst>
                               <a:ext uri="{28A0092B-C50C-407E-A947-70E740481C1C}">
                                 <a14:useLocalDpi xmlns:a14="http://schemas.microsoft.com/office/drawing/2010/main" val="0"/>
@@ -24358,7 +24199,7 @@
                           </pic:cNvPicPr>
                         </pic:nvPicPr>
                         <pic:blipFill>
-                          <a:blip r:embed="rId118">
+                          <a:blip r:embed="rId112">
                             <a:extLst>
                               <a:ext uri="{28A0092B-C50C-407E-A947-70E740481C1C}">
                                 <a14:useLocalDpi xmlns:a14="http://schemas.microsoft.com/office/drawing/2010/main" val="0"/>
@@ -24435,7 +24276,7 @@
           <w:szCs w:val="26"/>
         </w:rPr>
       </w:pPr>
-      <w:bookmarkStart w:id="73" w:name="_Toc441732733"/>
+      <w:bookmarkStart w:id="71" w:name="_Toc441732733"/>
       <w:r>
         <w:br w:type="page"/>
       </w:r>
@@ -24444,13 +24285,13 @@
       <w:pPr>
         <w:pStyle w:val="Titre2"/>
       </w:pPr>
-      <w:bookmarkStart w:id="74" w:name="_Toc532824664"/>
+      <w:bookmarkStart w:id="72" w:name="_Toc229055606"/>
       <w:r>
         <w:lastRenderedPageBreak/>
         <w:t>Acrotère</w:t>
       </w:r>
-      <w:bookmarkEnd w:id="73"/>
-      <w:bookmarkEnd w:id="74"/>
+      <w:bookmarkEnd w:id="71"/>
+      <w:bookmarkEnd w:id="72"/>
     </w:p>
     <w:p>
       <w:r>
@@ -24485,7 +24326,7 @@
                     </pic:cNvPicPr>
                   </pic:nvPicPr>
                   <pic:blipFill>
-                    <a:blip r:embed="rId119">
+                    <a:blip r:embed="rId113">
                       <a:extLst>
                         <a:ext uri="{28A0092B-C50C-407E-A947-70E740481C1C}">
                           <a14:useLocalDpi xmlns:a14="http://schemas.microsoft.com/office/drawing/2010/main" val="0"/>
@@ -24574,7 +24415,7 @@
                           </pic:cNvPicPr>
                         </pic:nvPicPr>
                         <pic:blipFill>
-                          <a:blip r:embed="rId120">
+                          <a:blip r:embed="rId114">
                             <a:extLst>
                               <a:ext uri="{28A0092B-C50C-407E-A947-70E740481C1C}">
                                 <a14:useLocalDpi xmlns:a14="http://schemas.microsoft.com/office/drawing/2010/main" val="0"/>
@@ -24639,7 +24480,7 @@
                           </pic:cNvPicPr>
                         </pic:nvPicPr>
                         <pic:blipFill>
-                          <a:blip r:embed="rId121">
+                          <a:blip r:embed="rId115">
                             <a:extLst>
                               <a:ext uri="{28A0092B-C50C-407E-A947-70E740481C1C}">
                                 <a14:useLocalDpi xmlns:a14="http://schemas.microsoft.com/office/drawing/2010/main" val="0"/>
@@ -24736,7 +24577,7 @@
           <w:szCs w:val="26"/>
         </w:rPr>
       </w:pPr>
-      <w:bookmarkStart w:id="75" w:name="_Toc441732734"/>
+      <w:bookmarkStart w:id="73" w:name="_Toc441732734"/>
       <w:r>
         <w:br w:type="page"/>
       </w:r>
@@ -24745,7 +24586,7 @@
       <w:pPr>
         <w:pStyle w:val="Titre2"/>
       </w:pPr>
-      <w:bookmarkStart w:id="76" w:name="_Toc532824665"/>
+      <w:bookmarkStart w:id="74" w:name="_Toc229055607"/>
       <w:r>
         <w:lastRenderedPageBreak/>
         <w:t xml:space="preserve">Plancher intermédiaire </w:t>
@@ -24785,8 +24626,8 @@
         </w:rPr>
         <w:t>2</w:t>
       </w:r>
-      <w:bookmarkEnd w:id="75"/>
-      <w:bookmarkEnd w:id="76"/>
+      <w:bookmarkEnd w:id="73"/>
+      <w:bookmarkEnd w:id="74"/>
     </w:p>
     <w:p>
       <w:r>
@@ -24845,7 +24686,7 @@
                           </pic:cNvPicPr>
                         </pic:nvPicPr>
                         <pic:blipFill>
-                          <a:blip r:embed="rId122">
+                          <a:blip r:embed="rId116">
                             <a:extLst>
                               <a:ext uri="{28A0092B-C50C-407E-A947-70E740481C1C}">
                                 <a14:useLocalDpi xmlns:a14="http://schemas.microsoft.com/office/drawing/2010/main" val="0"/>
@@ -24910,7 +24751,7 @@
                           </pic:cNvPicPr>
                         </pic:nvPicPr>
                         <pic:blipFill>
-                          <a:blip r:embed="rId123">
+                          <a:blip r:embed="rId117">
                             <a:extLst>
                               <a:ext uri="{28A0092B-C50C-407E-A947-70E740481C1C}">
                                 <a14:useLocalDpi xmlns:a14="http://schemas.microsoft.com/office/drawing/2010/main" val="0"/>
@@ -24988,7 +24829,7 @@
           <w:lang w:eastAsia="fr-FR"/>
         </w:rPr>
         <w:drawing>
-          <wp:anchor distT="0" distB="0" distL="114300" distR="114300" simplePos="0" relativeHeight="251662336" behindDoc="0" locked="0" layoutInCell="1" allowOverlap="1" wp14:anchorId="59C9203E" wp14:editId="41C3EEAA">
+          <wp:anchor distT="0" distB="0" distL="114300" distR="114300" simplePos="0" relativeHeight="251660288" behindDoc="0" locked="0" layoutInCell="1" allowOverlap="1" wp14:anchorId="59C9203E" wp14:editId="08F1A4E6">
             <wp:simplePos x="0" y="0"/>
             <wp:positionH relativeFrom="column">
               <wp:posOffset>0</wp:posOffset>
@@ -25013,7 +24854,7 @@
                     </pic:cNvPicPr>
                   </pic:nvPicPr>
                   <pic:blipFill>
-                    <a:blip r:embed="rId124">
+                    <a:blip r:embed="rId118">
                       <a:extLst>
                         <a:ext uri="{28A0092B-C50C-407E-A947-70E740481C1C}">
                           <a14:useLocalDpi xmlns:a14="http://schemas.microsoft.com/office/drawing/2010/main" val="0"/>
@@ -25246,7 +25087,7 @@
           <w:szCs w:val="26"/>
         </w:rPr>
       </w:pPr>
-      <w:bookmarkStart w:id="77" w:name="_Toc441732735"/>
+      <w:bookmarkStart w:id="75" w:name="_Toc441732735"/>
       <w:r>
         <w:br w:type="page"/>
       </w:r>
@@ -25255,13 +25096,13 @@
       <w:pPr>
         <w:pStyle w:val="Titre2"/>
       </w:pPr>
-      <w:bookmarkStart w:id="78" w:name="_Toc532824666"/>
+      <w:bookmarkStart w:id="76" w:name="_Toc229055608"/>
       <w:r>
         <w:lastRenderedPageBreak/>
         <w:t>Plancher bas sur terre-plein</w:t>
       </w:r>
-      <w:bookmarkEnd w:id="77"/>
-      <w:bookmarkEnd w:id="78"/>
+      <w:bookmarkEnd w:id="75"/>
+      <w:bookmarkEnd w:id="76"/>
     </w:p>
     <w:p>
       <w:r>
@@ -25296,7 +25137,7 @@
                     </pic:cNvPicPr>
                   </pic:nvPicPr>
                   <pic:blipFill>
-                    <a:blip r:embed="rId125">
+                    <a:blip r:embed="rId119">
                       <a:extLst>
                         <a:ext uri="{28A0092B-C50C-407E-A947-70E740481C1C}">
                           <a14:useLocalDpi xmlns:a14="http://schemas.microsoft.com/office/drawing/2010/main" val="0"/>
@@ -25361,7 +25202,7 @@
                     </pic:cNvPicPr>
                   </pic:nvPicPr>
                   <pic:blipFill>
-                    <a:blip r:embed="rId126">
+                    <a:blip r:embed="rId120">
                       <a:extLst>
                         <a:ext uri="{28A0092B-C50C-407E-A947-70E740481C1C}">
                           <a14:useLocalDpi xmlns:a14="http://schemas.microsoft.com/office/drawing/2010/main" val="0"/>
@@ -25491,7 +25332,7 @@
                           </pic:cNvPicPr>
                         </pic:nvPicPr>
                         <pic:blipFill>
-                          <a:blip r:embed="rId127">
+                          <a:blip r:embed="rId121">
                             <a:extLst>
                               <a:ext uri="{28A0092B-C50C-407E-A947-70E740481C1C}">
                                 <a14:useLocalDpi xmlns:a14="http://schemas.microsoft.com/office/drawing/2010/main" val="0"/>
@@ -25556,7 +25397,7 @@
                           </pic:cNvPicPr>
                         </pic:nvPicPr>
                         <pic:blipFill>
-                          <a:blip r:embed="rId128">
+                          <a:blip r:embed="rId122">
                             <a:extLst>
                               <a:ext uri="{28A0092B-C50C-407E-A947-70E740481C1C}">
                                 <a14:useLocalDpi xmlns:a14="http://schemas.microsoft.com/office/drawing/2010/main" val="0"/>
@@ -25623,13 +25464,13 @@
       <w:pPr>
         <w:pStyle w:val="Titre2"/>
       </w:pPr>
-      <w:bookmarkStart w:id="79" w:name="_Toc441732736"/>
-      <w:bookmarkStart w:id="80" w:name="_Toc532824667"/>
+      <w:bookmarkStart w:id="77" w:name="_Toc441732736"/>
+      <w:bookmarkStart w:id="78" w:name="_Toc229055609"/>
       <w:r>
         <w:t>Plancher bas sur terre-plein sous le niveau du sol</w:t>
       </w:r>
-      <w:bookmarkEnd w:id="79"/>
-      <w:bookmarkEnd w:id="80"/>
+      <w:bookmarkEnd w:id="77"/>
+      <w:bookmarkEnd w:id="78"/>
     </w:p>
     <w:p>
       <w:r>
@@ -25664,7 +25505,7 @@
                     </pic:cNvPicPr>
                   </pic:nvPicPr>
                   <pic:blipFill>
-                    <a:blip r:embed="rId129">
+                    <a:blip r:embed="rId123">
                       <a:extLst>
                         <a:ext uri="{28A0092B-C50C-407E-A947-70E740481C1C}">
                           <a14:useLocalDpi xmlns:a14="http://schemas.microsoft.com/office/drawing/2010/main" val="0"/>
@@ -25738,7 +25579,7 @@
                     </pic:cNvPicPr>
                   </pic:nvPicPr>
                   <pic:blipFill>
-                    <a:blip r:embed="rId130">
+                    <a:blip r:embed="rId124">
                       <a:extLst>
                         <a:ext uri="{28A0092B-C50C-407E-A947-70E740481C1C}">
                           <a14:useLocalDpi xmlns:a14="http://schemas.microsoft.com/office/drawing/2010/main" val="0"/>
@@ -25795,7 +25636,7 @@
                     </pic:cNvPicPr>
                   </pic:nvPicPr>
                   <pic:blipFill>
-                    <a:blip r:embed="rId131">
+                    <a:blip r:embed="rId125">
                       <a:extLst>
                         <a:ext uri="{28A0092B-C50C-407E-A947-70E740481C1C}">
                           <a14:useLocalDpi xmlns:a14="http://schemas.microsoft.com/office/drawing/2010/main" val="0"/>
@@ -25896,7 +25737,7 @@
                     </pic:cNvPicPr>
                   </pic:nvPicPr>
                   <pic:blipFill>
-                    <a:blip r:embed="rId132">
+                    <a:blip r:embed="rId126">
                       <a:extLst>
                         <a:ext uri="{28A0092B-C50C-407E-A947-70E740481C1C}">
                           <a14:useLocalDpi xmlns:a14="http://schemas.microsoft.com/office/drawing/2010/main" val="0"/>
@@ -26003,7 +25844,7 @@
                     </pic:cNvPicPr>
                   </pic:nvPicPr>
                   <pic:blipFill>
-                    <a:blip r:embed="rId133">
+                    <a:blip r:embed="rId127">
                       <a:extLst>
                         <a:ext uri="{28A0092B-C50C-407E-A947-70E740481C1C}">
                           <a14:useLocalDpi xmlns:a14="http://schemas.microsoft.com/office/drawing/2010/main" val="0"/>
@@ -26067,8 +25908,8 @@
       <w:pPr>
         <w:pStyle w:val="Titre2"/>
       </w:pPr>
-      <w:bookmarkStart w:id="81" w:name="_Toc441732737"/>
-      <w:bookmarkStart w:id="82" w:name="_Toc532824668"/>
+      <w:bookmarkStart w:id="79" w:name="_Toc441732737"/>
+      <w:bookmarkStart w:id="80" w:name="_Toc229055610"/>
       <w:r>
         <w:t xml:space="preserve">Plancher bas </w:t>
       </w:r>
@@ -26080,8 +25921,8 @@
       <w:r>
         <w:t xml:space="preserve"> sur terre-plein</w:t>
       </w:r>
-      <w:bookmarkEnd w:id="81"/>
-      <w:bookmarkEnd w:id="82"/>
+      <w:bookmarkEnd w:id="79"/>
+      <w:bookmarkEnd w:id="80"/>
     </w:p>
     <w:p>
       <w:r>
@@ -26116,7 +25957,7 @@
                     </pic:cNvPicPr>
                   </pic:nvPicPr>
                   <pic:blipFill>
-                    <a:blip r:embed="rId134">
+                    <a:blip r:embed="rId128">
                       <a:extLst>
                         <a:ext uri="{28A0092B-C50C-407E-A947-70E740481C1C}">
                           <a14:useLocalDpi xmlns:a14="http://schemas.microsoft.com/office/drawing/2010/main" val="0"/>
@@ -26182,7 +26023,7 @@
                     </pic:cNvPicPr>
                   </pic:nvPicPr>
                   <pic:blipFill>
-                    <a:blip r:embed="rId135">
+                    <a:blip r:embed="rId129">
                       <a:extLst>
                         <a:ext uri="{28A0092B-C50C-407E-A947-70E740481C1C}">
                           <a14:useLocalDpi xmlns:a14="http://schemas.microsoft.com/office/drawing/2010/main" val="0"/>
@@ -26274,13 +26115,13 @@
       <w:pPr>
         <w:pStyle w:val="Titre2"/>
       </w:pPr>
-      <w:bookmarkStart w:id="83" w:name="_Toc441732738"/>
-      <w:bookmarkStart w:id="84" w:name="_Toc532824669"/>
+      <w:bookmarkStart w:id="81" w:name="_Toc441732738"/>
+      <w:bookmarkStart w:id="82" w:name="_Toc229055611"/>
       <w:r>
         <w:t>Plancher bas sur vide sanitaire</w:t>
       </w:r>
-      <w:bookmarkEnd w:id="83"/>
-      <w:bookmarkEnd w:id="84"/>
+      <w:bookmarkEnd w:id="81"/>
+      <w:bookmarkEnd w:id="82"/>
     </w:p>
     <w:p>
       <w:r>
@@ -26337,7 +26178,7 @@
                           </pic:cNvPicPr>
                         </pic:nvPicPr>
                         <pic:blipFill>
-                          <a:blip r:embed="rId136">
+                          <a:blip r:embed="rId130">
                             <a:extLst>
                               <a:ext uri="{28A0092B-C50C-407E-A947-70E740481C1C}">
                                 <a14:useLocalDpi xmlns:a14="http://schemas.microsoft.com/office/drawing/2010/main" val="0"/>
@@ -26401,7 +26242,7 @@
                           </pic:cNvPicPr>
                         </pic:nvPicPr>
                         <pic:blipFill>
-                          <a:blip r:embed="rId137">
+                          <a:blip r:embed="rId131">
                             <a:extLst>
                               <a:ext uri="{28A0092B-C50C-407E-A947-70E740481C1C}">
                                 <a14:useLocalDpi xmlns:a14="http://schemas.microsoft.com/office/drawing/2010/main" val="0"/>
@@ -26483,7 +26324,7 @@
                     </pic:cNvPicPr>
                   </pic:nvPicPr>
                   <pic:blipFill>
-                    <a:blip r:embed="rId138">
+                    <a:blip r:embed="rId132">
                       <a:extLst>
                         <a:ext uri="{28A0092B-C50C-407E-A947-70E740481C1C}">
                           <a14:useLocalDpi xmlns:a14="http://schemas.microsoft.com/office/drawing/2010/main" val="0"/>
@@ -26572,13 +26413,13 @@
       <w:pPr>
         <w:pStyle w:val="Titre2"/>
       </w:pPr>
-      <w:bookmarkStart w:id="85" w:name="_Toc441732739"/>
-      <w:bookmarkStart w:id="86" w:name="_Toc532824670"/>
+      <w:bookmarkStart w:id="83" w:name="_Toc441732739"/>
+      <w:bookmarkStart w:id="84" w:name="_Toc229055612"/>
       <w:r>
         <w:t>Plancher bas en sous-sol</w:t>
       </w:r>
-      <w:bookmarkEnd w:id="85"/>
-      <w:bookmarkEnd w:id="86"/>
+      <w:bookmarkEnd w:id="83"/>
+      <w:bookmarkEnd w:id="84"/>
     </w:p>
     <w:p>
       <w:r>
@@ -26613,7 +26454,7 @@
                     </pic:cNvPicPr>
                   </pic:nvPicPr>
                   <pic:blipFill>
-                    <a:blip r:embed="rId139">
+                    <a:blip r:embed="rId133">
                       <a:extLst>
                         <a:ext uri="{28A0092B-C50C-407E-A947-70E740481C1C}">
                           <a14:useLocalDpi xmlns:a14="http://schemas.microsoft.com/office/drawing/2010/main" val="0"/>
@@ -26679,7 +26520,7 @@
                     </pic:cNvPicPr>
                   </pic:nvPicPr>
                   <pic:blipFill>
-                    <a:blip r:embed="rId140">
+                    <a:blip r:embed="rId134">
                       <a:extLst>
                         <a:ext uri="{28A0092B-C50C-407E-A947-70E740481C1C}">
                           <a14:useLocalDpi xmlns:a14="http://schemas.microsoft.com/office/drawing/2010/main" val="0"/>
@@ -26794,7 +26635,7 @@
                           </pic:cNvPicPr>
                         </pic:nvPicPr>
                         <pic:blipFill>
-                          <a:blip r:embed="rId141">
+                          <a:blip r:embed="rId135">
                             <a:extLst>
                               <a:ext uri="{28A0092B-C50C-407E-A947-70E740481C1C}">
                                 <a14:useLocalDpi xmlns:a14="http://schemas.microsoft.com/office/drawing/2010/main" val="0"/>
@@ -26858,7 +26699,7 @@
                           </pic:cNvPicPr>
                         </pic:nvPicPr>
                         <pic:blipFill>
-                          <a:blip r:embed="rId142">
+                          <a:blip r:embed="rId136">
                             <a:extLst>
                               <a:ext uri="{28A0092B-C50C-407E-A947-70E740481C1C}">
                                 <a14:useLocalDpi xmlns:a14="http://schemas.microsoft.com/office/drawing/2010/main" val="0"/>
@@ -26933,7 +26774,7 @@
           <w:szCs w:val="26"/>
         </w:rPr>
       </w:pPr>
-      <w:bookmarkStart w:id="87" w:name="_Toc441732740"/>
+      <w:bookmarkStart w:id="85" w:name="_Toc441732740"/>
       <w:r>
         <w:br w:type="page"/>
       </w:r>
@@ -26942,13 +26783,13 @@
       <w:pPr>
         <w:pStyle w:val="Titre2"/>
       </w:pPr>
-      <w:bookmarkStart w:id="88" w:name="_Toc532824671"/>
+      <w:bookmarkStart w:id="86" w:name="_Toc229055613"/>
       <w:r>
         <w:lastRenderedPageBreak/>
         <w:t>Mur de refend</w:t>
       </w:r>
-      <w:bookmarkEnd w:id="87"/>
-      <w:bookmarkEnd w:id="88"/>
+      <w:bookmarkEnd w:id="85"/>
+      <w:bookmarkEnd w:id="86"/>
     </w:p>
     <w:p>
       <w:r>
@@ -26988,7 +26829,7 @@
                     </pic:cNvPicPr>
                   </pic:nvPicPr>
                   <pic:blipFill>
-                    <a:blip r:embed="rId143">
+                    <a:blip r:embed="rId137">
                       <a:extLst>
                         <a:ext uri="{28A0092B-C50C-407E-A947-70E740481C1C}">
                           <a14:useLocalDpi xmlns:a14="http://schemas.microsoft.com/office/drawing/2010/main" val="0"/>
@@ -27058,7 +26899,7 @@
                     </pic:cNvPicPr>
                   </pic:nvPicPr>
                   <pic:blipFill>
-                    <a:blip r:embed="rId144">
+                    <a:blip r:embed="rId138">
                       <a:extLst>
                         <a:ext uri="{28A0092B-C50C-407E-A947-70E740481C1C}">
                           <a14:useLocalDpi xmlns:a14="http://schemas.microsoft.com/office/drawing/2010/main" val="0"/>
@@ -27141,7 +26982,7 @@
           <w:szCs w:val="26"/>
         </w:rPr>
       </w:pPr>
-      <w:bookmarkStart w:id="89" w:name="_Toc441732741"/>
+      <w:bookmarkStart w:id="87" w:name="_Toc441732741"/>
       <w:r>
         <w:br w:type="page"/>
       </w:r>
@@ -27150,13 +26991,13 @@
       <w:pPr>
         <w:pStyle w:val="Titre2"/>
       </w:pPr>
-      <w:bookmarkStart w:id="90" w:name="_Toc532824672"/>
+      <w:bookmarkStart w:id="88" w:name="_Toc229055614"/>
       <w:r>
         <w:lastRenderedPageBreak/>
         <w:t>Cadre de menuiserie</w:t>
       </w:r>
-      <w:bookmarkEnd w:id="89"/>
-      <w:bookmarkEnd w:id="90"/>
+      <w:bookmarkEnd w:id="87"/>
+      <w:bookmarkEnd w:id="88"/>
     </w:p>
     <w:p>
       <w:r>
@@ -27206,7 +27047,7 @@
                     </pic:cNvPicPr>
                   </pic:nvPicPr>
                   <pic:blipFill>
-                    <a:blip r:embed="rId145">
+                    <a:blip r:embed="rId139">
                       <a:extLst>
                         <a:ext uri="{28A0092B-C50C-407E-A947-70E740481C1C}">
                           <a14:useLocalDpi xmlns:a14="http://schemas.microsoft.com/office/drawing/2010/main" val="0"/>
@@ -27270,7 +27111,7 @@
                     </pic:cNvPicPr>
                   </pic:nvPicPr>
                   <pic:blipFill>
-                    <a:blip r:embed="rId146">
+                    <a:blip r:embed="rId140">
                       <a:extLst>
                         <a:ext uri="{28A0092B-C50C-407E-A947-70E740481C1C}">
                           <a14:useLocalDpi xmlns:a14="http://schemas.microsoft.com/office/drawing/2010/main" val="0"/>
@@ -27335,7 +27176,7 @@
                     </pic:cNvPicPr>
                   </pic:nvPicPr>
                   <pic:blipFill>
-                    <a:blip r:embed="rId147">
+                    <a:blip r:embed="rId141">
                       <a:extLst>
                         <a:ext uri="{28A0092B-C50C-407E-A947-70E740481C1C}">
                           <a14:useLocalDpi xmlns:a14="http://schemas.microsoft.com/office/drawing/2010/main" val="0"/>
@@ -27502,14 +27343,14 @@
       <w:pPr>
         <w:pStyle w:val="Titre2"/>
       </w:pPr>
-      <w:bookmarkStart w:id="91" w:name="_Toc441732742"/>
-      <w:bookmarkStart w:id="92" w:name="_Toc532824673"/>
+      <w:bookmarkStart w:id="89" w:name="_Toc441732742"/>
+      <w:bookmarkStart w:id="90" w:name="_Toc229055615"/>
       <w:r>
         <w:lastRenderedPageBreak/>
         <w:t>Jonction vitrage – menuiserie</w:t>
       </w:r>
-      <w:bookmarkEnd w:id="91"/>
-      <w:bookmarkEnd w:id="92"/>
+      <w:bookmarkEnd w:id="89"/>
+      <w:bookmarkEnd w:id="90"/>
     </w:p>
     <w:p>
       <w:r>
@@ -27543,7 +27384,7 @@
                     </pic:cNvPicPr>
                   </pic:nvPicPr>
                   <pic:blipFill>
-                    <a:blip r:embed="rId148">
+                    <a:blip r:embed="rId142">
                       <a:extLst>
                         <a:ext uri="{28A0092B-C50C-407E-A947-70E740481C1C}">
                           <a14:useLocalDpi xmlns:a14="http://schemas.microsoft.com/office/drawing/2010/main" val="0"/>
@@ -27633,7 +27474,7 @@
                     </pic:cNvPicPr>
                   </pic:nvPicPr>
                   <pic:blipFill>
-                    <a:blip r:embed="rId149">
+                    <a:blip r:embed="rId143">
                       <a:extLst>
                         <a:ext uri="{28A0092B-C50C-407E-A947-70E740481C1C}">
                           <a14:useLocalDpi xmlns:a14="http://schemas.microsoft.com/office/drawing/2010/main" val="0"/>
@@ -27721,7 +27562,7 @@
                     </pic:cNvPicPr>
                   </pic:nvPicPr>
                   <pic:blipFill>
-                    <a:blip r:embed="rId150">
+                    <a:blip r:embed="rId144">
                       <a:extLst>
                         <a:ext uri="{28A0092B-C50C-407E-A947-70E740481C1C}">
                           <a14:useLocalDpi xmlns:a14="http://schemas.microsoft.com/office/drawing/2010/main" val="0"/>
@@ -27765,7 +27606,7 @@
           <w:szCs w:val="26"/>
         </w:rPr>
       </w:pPr>
-      <w:bookmarkStart w:id="93" w:name="_Toc441732743"/>
+      <w:bookmarkStart w:id="91" w:name="_Toc441732743"/>
       <w:r>
         <w:br w:type="page"/>
       </w:r>
@@ -27774,13 +27615,13 @@
       <w:pPr>
         <w:pStyle w:val="Titre2"/>
       </w:pPr>
-      <w:bookmarkStart w:id="94" w:name="_Toc532824674"/>
+      <w:bookmarkStart w:id="92" w:name="_Toc229055616"/>
       <w:r>
         <w:lastRenderedPageBreak/>
         <w:t>Mise en œuvre de menuiseries</w:t>
       </w:r>
-      <w:bookmarkEnd w:id="93"/>
-      <w:bookmarkEnd w:id="94"/>
+      <w:bookmarkEnd w:id="91"/>
+      <w:bookmarkEnd w:id="92"/>
     </w:p>
     <w:p>
       <w:r>
@@ -27814,7 +27655,7 @@
                     </pic:cNvPicPr>
                   </pic:nvPicPr>
                   <pic:blipFill>
-                    <a:blip r:embed="rId151">
+                    <a:blip r:embed="rId145">
                       <a:extLst>
                         <a:ext uri="{28A0092B-C50C-407E-A947-70E740481C1C}">
                           <a14:useLocalDpi xmlns:a14="http://schemas.microsoft.com/office/drawing/2010/main" val="0"/>
@@ -27878,7 +27719,7 @@
                     </pic:cNvPicPr>
                   </pic:nvPicPr>
                   <pic:blipFill>
-                    <a:blip r:embed="rId152">
+                    <a:blip r:embed="rId146">
                       <a:extLst>
                         <a:ext uri="{28A0092B-C50C-407E-A947-70E740481C1C}">
                           <a14:useLocalDpi xmlns:a14="http://schemas.microsoft.com/office/drawing/2010/main" val="0"/>
@@ -27966,7 +27807,7 @@
                     </pic:cNvPicPr>
                   </pic:nvPicPr>
                   <pic:blipFill>
-                    <a:blip r:embed="rId153">
+                    <a:blip r:embed="rId147">
                       <a:extLst>
                         <a:ext uri="{28A0092B-C50C-407E-A947-70E740481C1C}">
                           <a14:useLocalDpi xmlns:a14="http://schemas.microsoft.com/office/drawing/2010/main" val="0"/>
@@ -28002,11 +27843,11 @@
       <w:pPr>
         <w:pStyle w:val="Titre2"/>
       </w:pPr>
-      <w:bookmarkStart w:id="95" w:name="_Toc532824675"/>
+      <w:bookmarkStart w:id="93" w:name="_Toc229055617"/>
       <w:r>
         <w:t>Seuil de portes</w:t>
       </w:r>
-      <w:bookmarkEnd w:id="95"/>
+      <w:bookmarkEnd w:id="93"/>
     </w:p>
     <w:p>
       <w:r>
@@ -28051,11 +27892,11 @@
       <w:pPr>
         <w:pStyle w:val="Titre3"/>
       </w:pPr>
-      <w:bookmarkStart w:id="96" w:name="_Toc532824676"/>
+      <w:bookmarkStart w:id="94" w:name="_Toc229055618"/>
       <w:r>
         <w:t>Pont thermique au droit du seuil de porte</w:t>
       </w:r>
-      <w:bookmarkEnd w:id="96"/>
+      <w:bookmarkEnd w:id="94"/>
     </w:p>
     <w:p>
       <w:r>
@@ -28123,7 +27964,7 @@
                           </pic:cNvPicPr>
                         </pic:nvPicPr>
                         <pic:blipFill>
-                          <a:blip r:embed="rId154">
+                          <a:blip r:embed="rId148">
                             <a:extLst>
                               <a:ext uri="{28A0092B-C50C-407E-A947-70E740481C1C}">
                                 <a14:useLocalDpi xmlns:a14="http://schemas.microsoft.com/office/drawing/2010/main" val="0"/>
@@ -28187,7 +28028,7 @@
                           </pic:cNvPicPr>
                         </pic:nvPicPr>
                         <pic:blipFill>
-                          <a:blip r:embed="rId155">
+                          <a:blip r:embed="rId149">
                             <a:extLst>
                               <a:ext uri="{28A0092B-C50C-407E-A947-70E740481C1C}">
                                 <a14:useLocalDpi xmlns:a14="http://schemas.microsoft.com/office/drawing/2010/main" val="0"/>
@@ -28311,7 +28152,7 @@
                     </pic:cNvPicPr>
                   </pic:nvPicPr>
                   <pic:blipFill>
-                    <a:blip r:embed="rId156">
+                    <a:blip r:embed="rId150">
                       <a:extLst>
                         <a:ext uri="{28A0092B-C50C-407E-A947-70E740481C1C}">
                           <a14:useLocalDpi xmlns:a14="http://schemas.microsoft.com/office/drawing/2010/main" val="0"/>
@@ -28347,11 +28188,11 @@
       <w:pPr>
         <w:pStyle w:val="Titre3"/>
       </w:pPr>
-      <w:bookmarkStart w:id="97" w:name="_Toc532824677"/>
+      <w:bookmarkStart w:id="95" w:name="_Toc229055619"/>
       <w:r>
         <w:t>Pont thermique du plancher bas seul</w:t>
       </w:r>
-      <w:bookmarkEnd w:id="97"/>
+      <w:bookmarkEnd w:id="95"/>
     </w:p>
     <w:p>
       <w:r>
@@ -28409,7 +28250,7 @@
                           </pic:cNvPicPr>
                         </pic:nvPicPr>
                         <pic:blipFill>
-                          <a:blip r:embed="rId157">
+                          <a:blip r:embed="rId151">
                             <a:extLst>
                               <a:ext uri="{28A0092B-C50C-407E-A947-70E740481C1C}">
                                 <a14:useLocalDpi xmlns:a14="http://schemas.microsoft.com/office/drawing/2010/main" val="0"/>
@@ -28473,7 +28314,7 @@
                           </pic:cNvPicPr>
                         </pic:nvPicPr>
                         <pic:blipFill>
-                          <a:blip r:embed="rId158">
+                          <a:blip r:embed="rId152">
                             <a:extLst>
                               <a:ext uri="{28A0092B-C50C-407E-A947-70E740481C1C}">
                                 <a14:useLocalDpi xmlns:a14="http://schemas.microsoft.com/office/drawing/2010/main" val="0"/>
@@ -28586,7 +28427,7 @@
                     </pic:cNvPicPr>
                   </pic:nvPicPr>
                   <pic:blipFill>
-                    <a:blip r:embed="rId159">
+                    <a:blip r:embed="rId153">
                       <a:extLst>
                         <a:ext uri="{28A0092B-C50C-407E-A947-70E740481C1C}">
                           <a14:useLocalDpi xmlns:a14="http://schemas.microsoft.com/office/drawing/2010/main" val="0"/>
@@ -28622,11 +28463,11 @@
       <w:pPr>
         <w:pStyle w:val="Titre3"/>
       </w:pPr>
-      <w:bookmarkStart w:id="98" w:name="_Toc532824678"/>
+      <w:bookmarkStart w:id="96" w:name="_Toc229055620"/>
       <w:r>
         <w:t>Pont thermique additionnel du seuil de porte</w:t>
       </w:r>
-      <w:bookmarkEnd w:id="98"/>
+      <w:bookmarkEnd w:id="96"/>
     </w:p>
     <w:p>
       <w:pPr>
@@ -28804,22 +28645,22 @@
       <w:pPr>
         <w:pStyle w:val="Titre1"/>
       </w:pPr>
-      <w:bookmarkStart w:id="99" w:name="_Toc532824679"/>
+      <w:bookmarkStart w:id="97" w:name="_Toc229055621"/>
       <w:r>
         <w:lastRenderedPageBreak/>
         <w:t>Calculs connexes</w:t>
       </w:r>
-      <w:bookmarkEnd w:id="99"/>
+      <w:bookmarkEnd w:id="97"/>
     </w:p>
     <w:p>
       <w:pPr>
         <w:pStyle w:val="Titre2"/>
       </w:pPr>
-      <w:bookmarkStart w:id="100" w:name="_Toc532824680"/>
+      <w:bookmarkStart w:id="98" w:name="_Toc229055622"/>
       <w:r>
         <w:t>Conductivité thermique équivalente</w:t>
       </w:r>
-      <w:bookmarkEnd w:id="100"/>
+      <w:bookmarkEnd w:id="98"/>
     </w:p>
     <w:p>
       <w:proofErr w:type="spellStart"/>
@@ -28876,7 +28717,7 @@
                     </pic:cNvPicPr>
                   </pic:nvPicPr>
                   <pic:blipFill>
-                    <a:blip r:embed="rId160">
+                    <a:blip r:embed="rId154">
                       <a:extLst>
                         <a:ext uri="{28A0092B-C50C-407E-A947-70E740481C1C}">
                           <a14:useLocalDpi xmlns:a14="http://schemas.microsoft.com/office/drawing/2010/main" val="0"/>
@@ -29045,10 +28886,10 @@
           <w:lang w:eastAsia="fr-FR"/>
         </w:rPr>
         <w:drawing>
-          <wp:inline distT="0" distB="0" distL="0" distR="0" wp14:anchorId="4F2A7AE1" wp14:editId="5EAA5ECD">
-            <wp:extent cx="3760013" cy="1007439"/>
-            <wp:effectExtent l="0" t="0" r="0" b="2540"/>
-            <wp:docPr id="259" name="Image 259" descr="C:\Users\CLMENT~1\AppData\Local\Temp\x10sctmp1.png"/>
+          <wp:inline distT="0" distB="0" distL="0" distR="0" wp14:anchorId="754BE007" wp14:editId="62C88317">
+            <wp:extent cx="3484418" cy="1322055"/>
+            <wp:effectExtent l="0" t="0" r="1905" b="0"/>
+            <wp:docPr id="359392870" name="Image 1"/>
             <wp:cNvGraphicFramePr>
               <a:graphicFrameLocks xmlns:a="http://schemas.openxmlformats.org/drawingml/2006/main" noChangeAspect="1"/>
             </wp:cNvGraphicFramePr>
@@ -29056,36 +28897,23 @@
               <a:graphicData uri="http://schemas.openxmlformats.org/drawingml/2006/picture">
                 <pic:pic xmlns:pic="http://schemas.openxmlformats.org/drawingml/2006/picture">
                   <pic:nvPicPr>
-                    <pic:cNvPr id="0" name="Picture 5" descr="C:\Users\CLMENT~1\AppData\Local\Temp\x10sctmp1.png"/>
-                    <pic:cNvPicPr>
-                      <a:picLocks noChangeAspect="1" noChangeArrowheads="1"/>
-                    </pic:cNvPicPr>
+                    <pic:cNvPr id="359392870" name=""/>
+                    <pic:cNvPicPr/>
                   </pic:nvPicPr>
                   <pic:blipFill>
-                    <a:blip r:embed="rId161">
-                      <a:extLst>
-                        <a:ext uri="{28A0092B-C50C-407E-A947-70E740481C1C}">
-                          <a14:useLocalDpi xmlns:a14="http://schemas.microsoft.com/office/drawing/2010/main" val="0"/>
-                        </a:ext>
-                      </a:extLst>
-                    </a:blip>
-                    <a:srcRect/>
+                    <a:blip r:embed="rId155"/>
                     <a:stretch>
                       <a:fillRect/>
                     </a:stretch>
                   </pic:blipFill>
-                  <pic:spPr bwMode="auto">
+                  <pic:spPr>
                     <a:xfrm>
                       <a:off x="0" y="0"/>
-                      <a:ext cx="3810639" cy="1021003"/>
+                      <a:ext cx="3501112" cy="1328389"/>
                     </a:xfrm>
                     <a:prstGeom prst="rect">
                       <a:avLst/>
                     </a:prstGeom>
-                    <a:noFill/>
-                    <a:ln>
-                      <a:noFill/>
-                    </a:ln>
                   </pic:spPr>
                 </pic:pic>
               </a:graphicData>
@@ -29144,7 +28972,7 @@
                     </pic:cNvPicPr>
                   </pic:nvPicPr>
                   <pic:blipFill>
-                    <a:blip r:embed="rId162">
+                    <a:blip r:embed="rId156">
                       <a:extLst>
                         <a:ext uri="{28A0092B-C50C-407E-A947-70E740481C1C}">
                           <a14:useLocalDpi xmlns:a14="http://schemas.microsoft.com/office/drawing/2010/main" val="0"/>
@@ -29225,7 +29053,7 @@
                     </pic:cNvPicPr>
                   </pic:nvPicPr>
                   <pic:blipFill>
-                    <a:blip r:embed="rId163">
+                    <a:blip r:embed="rId157">
                       <a:extLst>
                         <a:ext uri="{28A0092B-C50C-407E-A947-70E740481C1C}">
                           <a14:useLocalDpi xmlns:a14="http://schemas.microsoft.com/office/drawing/2010/main" val="0"/>
@@ -29287,11 +29115,11 @@
       <w:pPr>
         <w:pStyle w:val="Titre2"/>
       </w:pPr>
-      <w:bookmarkStart w:id="101" w:name="_Toc532824681"/>
+      <w:bookmarkStart w:id="99" w:name="_Toc229055623"/>
       <w:r>
         <w:t>Flux de chaleur</w:t>
       </w:r>
-      <w:bookmarkEnd w:id="101"/>
+      <w:bookmarkEnd w:id="99"/>
     </w:p>
     <w:p>
       <w:proofErr w:type="spellStart"/>
@@ -29365,7 +29193,7 @@
                     </pic:cNvPicPr>
                   </pic:nvPicPr>
                   <pic:blipFill>
-                    <a:blip r:embed="rId164">
+                    <a:blip r:embed="rId158">
                       <a:extLst>
                         <a:ext uri="{28A0092B-C50C-407E-A947-70E740481C1C}">
                           <a14:useLocalDpi xmlns:a14="http://schemas.microsoft.com/office/drawing/2010/main" val="0"/>
@@ -29404,14 +29232,14 @@
           <w:lang w:eastAsia="fr-FR"/>
         </w:rPr>
       </w:pPr>
-      <w:bookmarkStart w:id="102" w:name="_Toc532824682"/>
+      <w:bookmarkStart w:id="100" w:name="_Toc229055624"/>
       <w:r>
         <w:rPr>
           <w:lang w:eastAsia="fr-FR"/>
         </w:rPr>
         <w:t>Transmission thermique</w:t>
       </w:r>
-      <w:bookmarkEnd w:id="102"/>
+      <w:bookmarkEnd w:id="100"/>
     </w:p>
     <w:p>
       <w:pPr>
@@ -29508,10 +29336,10 @@
           <w:lang w:eastAsia="fr-FR"/>
         </w:rPr>
         <w:drawing>
-          <wp:inline distT="0" distB="0" distL="0" distR="0" wp14:anchorId="7D37F250" wp14:editId="0BF9EF41">
-            <wp:extent cx="3101645" cy="1142889"/>
-            <wp:effectExtent l="0" t="0" r="3810" b="635"/>
-            <wp:docPr id="284" name="Image 284" descr="C:\Users\CLMENT~1\AppData\Local\Temp\x10sctmp6.png"/>
+          <wp:inline distT="0" distB="0" distL="0" distR="0" wp14:anchorId="3DC04E48" wp14:editId="24378374">
+            <wp:extent cx="3325091" cy="1512589"/>
+            <wp:effectExtent l="0" t="0" r="8890" b="0"/>
+            <wp:docPr id="1127537274" name="Image 1"/>
             <wp:cNvGraphicFramePr>
               <a:graphicFrameLocks xmlns:a="http://schemas.openxmlformats.org/drawingml/2006/main" noChangeAspect="1"/>
             </wp:cNvGraphicFramePr>
@@ -29519,36 +29347,23 @@
               <a:graphicData uri="http://schemas.openxmlformats.org/drawingml/2006/picture">
                 <pic:pic xmlns:pic="http://schemas.openxmlformats.org/drawingml/2006/picture">
                   <pic:nvPicPr>
-                    <pic:cNvPr id="0" name="Picture 13" descr="C:\Users\CLMENT~1\AppData\Local\Temp\x10sctmp6.png"/>
-                    <pic:cNvPicPr>
-                      <a:picLocks noChangeAspect="1" noChangeArrowheads="1"/>
-                    </pic:cNvPicPr>
+                    <pic:cNvPr id="1127537274" name=""/>
+                    <pic:cNvPicPr/>
                   </pic:nvPicPr>
                   <pic:blipFill>
-                    <a:blip r:embed="rId165">
-                      <a:extLst>
-                        <a:ext uri="{28A0092B-C50C-407E-A947-70E740481C1C}">
-                          <a14:useLocalDpi xmlns:a14="http://schemas.microsoft.com/office/drawing/2010/main" val="0"/>
-                        </a:ext>
-                      </a:extLst>
-                    </a:blip>
-                    <a:srcRect/>
+                    <a:blip r:embed="rId159"/>
                     <a:stretch>
                       <a:fillRect/>
                     </a:stretch>
                   </pic:blipFill>
-                  <pic:spPr bwMode="auto">
+                  <pic:spPr>
                     <a:xfrm>
                       <a:off x="0" y="0"/>
-                      <a:ext cx="3146078" cy="1159262"/>
+                      <a:ext cx="3341373" cy="1519996"/>
                     </a:xfrm>
                     <a:prstGeom prst="rect">
                       <a:avLst/>
                     </a:prstGeom>
-                    <a:noFill/>
-                    <a:ln>
-                      <a:noFill/>
-                    </a:ln>
                   </pic:spPr>
                 </pic:pic>
               </a:graphicData>
@@ -29614,7 +29429,7 @@
                     </pic:cNvPicPr>
                   </pic:nvPicPr>
                   <pic:blipFill>
-                    <a:blip r:embed="rId166">
+                    <a:blip r:embed="rId160">
                       <a:extLst>
                         <a:ext uri="{28A0092B-C50C-407E-A947-70E740481C1C}">
                           <a14:useLocalDpi xmlns:a14="http://schemas.microsoft.com/office/drawing/2010/main" val="0"/>
@@ -29679,25 +29494,42 @@
     </w:p>
     <w:p>
       <w:pPr>
+        <w:jc w:val="left"/>
         <w:rPr>
           <w:lang w:eastAsia="fr-FR"/>
         </w:rPr>
       </w:pPr>
-    </w:p>
-    <w:p>
-      <w:pPr>
+      <w:r>
         <w:rPr>
           <w:lang w:eastAsia="fr-FR"/>
         </w:rPr>
+        <w:br w:type="page"/>
+      </w:r>
+    </w:p>
+    <w:p>
+      <w:pPr>
+        <w:rPr>
+          <w:lang w:eastAsia="fr-FR"/>
+        </w:rPr>
+      </w:pPr>
+    </w:p>
+    <w:p>
+      <w:pPr>
+        <w:rPr>
+          <w:lang w:eastAsia="fr-FR"/>
+        </w:rPr>
+      </w:pPr>
+    </w:p>
+    <w:p>
+      <w:pPr>
+        <w:rPr>
+          <w:lang w:eastAsia="fr-FR"/>
+        </w:rPr>
       </w:pPr>
     </w:p>
     <w:p/>
     <w:p>
       <w:r>
-        <w:br w:type="page"/>
-      </w:r>
-      <w:r>
-        <w:lastRenderedPageBreak/>
         <w:br w:type="page"/>
       </w:r>
     </w:p>
@@ -29712,7 +29544,7 @@
         </w:rPr>
         <w:lastRenderedPageBreak/>
         <w:drawing>
-          <wp:anchor distT="0" distB="0" distL="114300" distR="114300" simplePos="0" relativeHeight="251735552" behindDoc="1" locked="0" layoutInCell="1" allowOverlap="1" wp14:anchorId="5BAB8838" wp14:editId="03D3EA6F">
+          <wp:anchor distT="0" distB="0" distL="114300" distR="114300" simplePos="0" relativeHeight="251670528" behindDoc="1" locked="0" layoutInCell="1" allowOverlap="1" wp14:anchorId="5BAB8838" wp14:editId="7187590C">
             <wp:simplePos x="0" y="0"/>
             <wp:positionH relativeFrom="column">
               <wp:posOffset>-603849</wp:posOffset>
@@ -29737,7 +29569,7 @@
                     </pic:cNvPicPr>
                   </pic:nvPicPr>
                   <pic:blipFill>
-                    <a:blip r:embed="rId167">
+                    <a:blip r:embed="rId161">
                       <a:extLst>
                         <a:ext uri="{28A0092B-C50C-407E-A947-70E740481C1C}">
                           <a14:useLocalDpi xmlns:a14="http://schemas.microsoft.com/office/drawing/2010/main" val="0"/>
@@ -29792,7 +29624,7 @@
         <mc:AlternateContent>
           <mc:Choice Requires="wps">
             <w:drawing>
-              <wp:anchor distT="0" distB="0" distL="114300" distR="114300" simplePos="0" relativeHeight="251709952" behindDoc="0" locked="0" layoutInCell="1" allowOverlap="1" wp14:anchorId="2E3A0A2B" wp14:editId="4A093A01">
+              <wp:anchor distT="0" distB="0" distL="114300" distR="114300" simplePos="0" relativeHeight="251666432" behindDoc="0" locked="0" layoutInCell="1" allowOverlap="1" wp14:anchorId="2E3A0A2B" wp14:editId="1C9555C9">
                 <wp:simplePos x="0" y="0"/>
                 <wp:positionH relativeFrom="column">
                   <wp:posOffset>-447627</wp:posOffset>
@@ -29918,7 +29750,7 @@
           </mc:Choice>
           <mc:Fallback>
             <w:pict>
-              <v:shape w14:anchorId="2E3A0A2B" id="Zone de texte 277" o:spid="_x0000_s1030" type="#_x0000_t202" style="position:absolute;left:0;text-align:left;margin-left:-35.25pt;margin-top:407.95pt;width:594pt;height:76.5pt;z-index:251709952;visibility:visible;mso-wrap-style:square;mso-width-percent:0;mso-wrap-distance-left:9pt;mso-wrap-distance-top:0;mso-wrap-distance-right:9pt;mso-wrap-distance-bottom:0;mso-position-horizontal:absolute;mso-position-horizontal-relative:text;mso-position-vertical:absolute;mso-position-vertical-relative:text;mso-width-percent:0;mso-width-relative:margin;v-text-anchor:top" o:gfxdata="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" filled="f" stroked="f" strokeweight=".5pt">
+              <v:shape w14:anchorId="2E3A0A2B" id="Zone de texte 277" o:spid="_x0000_s1030" type="#_x0000_t202" style="position:absolute;left:0;text-align:left;margin-left:-35.25pt;margin-top:407.95pt;width:594pt;height:76.5pt;z-index:251666432;visibility:visible;mso-wrap-style:square;mso-width-percent:0;mso-wrap-distance-left:9pt;mso-wrap-distance-top:0;mso-wrap-distance-right:9pt;mso-wrap-distance-bottom:0;mso-position-horizontal:absolute;mso-position-horizontal-relative:text;mso-position-vertical:absolute;mso-position-vertical-relative:text;mso-width-percent:0;mso-width-relative:margin;v-text-anchor:top" o:gfxdata="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" filled="f" stroked="f" strokeweight=".5pt">
                 <v:textbox>
                   <w:txbxContent>
                     <w:p>
@@ -29990,7 +29822,7 @@
       </w:r>
     </w:p>
     <w:sectPr>
-      <w:footerReference w:type="default" r:id="rId168"/>
+      <w:footerReference w:type="default" r:id="rId162"/>
       <w:pgSz w:w="11906" w:h="16838"/>
       <w:pgMar w:top="720" w:right="720" w:bottom="720" w:left="720" w:header="284" w:footer="284" w:gutter="0"/>
       <w:cols w:space="708"/>
